--- a/meta_agents/search_v2/outputs/Main_Text_Tables_Figures.docx
+++ b/meta_agents/search_v2/outputs/Main_Text_Tables_Figures.docx
@@ -5780,7 +5780,7 @@
           <w:sz w:val="18"/>
           <w:szCs w:val="18"/>
         </w:rPr>
-        <w:t xml:space="preserve">Random-effects meta-analysis (Paule-Mandel/REML τ² with Hartung-Knapp-Sidik-Jonkman confidence interval); no fixed-effect model was used. k = number of estimates pooled in the all-included (sensitivity) analysis; I² and Cochran's Q p-value describe that pool. The main analysis uses one estimate per registry family to remove non-independence; the very high I² reflects overlapping registry data rather than genuine between-study heterogeneity (see Supplementary Table 8 and the GRADE framework).</w:t>
+        <w:t xml:space="preserve">Primary result = the main-analysis IRR, a single representative estimate per registry family (no pooling, so no k / I² / heterogeneity test apply to it). The sensitivity analysis pools every overlapping registry estimate for the cell with a random-effects model (Paule-Mandel/REML τ², Hartung-Knapp-Sidik-Jonkman CI); the No. of estimates, I², and Cochran's Q p-value below describe THAT pool. Because those estimates repeatedly include the same nested registries (SEER ⊂ NAACCR ⊂ USCS), they are not independent — hence the very high I² / small Q p is a non-independence artifact, not genuine between-study heterogeneity (Supplementary Table 8; GRADE framework, Table 6). Concordance of the two columns indicates the direction is robust.</w:t>
       </w:r>
     </w:p>
     <w:tbl>
@@ -5796,13 +5796,13 @@
         </w:tblBorders>
       </w:tblPr>
       <w:tblGrid>
-        <w:gridCol w:w="3654"/>
-        <w:gridCol w:w="752"/>
-        <w:gridCol w:w="2042"/>
-        <w:gridCol w:w="2901"/>
-        <w:gridCol w:w="860"/>
-        <w:gridCol w:w="1075"/>
-        <w:gridCol w:w="3116"/>
+        <w:gridCol w:w="3423"/>
+        <w:gridCol w:w="2951"/>
+        <w:gridCol w:w="2951"/>
+        <w:gridCol w:w="1416"/>
+        <w:gridCol w:w="1770"/>
+        <w:gridCol w:w="826"/>
+        <w:gridCol w:w="1062"/>
       </w:tblGrid>
       <w:tr>
         <w:trPr>
@@ -5810,7 +5810,7 @@
         </w:trPr>
         <w:tc>
           <w:tcPr>
-            <w:tcW w:type="dxa" w:w="3654"/>
+            <w:tcW w:type="dxa" w:w="3423"/>
             <w:shd w:fill="E7EEF6" w:color="auto" w:val="clear"/>
             <w:tcMar>
               <w:top w:type="dxa" w:w="25"/>
@@ -5834,7 +5834,7 @@
         </w:tc>
         <w:tc>
           <w:tcPr>
-            <w:tcW w:type="dxa" w:w="752"/>
+            <w:tcW w:type="dxa" w:w="2951"/>
             <w:shd w:fill="E7EEF6" w:color="auto" w:val="clear"/>
             <w:tcMar>
               <w:top w:type="dxa" w:w="25"/>
@@ -5852,13 +5852,14 @@
                 <w:sz w:val="15"/>
                 <w:szCs w:val="15"/>
               </w:rPr>
-              <w:t xml:space="preserve">k</w:t>
-            </w:r>
-          </w:p>
-        </w:tc>
-        <w:tc>
-          <w:tcPr>
-            <w:tcW w:type="dxa" w:w="2042"/>
+              <w:t xml:space="preserve">Main IRR (95% CI)
+[primary, one-per-family]</w:t>
+            </w:r>
+          </w:p>
+        </w:tc>
+        <w:tc>
+          <w:tcPr>
+            <w:tcW w:type="dxa" w:w="2951"/>
             <w:shd w:fill="E7EEF6" w:color="auto" w:val="clear"/>
             <w:tcMar>
               <w:top w:type="dxa" w:w="25"/>
@@ -5876,13 +5877,14 @@
                 <w:sz w:val="15"/>
                 <w:szCs w:val="15"/>
               </w:rPr>
-              <w:t xml:space="preserve">Model</w:t>
-            </w:r>
-          </w:p>
-        </w:tc>
-        <w:tc>
-          <w:tcPr>
-            <w:tcW w:type="dxa" w:w="2901"/>
+              <w:t xml:space="preserve">Sensitivity IRR (95% CI)
+[all overlapping]</w:t>
+            </w:r>
+          </w:p>
+        </w:tc>
+        <w:tc>
+          <w:tcPr>
+            <w:tcW w:type="dxa" w:w="1416"/>
             <w:shd w:fill="E7EEF6" w:color="auto" w:val="clear"/>
             <w:tcMar>
               <w:top w:type="dxa" w:w="25"/>
@@ -5900,13 +5902,13 @@
                 <w:sz w:val="15"/>
                 <w:szCs w:val="15"/>
               </w:rPr>
-              <w:t xml:space="preserve">Pooled IRR (95% CI)</w:t>
-            </w:r>
-          </w:p>
-        </w:tc>
-        <w:tc>
-          <w:tcPr>
-            <w:tcW w:type="dxa" w:w="860"/>
+              <w:t xml:space="preserve">No. of estimates</w:t>
+            </w:r>
+          </w:p>
+        </w:tc>
+        <w:tc>
+          <w:tcPr>
+            <w:tcW w:type="dxa" w:w="1770"/>
             <w:shd w:fill="E7EEF6" w:color="auto" w:val="clear"/>
             <w:tcMar>
               <w:top w:type="dxa" w:w="25"/>
@@ -5924,13 +5926,13 @@
                 <w:sz w:val="15"/>
                 <w:szCs w:val="15"/>
               </w:rPr>
-              <w:t xml:space="preserve">I²</w:t>
-            </w:r>
-          </w:p>
-        </w:tc>
-        <w:tc>
-          <w:tcPr>
-            <w:tcW w:type="dxa" w:w="1075"/>
+              <w:t xml:space="preserve">Model</w:t>
+            </w:r>
+          </w:p>
+        </w:tc>
+        <w:tc>
+          <w:tcPr>
+            <w:tcW w:type="dxa" w:w="826"/>
             <w:shd w:fill="E7EEF6" w:color="auto" w:val="clear"/>
             <w:tcMar>
               <w:top w:type="dxa" w:w="25"/>
@@ -5948,13 +5950,13 @@
                 <w:sz w:val="15"/>
                 <w:szCs w:val="15"/>
               </w:rPr>
-              <w:t xml:space="preserve">Q p</w:t>
-            </w:r>
-          </w:p>
-        </w:tc>
-        <w:tc>
-          <w:tcPr>
-            <w:tcW w:type="dxa" w:w="3116"/>
+              <w:t xml:space="preserve">I²</w:t>
+            </w:r>
+          </w:p>
+        </w:tc>
+        <w:tc>
+          <w:tcPr>
+            <w:tcW w:type="dxa" w:w="1062"/>
             <w:shd w:fill="E7EEF6" w:color="auto" w:val="clear"/>
             <w:tcMar>
               <w:top w:type="dxa" w:w="25"/>
@@ -5972,7 +5974,7 @@
                 <w:sz w:val="15"/>
                 <w:szCs w:val="15"/>
               </w:rPr>
-              <w:t xml:space="preserve">Main IRR (one-per-family)</w:t>
+              <w:t xml:space="preserve">Q p</w:t>
             </w:r>
           </w:p>
         </w:tc>
@@ -5980,7 +5982,7 @@
       <w:tr>
         <w:tc>
           <w:tcPr>
-            <w:tcW w:type="dxa" w:w="3654"/>
+            <w:tcW w:type="dxa" w:w="3423"/>
             <w:tcMar>
               <w:top w:type="dxa" w:w="25"/>
               <w:left w:type="dxa" w:w="70"/>
@@ -6003,7 +6005,53 @@
         </w:tc>
         <w:tc>
           <w:tcPr>
-            <w:tcW w:type="dxa" w:w="752"/>
+            <w:tcW w:type="dxa" w:w="2951"/>
+            <w:tcMar>
+              <w:top w:type="dxa" w:w="25"/>
+              <w:left w:type="dxa" w:w="70"/>
+              <w:bottom w:type="dxa" w:w="25"/>
+              <w:right w:type="dxa" w:w="70"/>
+            </w:tcMar>
+          </w:tcPr>
+          <w:p>
+            <w:r>
+              <w:rPr>
+                <w:rFonts w:ascii="Malgun Gothic" w:cs="Malgun Gothic" w:eastAsia="Malgun Gothic" w:hAnsi="Malgun Gothic"/>
+                <w:b w:val="false"/>
+                <w:bCs w:val="false"/>
+                <w:sz w:val="15"/>
+                <w:szCs w:val="15"/>
+              </w:rPr>
+              <w:t xml:space="preserve">0.933 (0.92-0.946)</w:t>
+            </w:r>
+          </w:p>
+        </w:tc>
+        <w:tc>
+          <w:tcPr>
+            <w:tcW w:type="dxa" w:w="2951"/>
+            <w:tcMar>
+              <w:top w:type="dxa" w:w="25"/>
+              <w:left w:type="dxa" w:w="70"/>
+              <w:bottom w:type="dxa" w:w="25"/>
+              <w:right w:type="dxa" w:w="70"/>
+            </w:tcMar>
+          </w:tcPr>
+          <w:p>
+            <w:r>
+              <w:rPr>
+                <w:rFonts w:ascii="Malgun Gothic" w:cs="Malgun Gothic" w:eastAsia="Malgun Gothic" w:hAnsi="Malgun Gothic"/>
+                <w:b w:val="false"/>
+                <w:bCs w:val="false"/>
+                <w:sz w:val="15"/>
+                <w:szCs w:val="15"/>
+              </w:rPr>
+              <w:t xml:space="preserve">0.951 (0.936-0.965)</w:t>
+            </w:r>
+          </w:p>
+        </w:tc>
+        <w:tc>
+          <w:tcPr>
+            <w:tcW w:type="dxa" w:w="1416"/>
             <w:tcMar>
               <w:top w:type="dxa" w:w="25"/>
               <w:left w:type="dxa" w:w="70"/>
@@ -6026,7 +6074,7 @@
         </w:tc>
         <w:tc>
           <w:tcPr>
-            <w:tcW w:type="dxa" w:w="2042"/>
+            <w:tcW w:type="dxa" w:w="1770"/>
             <w:tcMar>
               <w:top w:type="dxa" w:w="25"/>
               <w:left w:type="dxa" w:w="70"/>
@@ -6049,30 +6097,7 @@
         </w:tc>
         <w:tc>
           <w:tcPr>
-            <w:tcW w:type="dxa" w:w="2901"/>
-            <w:tcMar>
-              <w:top w:type="dxa" w:w="25"/>
-              <w:left w:type="dxa" w:w="70"/>
-              <w:bottom w:type="dxa" w:w="25"/>
-              <w:right w:type="dxa" w:w="70"/>
-            </w:tcMar>
-          </w:tcPr>
-          <w:p>
-            <w:r>
-              <w:rPr>
-                <w:rFonts w:ascii="Malgun Gothic" w:cs="Malgun Gothic" w:eastAsia="Malgun Gothic" w:hAnsi="Malgun Gothic"/>
-                <w:b w:val="false"/>
-                <w:bCs w:val="false"/>
-                <w:sz w:val="15"/>
-                <w:szCs w:val="15"/>
-              </w:rPr>
-              <w:t xml:space="preserve">0.951 (0.936-0.965)</w:t>
-            </w:r>
-          </w:p>
-        </w:tc>
-        <w:tc>
-          <w:tcPr>
-            <w:tcW w:type="dxa" w:w="860"/>
+            <w:tcW w:type="dxa" w:w="826"/>
             <w:tcMar>
               <w:top w:type="dxa" w:w="25"/>
               <w:left w:type="dxa" w:w="70"/>
@@ -6095,7 +6120,7 @@
         </w:tc>
         <w:tc>
           <w:tcPr>
-            <w:tcW w:type="dxa" w:w="1075"/>
+            <w:tcW w:type="dxa" w:w="1062"/>
             <w:tcMar>
               <w:top w:type="dxa" w:w="25"/>
               <w:left w:type="dxa" w:w="70"/>
@@ -6113,29 +6138,6 @@
                 <w:szCs w:val="15"/>
               </w:rPr>
               <w:t xml:space="preserve">&lt;0.001</w:t>
-            </w:r>
-          </w:p>
-        </w:tc>
-        <w:tc>
-          <w:tcPr>
-            <w:tcW w:type="dxa" w:w="3116"/>
-            <w:tcMar>
-              <w:top w:type="dxa" w:w="25"/>
-              <w:left w:type="dxa" w:w="70"/>
-              <w:bottom w:type="dxa" w:w="25"/>
-              <w:right w:type="dxa" w:w="70"/>
-            </w:tcMar>
-          </w:tcPr>
-          <w:p>
-            <w:r>
-              <w:rPr>
-                <w:rFonts w:ascii="Malgun Gothic" w:cs="Malgun Gothic" w:eastAsia="Malgun Gothic" w:hAnsi="Malgun Gothic"/>
-                <w:b w:val="false"/>
-                <w:bCs w:val="false"/>
-                <w:sz w:val="15"/>
-                <w:szCs w:val="15"/>
-              </w:rPr>
-              <w:t xml:space="preserve">0.933 (0.92-0.946)</w:t>
             </w:r>
           </w:p>
         </w:tc>
@@ -6143,7 +6145,7 @@
       <w:tr>
         <w:tc>
           <w:tcPr>
-            <w:tcW w:type="dxa" w:w="3654"/>
+            <w:tcW w:type="dxa" w:w="3423"/>
             <w:tcMar>
               <w:top w:type="dxa" w:w="25"/>
               <w:left w:type="dxa" w:w="70"/>
@@ -6166,7 +6168,53 @@
         </w:tc>
         <w:tc>
           <w:tcPr>
-            <w:tcW w:type="dxa" w:w="752"/>
+            <w:tcW w:type="dxa" w:w="2951"/>
+            <w:tcMar>
+              <w:top w:type="dxa" w:w="25"/>
+              <w:left w:type="dxa" w:w="70"/>
+              <w:bottom w:type="dxa" w:w="25"/>
+              <w:right w:type="dxa" w:w="70"/>
+            </w:tcMar>
+          </w:tcPr>
+          <w:p>
+            <w:r>
+              <w:rPr>
+                <w:rFonts w:ascii="Malgun Gothic" w:cs="Malgun Gothic" w:eastAsia="Malgun Gothic" w:hAnsi="Malgun Gothic"/>
+                <w:b w:val="false"/>
+                <w:bCs w:val="false"/>
+                <w:sz w:val="15"/>
+                <w:szCs w:val="15"/>
+              </w:rPr>
+              <w:t xml:space="preserve">0.718 (0.706-0.73)</w:t>
+            </w:r>
+          </w:p>
+        </w:tc>
+        <w:tc>
+          <w:tcPr>
+            <w:tcW w:type="dxa" w:w="2951"/>
+            <w:tcMar>
+              <w:top w:type="dxa" w:w="25"/>
+              <w:left w:type="dxa" w:w="70"/>
+              <w:bottom w:type="dxa" w:w="25"/>
+              <w:right w:type="dxa" w:w="70"/>
+            </w:tcMar>
+          </w:tcPr>
+          <w:p>
+            <w:r>
+              <w:rPr>
+                <w:rFonts w:ascii="Malgun Gothic" w:cs="Malgun Gothic" w:eastAsia="Malgun Gothic" w:hAnsi="Malgun Gothic"/>
+                <w:b w:val="false"/>
+                <w:bCs w:val="false"/>
+                <w:sz w:val="15"/>
+                <w:szCs w:val="15"/>
+              </w:rPr>
+              <w:t xml:space="preserve">0.719 (0.675-0.765)</w:t>
+            </w:r>
+          </w:p>
+        </w:tc>
+        <w:tc>
+          <w:tcPr>
+            <w:tcW w:type="dxa" w:w="1416"/>
             <w:tcMar>
               <w:top w:type="dxa" w:w="25"/>
               <w:left w:type="dxa" w:w="70"/>
@@ -6189,7 +6237,7 @@
         </w:tc>
         <w:tc>
           <w:tcPr>
-            <w:tcW w:type="dxa" w:w="2042"/>
+            <w:tcW w:type="dxa" w:w="1770"/>
             <w:tcMar>
               <w:top w:type="dxa" w:w="25"/>
               <w:left w:type="dxa" w:w="70"/>
@@ -6212,30 +6260,7 @@
         </w:tc>
         <w:tc>
           <w:tcPr>
-            <w:tcW w:type="dxa" w:w="2901"/>
-            <w:tcMar>
-              <w:top w:type="dxa" w:w="25"/>
-              <w:left w:type="dxa" w:w="70"/>
-              <w:bottom w:type="dxa" w:w="25"/>
-              <w:right w:type="dxa" w:w="70"/>
-            </w:tcMar>
-          </w:tcPr>
-          <w:p>
-            <w:r>
-              <w:rPr>
-                <w:rFonts w:ascii="Malgun Gothic" w:cs="Malgun Gothic" w:eastAsia="Malgun Gothic" w:hAnsi="Malgun Gothic"/>
-                <w:b w:val="false"/>
-                <w:bCs w:val="false"/>
-                <w:sz w:val="15"/>
-                <w:szCs w:val="15"/>
-              </w:rPr>
-              <w:t xml:space="preserve">0.719 (0.675-0.765)</w:t>
-            </w:r>
-          </w:p>
-        </w:tc>
-        <w:tc>
-          <w:tcPr>
-            <w:tcW w:type="dxa" w:w="860"/>
+            <w:tcW w:type="dxa" w:w="826"/>
             <w:tcMar>
               <w:top w:type="dxa" w:w="25"/>
               <w:left w:type="dxa" w:w="70"/>
@@ -6258,7 +6283,7 @@
         </w:tc>
         <w:tc>
           <w:tcPr>
-            <w:tcW w:type="dxa" w:w="1075"/>
+            <w:tcW w:type="dxa" w:w="1062"/>
             <w:tcMar>
               <w:top w:type="dxa" w:w="25"/>
               <w:left w:type="dxa" w:w="70"/>
@@ -6276,29 +6301,6 @@
                 <w:szCs w:val="15"/>
               </w:rPr>
               <w:t xml:space="preserve">&lt;0.001</w:t>
-            </w:r>
-          </w:p>
-        </w:tc>
-        <w:tc>
-          <w:tcPr>
-            <w:tcW w:type="dxa" w:w="3116"/>
-            <w:tcMar>
-              <w:top w:type="dxa" w:w="25"/>
-              <w:left w:type="dxa" w:w="70"/>
-              <w:bottom w:type="dxa" w:w="25"/>
-              <w:right w:type="dxa" w:w="70"/>
-            </w:tcMar>
-          </w:tcPr>
-          <w:p>
-            <w:r>
-              <w:rPr>
-                <w:rFonts w:ascii="Malgun Gothic" w:cs="Malgun Gothic" w:eastAsia="Malgun Gothic" w:hAnsi="Malgun Gothic"/>
-                <w:b w:val="false"/>
-                <w:bCs w:val="false"/>
-                <w:sz w:val="15"/>
-                <w:szCs w:val="15"/>
-              </w:rPr>
-              <w:t xml:space="preserve">0.718 (0.706-0.73)</w:t>
             </w:r>
           </w:p>
         </w:tc>
@@ -6306,7 +6308,7 @@
       <w:tr>
         <w:tc>
           <w:tcPr>
-            <w:tcW w:type="dxa" w:w="3654"/>
+            <w:tcW w:type="dxa" w:w="3423"/>
             <w:tcMar>
               <w:top w:type="dxa" w:w="25"/>
               <w:left w:type="dxa" w:w="70"/>
@@ -6329,7 +6331,53 @@
         </w:tc>
         <w:tc>
           <w:tcPr>
-            <w:tcW w:type="dxa" w:w="752"/>
+            <w:tcW w:type="dxa" w:w="2951"/>
+            <w:tcMar>
+              <w:top w:type="dxa" w:w="25"/>
+              <w:left w:type="dxa" w:w="70"/>
+              <w:bottom w:type="dxa" w:w="25"/>
+              <w:right w:type="dxa" w:w="70"/>
+            </w:tcMar>
+          </w:tcPr>
+          <w:p>
+            <w:r>
+              <w:rPr>
+                <w:rFonts w:ascii="Malgun Gothic" w:cs="Malgun Gothic" w:eastAsia="Malgun Gothic" w:hAnsi="Malgun Gothic"/>
+                <w:b w:val="false"/>
+                <w:bCs w:val="false"/>
+                <w:sz w:val="15"/>
+                <w:szCs w:val="15"/>
+              </w:rPr>
+              <w:t xml:space="preserve">0.769 (0.751-0.787)</w:t>
+            </w:r>
+          </w:p>
+        </w:tc>
+        <w:tc>
+          <w:tcPr>
+            <w:tcW w:type="dxa" w:w="2951"/>
+            <w:tcMar>
+              <w:top w:type="dxa" w:w="25"/>
+              <w:left w:type="dxa" w:w="70"/>
+              <w:bottom w:type="dxa" w:w="25"/>
+              <w:right w:type="dxa" w:w="70"/>
+            </w:tcMar>
+          </w:tcPr>
+          <w:p>
+            <w:r>
+              <w:rPr>
+                <w:rFonts w:ascii="Malgun Gothic" w:cs="Malgun Gothic" w:eastAsia="Malgun Gothic" w:hAnsi="Malgun Gothic"/>
+                <w:b w:val="false"/>
+                <w:bCs w:val="false"/>
+                <w:sz w:val="15"/>
+                <w:szCs w:val="15"/>
+              </w:rPr>
+              <w:t xml:space="preserve">0.798 (0.724-0.878)</w:t>
+            </w:r>
+          </w:p>
+        </w:tc>
+        <w:tc>
+          <w:tcPr>
+            <w:tcW w:type="dxa" w:w="1416"/>
             <w:tcMar>
               <w:top w:type="dxa" w:w="25"/>
               <w:left w:type="dxa" w:w="70"/>
@@ -6352,7 +6400,7 @@
         </w:tc>
         <w:tc>
           <w:tcPr>
-            <w:tcW w:type="dxa" w:w="2042"/>
+            <w:tcW w:type="dxa" w:w="1770"/>
             <w:tcMar>
               <w:top w:type="dxa" w:w="25"/>
               <w:left w:type="dxa" w:w="70"/>
@@ -6375,30 +6423,7 @@
         </w:tc>
         <w:tc>
           <w:tcPr>
-            <w:tcW w:type="dxa" w:w="2901"/>
-            <w:tcMar>
-              <w:top w:type="dxa" w:w="25"/>
-              <w:left w:type="dxa" w:w="70"/>
-              <w:bottom w:type="dxa" w:w="25"/>
-              <w:right w:type="dxa" w:w="70"/>
-            </w:tcMar>
-          </w:tcPr>
-          <w:p>
-            <w:r>
-              <w:rPr>
-                <w:rFonts w:ascii="Malgun Gothic" w:cs="Malgun Gothic" w:eastAsia="Malgun Gothic" w:hAnsi="Malgun Gothic"/>
-                <w:b w:val="false"/>
-                <w:bCs w:val="false"/>
-                <w:sz w:val="15"/>
-                <w:szCs w:val="15"/>
-              </w:rPr>
-              <w:t xml:space="preserve">0.798 (0.724-0.878)</w:t>
-            </w:r>
-          </w:p>
-        </w:tc>
-        <w:tc>
-          <w:tcPr>
-            <w:tcW w:type="dxa" w:w="860"/>
+            <w:tcW w:type="dxa" w:w="826"/>
             <w:tcMar>
               <w:top w:type="dxa" w:w="25"/>
               <w:left w:type="dxa" w:w="70"/>
@@ -6421,7 +6446,7 @@
         </w:tc>
         <w:tc>
           <w:tcPr>
-            <w:tcW w:type="dxa" w:w="1075"/>
+            <w:tcW w:type="dxa" w:w="1062"/>
             <w:tcMar>
               <w:top w:type="dxa" w:w="25"/>
               <w:left w:type="dxa" w:w="70"/>
@@ -6439,29 +6464,6 @@
                 <w:szCs w:val="15"/>
               </w:rPr>
               <w:t xml:space="preserve">&lt;0.001</w:t>
-            </w:r>
-          </w:p>
-        </w:tc>
-        <w:tc>
-          <w:tcPr>
-            <w:tcW w:type="dxa" w:w="3116"/>
-            <w:tcMar>
-              <w:top w:type="dxa" w:w="25"/>
-              <w:left w:type="dxa" w:w="70"/>
-              <w:bottom w:type="dxa" w:w="25"/>
-              <w:right w:type="dxa" w:w="70"/>
-            </w:tcMar>
-          </w:tcPr>
-          <w:p>
-            <w:r>
-              <w:rPr>
-                <w:rFonts w:ascii="Malgun Gothic" w:cs="Malgun Gothic" w:eastAsia="Malgun Gothic" w:hAnsi="Malgun Gothic"/>
-                <w:b w:val="false"/>
-                <w:bCs w:val="false"/>
-                <w:sz w:val="15"/>
-                <w:szCs w:val="15"/>
-              </w:rPr>
-              <w:t xml:space="preserve">0.769 (0.751-0.787)</w:t>
             </w:r>
           </w:p>
         </w:tc>
@@ -6469,7 +6471,7 @@
       <w:tr>
         <w:tc>
           <w:tcPr>
-            <w:tcW w:type="dxa" w:w="3654"/>
+            <w:tcW w:type="dxa" w:w="3423"/>
             <w:tcMar>
               <w:top w:type="dxa" w:w="25"/>
               <w:left w:type="dxa" w:w="70"/>
@@ -6492,7 +6494,53 @@
         </w:tc>
         <w:tc>
           <w:tcPr>
-            <w:tcW w:type="dxa" w:w="752"/>
+            <w:tcW w:type="dxa" w:w="2951"/>
+            <w:tcMar>
+              <w:top w:type="dxa" w:w="25"/>
+              <w:left w:type="dxa" w:w="70"/>
+              <w:bottom w:type="dxa" w:w="25"/>
+              <w:right w:type="dxa" w:w="70"/>
+            </w:tcMar>
+          </w:tcPr>
+          <w:p>
+            <w:r>
+              <w:rPr>
+                <w:rFonts w:ascii="Malgun Gothic" w:cs="Malgun Gothic" w:eastAsia="Malgun Gothic" w:hAnsi="Malgun Gothic"/>
+                <w:b w:val="false"/>
+                <w:bCs w:val="false"/>
+                <w:sz w:val="15"/>
+                <w:szCs w:val="15"/>
+              </w:rPr>
+              <w:t xml:space="preserve">0.56 (0.55-0.57)</w:t>
+            </w:r>
+          </w:p>
+        </w:tc>
+        <w:tc>
+          <w:tcPr>
+            <w:tcW w:type="dxa" w:w="2951"/>
+            <w:tcMar>
+              <w:top w:type="dxa" w:w="25"/>
+              <w:left w:type="dxa" w:w="70"/>
+              <w:bottom w:type="dxa" w:w="25"/>
+              <w:right w:type="dxa" w:w="70"/>
+            </w:tcMar>
+          </w:tcPr>
+          <w:p>
+            <w:r>
+              <w:rPr>
+                <w:rFonts w:ascii="Malgun Gothic" w:cs="Malgun Gothic" w:eastAsia="Malgun Gothic" w:hAnsi="Malgun Gothic"/>
+                <w:b w:val="false"/>
+                <w:bCs w:val="false"/>
+                <w:sz w:val="15"/>
+                <w:szCs w:val="15"/>
+              </w:rPr>
+              <w:t xml:space="preserve">0.695 (0.603-0.802)</w:t>
+            </w:r>
+          </w:p>
+        </w:tc>
+        <w:tc>
+          <w:tcPr>
+            <w:tcW w:type="dxa" w:w="1416"/>
             <w:tcMar>
               <w:top w:type="dxa" w:w="25"/>
               <w:left w:type="dxa" w:w="70"/>
@@ -6515,7 +6563,7 @@
         </w:tc>
         <w:tc>
           <w:tcPr>
-            <w:tcW w:type="dxa" w:w="2042"/>
+            <w:tcW w:type="dxa" w:w="1770"/>
             <w:tcMar>
               <w:top w:type="dxa" w:w="25"/>
               <w:left w:type="dxa" w:w="70"/>
@@ -6538,30 +6586,7 @@
         </w:tc>
         <w:tc>
           <w:tcPr>
-            <w:tcW w:type="dxa" w:w="2901"/>
-            <w:tcMar>
-              <w:top w:type="dxa" w:w="25"/>
-              <w:left w:type="dxa" w:w="70"/>
-              <w:bottom w:type="dxa" w:w="25"/>
-              <w:right w:type="dxa" w:w="70"/>
-            </w:tcMar>
-          </w:tcPr>
-          <w:p>
-            <w:r>
-              <w:rPr>
-                <w:rFonts w:ascii="Malgun Gothic" w:cs="Malgun Gothic" w:eastAsia="Malgun Gothic" w:hAnsi="Malgun Gothic"/>
-                <w:b w:val="false"/>
-                <w:bCs w:val="false"/>
-                <w:sz w:val="15"/>
-                <w:szCs w:val="15"/>
-              </w:rPr>
-              <w:t xml:space="preserve">0.695 (0.603-0.802)</w:t>
-            </w:r>
-          </w:p>
-        </w:tc>
-        <w:tc>
-          <w:tcPr>
-            <w:tcW w:type="dxa" w:w="860"/>
+            <w:tcW w:type="dxa" w:w="826"/>
             <w:tcMar>
               <w:top w:type="dxa" w:w="25"/>
               <w:left w:type="dxa" w:w="70"/>
@@ -6584,7 +6609,7 @@
         </w:tc>
         <w:tc>
           <w:tcPr>
-            <w:tcW w:type="dxa" w:w="1075"/>
+            <w:tcW w:type="dxa" w:w="1062"/>
             <w:tcMar>
               <w:top w:type="dxa" w:w="25"/>
               <w:left w:type="dxa" w:w="70"/>
@@ -6602,29 +6627,6 @@
                 <w:szCs w:val="15"/>
               </w:rPr>
               <w:t xml:space="preserve">&lt;0.001</w:t>
-            </w:r>
-          </w:p>
-        </w:tc>
-        <w:tc>
-          <w:tcPr>
-            <w:tcW w:type="dxa" w:w="3116"/>
-            <w:tcMar>
-              <w:top w:type="dxa" w:w="25"/>
-              <w:left w:type="dxa" w:w="70"/>
-              <w:bottom w:type="dxa" w:w="25"/>
-              <w:right w:type="dxa" w:w="70"/>
-            </w:tcMar>
-          </w:tcPr>
-          <w:p>
-            <w:r>
-              <w:rPr>
-                <w:rFonts w:ascii="Malgun Gothic" w:cs="Malgun Gothic" w:eastAsia="Malgun Gothic" w:hAnsi="Malgun Gothic"/>
-                <w:b w:val="false"/>
-                <w:bCs w:val="false"/>
-                <w:sz w:val="15"/>
-                <w:szCs w:val="15"/>
-              </w:rPr>
-              <w:t xml:space="preserve">0.56 (0.55-0.57)</w:t>
             </w:r>
           </w:p>
         </w:tc>
@@ -6632,7 +6634,7 @@
       <w:tr>
         <w:tc>
           <w:tcPr>
-            <w:tcW w:type="dxa" w:w="3654"/>
+            <w:tcW w:type="dxa" w:w="3423"/>
             <w:tcMar>
               <w:top w:type="dxa" w:w="25"/>
               <w:left w:type="dxa" w:w="70"/>
@@ -6655,7 +6657,53 @@
         </w:tc>
         <w:tc>
           <w:tcPr>
-            <w:tcW w:type="dxa" w:w="752"/>
+            <w:tcW w:type="dxa" w:w="2951"/>
+            <w:tcMar>
+              <w:top w:type="dxa" w:w="25"/>
+              <w:left w:type="dxa" w:w="70"/>
+              <w:bottom w:type="dxa" w:w="25"/>
+              <w:right w:type="dxa" w:w="70"/>
+            </w:tcMar>
+          </w:tcPr>
+          <w:p>
+            <w:r>
+              <w:rPr>
+                <w:rFonts w:ascii="Malgun Gothic" w:cs="Malgun Gothic" w:eastAsia="Malgun Gothic" w:hAnsi="Malgun Gothic"/>
+                <w:b w:val="false"/>
+                <w:bCs w:val="false"/>
+                <w:sz w:val="15"/>
+                <w:szCs w:val="15"/>
+              </w:rPr>
+              <w:t xml:space="preserve">1.95 (1.925-1.975)</w:t>
+            </w:r>
+          </w:p>
+        </w:tc>
+        <w:tc>
+          <w:tcPr>
+            <w:tcW w:type="dxa" w:w="2951"/>
+            <w:tcMar>
+              <w:top w:type="dxa" w:w="25"/>
+              <w:left w:type="dxa" w:w="70"/>
+              <w:bottom w:type="dxa" w:w="25"/>
+              <w:right w:type="dxa" w:w="70"/>
+            </w:tcMar>
+          </w:tcPr>
+          <w:p>
+            <w:r>
+              <w:rPr>
+                <w:rFonts w:ascii="Malgun Gothic" w:cs="Malgun Gothic" w:eastAsia="Malgun Gothic" w:hAnsi="Malgun Gothic"/>
+                <w:b w:val="false"/>
+                <w:bCs w:val="false"/>
+                <w:sz w:val="15"/>
+                <w:szCs w:val="15"/>
+              </w:rPr>
+              <w:t xml:space="preserve">1.968 (1.815-2.134)</w:t>
+            </w:r>
+          </w:p>
+        </w:tc>
+        <w:tc>
+          <w:tcPr>
+            <w:tcW w:type="dxa" w:w="1416"/>
             <w:tcMar>
               <w:top w:type="dxa" w:w="25"/>
               <w:left w:type="dxa" w:w="70"/>
@@ -6678,7 +6726,7 @@
         </w:tc>
         <w:tc>
           <w:tcPr>
-            <w:tcW w:type="dxa" w:w="2042"/>
+            <w:tcW w:type="dxa" w:w="1770"/>
             <w:tcMar>
               <w:top w:type="dxa" w:w="25"/>
               <w:left w:type="dxa" w:w="70"/>
@@ -6701,30 +6749,7 @@
         </w:tc>
         <w:tc>
           <w:tcPr>
-            <w:tcW w:type="dxa" w:w="2901"/>
-            <w:tcMar>
-              <w:top w:type="dxa" w:w="25"/>
-              <w:left w:type="dxa" w:w="70"/>
-              <w:bottom w:type="dxa" w:w="25"/>
-              <w:right w:type="dxa" w:w="70"/>
-            </w:tcMar>
-          </w:tcPr>
-          <w:p>
-            <w:r>
-              <w:rPr>
-                <w:rFonts w:ascii="Malgun Gothic" w:cs="Malgun Gothic" w:eastAsia="Malgun Gothic" w:hAnsi="Malgun Gothic"/>
-                <w:b w:val="false"/>
-                <w:bCs w:val="false"/>
-                <w:sz w:val="15"/>
-                <w:szCs w:val="15"/>
-              </w:rPr>
-              <w:t xml:space="preserve">1.968 (1.815-2.134)</w:t>
-            </w:r>
-          </w:p>
-        </w:tc>
-        <w:tc>
-          <w:tcPr>
-            <w:tcW w:type="dxa" w:w="860"/>
+            <w:tcW w:type="dxa" w:w="826"/>
             <w:tcMar>
               <w:top w:type="dxa" w:w="25"/>
               <w:left w:type="dxa" w:w="70"/>
@@ -6747,7 +6772,7 @@
         </w:tc>
         <w:tc>
           <w:tcPr>
-            <w:tcW w:type="dxa" w:w="1075"/>
+            <w:tcW w:type="dxa" w:w="1062"/>
             <w:tcMar>
               <w:top w:type="dxa" w:w="25"/>
               <w:left w:type="dxa" w:w="70"/>
@@ -6765,29 +6790,6 @@
                 <w:szCs w:val="15"/>
               </w:rPr>
               <w:t xml:space="preserve">&lt;0.001</w:t>
-            </w:r>
-          </w:p>
-        </w:tc>
-        <w:tc>
-          <w:tcPr>
-            <w:tcW w:type="dxa" w:w="3116"/>
-            <w:tcMar>
-              <w:top w:type="dxa" w:w="25"/>
-              <w:left w:type="dxa" w:w="70"/>
-              <w:bottom w:type="dxa" w:w="25"/>
-              <w:right w:type="dxa" w:w="70"/>
-            </w:tcMar>
-          </w:tcPr>
-          <w:p>
-            <w:r>
-              <w:rPr>
-                <w:rFonts w:ascii="Malgun Gothic" w:cs="Malgun Gothic" w:eastAsia="Malgun Gothic" w:hAnsi="Malgun Gothic"/>
-                <w:b w:val="false"/>
-                <w:bCs w:val="false"/>
-                <w:sz w:val="15"/>
-                <w:szCs w:val="15"/>
-              </w:rPr>
-              <w:t xml:space="preserve">1.95 (1.925-1.975)</w:t>
             </w:r>
           </w:p>
         </w:tc>
@@ -6810,7 +6812,7 @@
           <w:sz w:val="18"/>
           <w:szCs w:val="18"/>
         </w:rPr>
-        <w:t xml:space="preserve">AIAN main analysis uses the Indian Health Service–linked (undercount-corrected) representative; the higher unlinked SEER value (0.71) appears only in the sensitivity pool. Pooled and main IRRs agree closely for all other groups.</w:t>
+        <w:t xml:space="preserve">AIAN main analysis uses the Indian Health Service–linked (undercount-corrected) representative; the higher unlinked SEER value (0.71) enters only the sensitivity pool. Main and sensitivity estimates agree closely in direction for all groups. No. of estimates / I² / Q p are properties of the sensitivity pool only.</w:t>
       </w:r>
     </w:p>
     <w:p>

--- a/meta_agents/search_v2/outputs/Main_Text_Tables_Figures.docx
+++ b/meta_agents/search_v2/outputs/Main_Text_Tables_Figures.docx
@@ -5746,1074 +5746,6 @@
       <w:pPr>
         <w:spacing w:after="80"/>
       </w:pPr>
-    </w:p>
-    <w:p>
-      <w:r>
-        <w:br w:type="page"/>
-      </w:r>
-    </w:p>
-    <w:p>
-      <w:pPr>
-        <w:pStyle w:val="Heading1"/>
-        <w:spacing w:after="100" w:before="200"/>
-      </w:pPr>
-      <w:r>
-        <w:rPr>
-          <w:rFonts w:ascii="Malgun Gothic" w:cs="Malgun Gothic" w:eastAsia="Malgun Gothic" w:hAnsi="Malgun Gothic"/>
-          <w:b/>
-          <w:bCs/>
-          <w:sz w:val="24"/>
-          <w:szCs w:val="24"/>
-        </w:rPr>
-        <w:t xml:space="preserve">Table 2. Aggregate meta-analysis of invasive breast cancer incidence by racial and ethnic group</w:t>
-      </w:r>
-    </w:p>
-    <w:p>
-      <w:pPr>
-        <w:spacing w:after="80"/>
-      </w:pPr>
-      <w:r>
-        <w:rPr>
-          <w:rFonts w:ascii="Malgun Gothic" w:cs="Malgun Gothic" w:eastAsia="Malgun Gothic" w:hAnsi="Malgun Gothic"/>
-          <w:i/>
-          <w:iCs/>
-          <w:sz w:val="18"/>
-          <w:szCs w:val="18"/>
-        </w:rPr>
-        <w:t xml:space="preserve">Primary result = the main-analysis IRR, a single representative estimate per registry family (no pooling, so no k / I² / heterogeneity test apply to it). The sensitivity analysis pools every overlapping registry estimate for the cell with a random-effects model (Paule-Mandel/REML τ², Hartung-Knapp-Sidik-Jonkman CI); the No. of estimates, I², and Cochran's Q p-value below describe THAT pool. Because those estimates repeatedly include the same nested registries (SEER ⊂ NAACCR ⊂ USCS), they are not independent — hence the very high I² / small Q p is a non-independence artifact, not genuine between-study heterogeneity (Supplementary Table 8; GRADE framework, Table 6). Concordance of the two columns indicates the direction is robust.</w:t>
-      </w:r>
-    </w:p>
-    <w:tbl>
-      <w:tblPr>
-        <w:tblW w:type="dxa" w:w="14400"/>
-        <w:tblBorders>
-          <w:top w:val="single" w:color="BBBBBB" w:sz="3"/>
-          <w:left w:val="single" w:color="BBBBBB" w:sz="3"/>
-          <w:bottom w:val="single" w:color="BBBBBB" w:sz="3"/>
-          <w:right w:val="single" w:color="BBBBBB" w:sz="3"/>
-          <w:insideH w:val="single" w:color="BBBBBB" w:sz="3"/>
-          <w:insideV w:val="single" w:color="BBBBBB" w:sz="3"/>
-        </w:tblBorders>
-      </w:tblPr>
-      <w:tblGrid>
-        <w:gridCol w:w="3423"/>
-        <w:gridCol w:w="2951"/>
-        <w:gridCol w:w="2951"/>
-        <w:gridCol w:w="1416"/>
-        <w:gridCol w:w="1770"/>
-        <w:gridCol w:w="826"/>
-        <w:gridCol w:w="1062"/>
-      </w:tblGrid>
-      <w:tr>
-        <w:trPr>
-          <w:tblHeader/>
-        </w:trPr>
-        <w:tc>
-          <w:tcPr>
-            <w:tcW w:type="dxa" w:w="3423"/>
-            <w:shd w:fill="E7EEF6" w:color="auto" w:val="clear"/>
-            <w:tcMar>
-              <w:top w:type="dxa" w:w="25"/>
-              <w:left w:type="dxa" w:w="70"/>
-              <w:bottom w:type="dxa" w:w="25"/>
-              <w:right w:type="dxa" w:w="70"/>
-            </w:tcMar>
-          </w:tcPr>
-          <w:p>
-            <w:r>
-              <w:rPr>
-                <w:rFonts w:ascii="Malgun Gothic" w:cs="Malgun Gothic" w:eastAsia="Malgun Gothic" w:hAnsi="Malgun Gothic"/>
-                <w:b/>
-                <w:bCs/>
-                <w:sz w:val="15"/>
-                <w:szCs w:val="15"/>
-              </w:rPr>
-              <w:t xml:space="preserve">Comparison (vs NHW)</w:t>
-            </w:r>
-          </w:p>
-        </w:tc>
-        <w:tc>
-          <w:tcPr>
-            <w:tcW w:type="dxa" w:w="2951"/>
-            <w:shd w:fill="E7EEF6" w:color="auto" w:val="clear"/>
-            <w:tcMar>
-              <w:top w:type="dxa" w:w="25"/>
-              <w:left w:type="dxa" w:w="70"/>
-              <w:bottom w:type="dxa" w:w="25"/>
-              <w:right w:type="dxa" w:w="70"/>
-            </w:tcMar>
-          </w:tcPr>
-          <w:p>
-            <w:r>
-              <w:rPr>
-                <w:rFonts w:ascii="Malgun Gothic" w:cs="Malgun Gothic" w:eastAsia="Malgun Gothic" w:hAnsi="Malgun Gothic"/>
-                <w:b/>
-                <w:bCs/>
-                <w:sz w:val="15"/>
-                <w:szCs w:val="15"/>
-              </w:rPr>
-              <w:t xml:space="preserve">Main IRR (95% CI)
-[primary, one-per-family]</w:t>
-            </w:r>
-          </w:p>
-        </w:tc>
-        <w:tc>
-          <w:tcPr>
-            <w:tcW w:type="dxa" w:w="2951"/>
-            <w:shd w:fill="E7EEF6" w:color="auto" w:val="clear"/>
-            <w:tcMar>
-              <w:top w:type="dxa" w:w="25"/>
-              <w:left w:type="dxa" w:w="70"/>
-              <w:bottom w:type="dxa" w:w="25"/>
-              <w:right w:type="dxa" w:w="70"/>
-            </w:tcMar>
-          </w:tcPr>
-          <w:p>
-            <w:r>
-              <w:rPr>
-                <w:rFonts w:ascii="Malgun Gothic" w:cs="Malgun Gothic" w:eastAsia="Malgun Gothic" w:hAnsi="Malgun Gothic"/>
-                <w:b/>
-                <w:bCs/>
-                <w:sz w:val="15"/>
-                <w:szCs w:val="15"/>
-              </w:rPr>
-              <w:t xml:space="preserve">Sensitivity IRR (95% CI)
-[all overlapping]</w:t>
-            </w:r>
-          </w:p>
-        </w:tc>
-        <w:tc>
-          <w:tcPr>
-            <w:tcW w:type="dxa" w:w="1416"/>
-            <w:shd w:fill="E7EEF6" w:color="auto" w:val="clear"/>
-            <w:tcMar>
-              <w:top w:type="dxa" w:w="25"/>
-              <w:left w:type="dxa" w:w="70"/>
-              <w:bottom w:type="dxa" w:w="25"/>
-              <w:right w:type="dxa" w:w="70"/>
-            </w:tcMar>
-          </w:tcPr>
-          <w:p>
-            <w:r>
-              <w:rPr>
-                <w:rFonts w:ascii="Malgun Gothic" w:cs="Malgun Gothic" w:eastAsia="Malgun Gothic" w:hAnsi="Malgun Gothic"/>
-                <w:b/>
-                <w:bCs/>
-                <w:sz w:val="15"/>
-                <w:szCs w:val="15"/>
-              </w:rPr>
-              <w:t xml:space="preserve">No. of estimates</w:t>
-            </w:r>
-          </w:p>
-        </w:tc>
-        <w:tc>
-          <w:tcPr>
-            <w:tcW w:type="dxa" w:w="1770"/>
-            <w:shd w:fill="E7EEF6" w:color="auto" w:val="clear"/>
-            <w:tcMar>
-              <w:top w:type="dxa" w:w="25"/>
-              <w:left w:type="dxa" w:w="70"/>
-              <w:bottom w:type="dxa" w:w="25"/>
-              <w:right w:type="dxa" w:w="70"/>
-            </w:tcMar>
-          </w:tcPr>
-          <w:p>
-            <w:r>
-              <w:rPr>
-                <w:rFonts w:ascii="Malgun Gothic" w:cs="Malgun Gothic" w:eastAsia="Malgun Gothic" w:hAnsi="Malgun Gothic"/>
-                <w:b/>
-                <w:bCs/>
-                <w:sz w:val="15"/>
-                <w:szCs w:val="15"/>
-              </w:rPr>
-              <w:t xml:space="preserve">Model</w:t>
-            </w:r>
-          </w:p>
-        </w:tc>
-        <w:tc>
-          <w:tcPr>
-            <w:tcW w:type="dxa" w:w="826"/>
-            <w:shd w:fill="E7EEF6" w:color="auto" w:val="clear"/>
-            <w:tcMar>
-              <w:top w:type="dxa" w:w="25"/>
-              <w:left w:type="dxa" w:w="70"/>
-              <w:bottom w:type="dxa" w:w="25"/>
-              <w:right w:type="dxa" w:w="70"/>
-            </w:tcMar>
-          </w:tcPr>
-          <w:p>
-            <w:r>
-              <w:rPr>
-                <w:rFonts w:ascii="Malgun Gothic" w:cs="Malgun Gothic" w:eastAsia="Malgun Gothic" w:hAnsi="Malgun Gothic"/>
-                <w:b/>
-                <w:bCs/>
-                <w:sz w:val="15"/>
-                <w:szCs w:val="15"/>
-              </w:rPr>
-              <w:t xml:space="preserve">I²</w:t>
-            </w:r>
-          </w:p>
-        </w:tc>
-        <w:tc>
-          <w:tcPr>
-            <w:tcW w:type="dxa" w:w="1062"/>
-            <w:shd w:fill="E7EEF6" w:color="auto" w:val="clear"/>
-            <w:tcMar>
-              <w:top w:type="dxa" w:w="25"/>
-              <w:left w:type="dxa" w:w="70"/>
-              <w:bottom w:type="dxa" w:w="25"/>
-              <w:right w:type="dxa" w:w="70"/>
-            </w:tcMar>
-          </w:tcPr>
-          <w:p>
-            <w:r>
-              <w:rPr>
-                <w:rFonts w:ascii="Malgun Gothic" w:cs="Malgun Gothic" w:eastAsia="Malgun Gothic" w:hAnsi="Malgun Gothic"/>
-                <w:b/>
-                <w:bCs/>
-                <w:sz w:val="15"/>
-                <w:szCs w:val="15"/>
-              </w:rPr>
-              <w:t xml:space="preserve">Q p</w:t>
-            </w:r>
-          </w:p>
-        </w:tc>
-      </w:tr>
-      <w:tr>
-        <w:tc>
-          <w:tcPr>
-            <w:tcW w:type="dxa" w:w="3423"/>
-            <w:tcMar>
-              <w:top w:type="dxa" w:w="25"/>
-              <w:left w:type="dxa" w:w="70"/>
-              <w:bottom w:type="dxa" w:w="25"/>
-              <w:right w:type="dxa" w:w="70"/>
-            </w:tcMar>
-          </w:tcPr>
-          <w:p>
-            <w:r>
-              <w:rPr>
-                <w:rFonts w:ascii="Malgun Gothic" w:cs="Malgun Gothic" w:eastAsia="Malgun Gothic" w:hAnsi="Malgun Gothic"/>
-                <w:b w:val="false"/>
-                <w:bCs w:val="false"/>
-                <w:sz w:val="15"/>
-                <w:szCs w:val="15"/>
-              </w:rPr>
-              <w:t xml:space="preserve">Overall invasive breast cancer — Black</w:t>
-            </w:r>
-          </w:p>
-        </w:tc>
-        <w:tc>
-          <w:tcPr>
-            <w:tcW w:type="dxa" w:w="2951"/>
-            <w:tcMar>
-              <w:top w:type="dxa" w:w="25"/>
-              <w:left w:type="dxa" w:w="70"/>
-              <w:bottom w:type="dxa" w:w="25"/>
-              <w:right w:type="dxa" w:w="70"/>
-            </w:tcMar>
-          </w:tcPr>
-          <w:p>
-            <w:r>
-              <w:rPr>
-                <w:rFonts w:ascii="Malgun Gothic" w:cs="Malgun Gothic" w:eastAsia="Malgun Gothic" w:hAnsi="Malgun Gothic"/>
-                <w:b w:val="false"/>
-                <w:bCs w:val="false"/>
-                <w:sz w:val="15"/>
-                <w:szCs w:val="15"/>
-              </w:rPr>
-              <w:t xml:space="preserve">0.933 (0.92-0.946)</w:t>
-            </w:r>
-          </w:p>
-        </w:tc>
-        <w:tc>
-          <w:tcPr>
-            <w:tcW w:type="dxa" w:w="2951"/>
-            <w:tcMar>
-              <w:top w:type="dxa" w:w="25"/>
-              <w:left w:type="dxa" w:w="70"/>
-              <w:bottom w:type="dxa" w:w="25"/>
-              <w:right w:type="dxa" w:w="70"/>
-            </w:tcMar>
-          </w:tcPr>
-          <w:p>
-            <w:r>
-              <w:rPr>
-                <w:rFonts w:ascii="Malgun Gothic" w:cs="Malgun Gothic" w:eastAsia="Malgun Gothic" w:hAnsi="Malgun Gothic"/>
-                <w:b w:val="false"/>
-                <w:bCs w:val="false"/>
-                <w:sz w:val="15"/>
-                <w:szCs w:val="15"/>
-              </w:rPr>
-              <w:t xml:space="preserve">0.951 (0.936-0.965)</w:t>
-            </w:r>
-          </w:p>
-        </w:tc>
-        <w:tc>
-          <w:tcPr>
-            <w:tcW w:type="dxa" w:w="1416"/>
-            <w:tcMar>
-              <w:top w:type="dxa" w:w="25"/>
-              <w:left w:type="dxa" w:w="70"/>
-              <w:bottom w:type="dxa" w:w="25"/>
-              <w:right w:type="dxa" w:w="70"/>
-            </w:tcMar>
-          </w:tcPr>
-          <w:p>
-            <w:r>
-              <w:rPr>
-                <w:rFonts w:ascii="Malgun Gothic" w:cs="Malgun Gothic" w:eastAsia="Malgun Gothic" w:hAnsi="Malgun Gothic"/>
-                <w:b w:val="false"/>
-                <w:bCs w:val="false"/>
-                <w:sz w:val="15"/>
-                <w:szCs w:val="15"/>
-              </w:rPr>
-              <w:t xml:space="preserve">9</w:t>
-            </w:r>
-          </w:p>
-        </w:tc>
-        <w:tc>
-          <w:tcPr>
-            <w:tcW w:type="dxa" w:w="1770"/>
-            <w:tcMar>
-              <w:top w:type="dxa" w:w="25"/>
-              <w:left w:type="dxa" w:w="70"/>
-              <w:bottom w:type="dxa" w:w="25"/>
-              <w:right w:type="dxa" w:w="70"/>
-            </w:tcMar>
-          </w:tcPr>
-          <w:p>
-            <w:r>
-              <w:rPr>
-                <w:rFonts w:ascii="Malgun Gothic" w:cs="Malgun Gothic" w:eastAsia="Malgun Gothic" w:hAnsi="Malgun Gothic"/>
-                <w:b w:val="false"/>
-                <w:bCs w:val="false"/>
-                <w:sz w:val="15"/>
-                <w:szCs w:val="15"/>
-              </w:rPr>
-              <w:t xml:space="preserve">Random-effects</w:t>
-            </w:r>
-          </w:p>
-        </w:tc>
-        <w:tc>
-          <w:tcPr>
-            <w:tcW w:type="dxa" w:w="826"/>
-            <w:tcMar>
-              <w:top w:type="dxa" w:w="25"/>
-              <w:left w:type="dxa" w:w="70"/>
-              <w:bottom w:type="dxa" w:w="25"/>
-              <w:right w:type="dxa" w:w="70"/>
-            </w:tcMar>
-          </w:tcPr>
-          <w:p>
-            <w:r>
-              <w:rPr>
-                <w:rFonts w:ascii="Malgun Gothic" w:cs="Malgun Gothic" w:eastAsia="Malgun Gothic" w:hAnsi="Malgun Gothic"/>
-                <w:b w:val="false"/>
-                <w:bCs w:val="false"/>
-                <w:sz w:val="15"/>
-                <w:szCs w:val="15"/>
-              </w:rPr>
-              <w:t xml:space="preserve">96%</w:t>
-            </w:r>
-          </w:p>
-        </w:tc>
-        <w:tc>
-          <w:tcPr>
-            <w:tcW w:type="dxa" w:w="1062"/>
-            <w:tcMar>
-              <w:top w:type="dxa" w:w="25"/>
-              <w:left w:type="dxa" w:w="70"/>
-              <w:bottom w:type="dxa" w:w="25"/>
-              <w:right w:type="dxa" w:w="70"/>
-            </w:tcMar>
-          </w:tcPr>
-          <w:p>
-            <w:r>
-              <w:rPr>
-                <w:rFonts w:ascii="Malgun Gothic" w:cs="Malgun Gothic" w:eastAsia="Malgun Gothic" w:hAnsi="Malgun Gothic"/>
-                <w:b w:val="false"/>
-                <w:bCs w:val="false"/>
-                <w:sz w:val="15"/>
-                <w:szCs w:val="15"/>
-              </w:rPr>
-              <w:t xml:space="preserve">&lt;0.001</w:t>
-            </w:r>
-          </w:p>
-        </w:tc>
-      </w:tr>
-      <w:tr>
-        <w:tc>
-          <w:tcPr>
-            <w:tcW w:type="dxa" w:w="3423"/>
-            <w:tcMar>
-              <w:top w:type="dxa" w:w="25"/>
-              <w:left w:type="dxa" w:w="70"/>
-              <w:bottom w:type="dxa" w:w="25"/>
-              <w:right w:type="dxa" w:w="70"/>
-            </w:tcMar>
-          </w:tcPr>
-          <w:p>
-            <w:r>
-              <w:rPr>
-                <w:rFonts w:ascii="Malgun Gothic" w:cs="Malgun Gothic" w:eastAsia="Malgun Gothic" w:hAnsi="Malgun Gothic"/>
-                <w:b w:val="false"/>
-                <w:bCs w:val="false"/>
-                <w:sz w:val="15"/>
-                <w:szCs w:val="15"/>
-              </w:rPr>
-              <w:t xml:space="preserve">Overall invasive breast cancer — Hispanic</w:t>
-            </w:r>
-          </w:p>
-        </w:tc>
-        <w:tc>
-          <w:tcPr>
-            <w:tcW w:type="dxa" w:w="2951"/>
-            <w:tcMar>
-              <w:top w:type="dxa" w:w="25"/>
-              <w:left w:type="dxa" w:w="70"/>
-              <w:bottom w:type="dxa" w:w="25"/>
-              <w:right w:type="dxa" w:w="70"/>
-            </w:tcMar>
-          </w:tcPr>
-          <w:p>
-            <w:r>
-              <w:rPr>
-                <w:rFonts w:ascii="Malgun Gothic" w:cs="Malgun Gothic" w:eastAsia="Malgun Gothic" w:hAnsi="Malgun Gothic"/>
-                <w:b w:val="false"/>
-                <w:bCs w:val="false"/>
-                <w:sz w:val="15"/>
-                <w:szCs w:val="15"/>
-              </w:rPr>
-              <w:t xml:space="preserve">0.718 (0.706-0.73)</w:t>
-            </w:r>
-          </w:p>
-        </w:tc>
-        <w:tc>
-          <w:tcPr>
-            <w:tcW w:type="dxa" w:w="2951"/>
-            <w:tcMar>
-              <w:top w:type="dxa" w:w="25"/>
-              <w:left w:type="dxa" w:w="70"/>
-              <w:bottom w:type="dxa" w:w="25"/>
-              <w:right w:type="dxa" w:w="70"/>
-            </w:tcMar>
-          </w:tcPr>
-          <w:p>
-            <w:r>
-              <w:rPr>
-                <w:rFonts w:ascii="Malgun Gothic" w:cs="Malgun Gothic" w:eastAsia="Malgun Gothic" w:hAnsi="Malgun Gothic"/>
-                <w:b w:val="false"/>
-                <w:bCs w:val="false"/>
-                <w:sz w:val="15"/>
-                <w:szCs w:val="15"/>
-              </w:rPr>
-              <w:t xml:space="preserve">0.719 (0.675-0.765)</w:t>
-            </w:r>
-          </w:p>
-        </w:tc>
-        <w:tc>
-          <w:tcPr>
-            <w:tcW w:type="dxa" w:w="1416"/>
-            <w:tcMar>
-              <w:top w:type="dxa" w:w="25"/>
-              <w:left w:type="dxa" w:w="70"/>
-              <w:bottom w:type="dxa" w:w="25"/>
-              <w:right w:type="dxa" w:w="70"/>
-            </w:tcMar>
-          </w:tcPr>
-          <w:p>
-            <w:r>
-              <w:rPr>
-                <w:rFonts w:ascii="Malgun Gothic" w:cs="Malgun Gothic" w:eastAsia="Malgun Gothic" w:hAnsi="Malgun Gothic"/>
-                <w:b w:val="false"/>
-                <w:bCs w:val="false"/>
-                <w:sz w:val="15"/>
-                <w:szCs w:val="15"/>
-              </w:rPr>
-              <w:t xml:space="preserve">7</w:t>
-            </w:r>
-          </w:p>
-        </w:tc>
-        <w:tc>
-          <w:tcPr>
-            <w:tcW w:type="dxa" w:w="1770"/>
-            <w:tcMar>
-              <w:top w:type="dxa" w:w="25"/>
-              <w:left w:type="dxa" w:w="70"/>
-              <w:bottom w:type="dxa" w:w="25"/>
-              <w:right w:type="dxa" w:w="70"/>
-            </w:tcMar>
-          </w:tcPr>
-          <w:p>
-            <w:r>
-              <w:rPr>
-                <w:rFonts w:ascii="Malgun Gothic" w:cs="Malgun Gothic" w:eastAsia="Malgun Gothic" w:hAnsi="Malgun Gothic"/>
-                <w:b w:val="false"/>
-                <w:bCs w:val="false"/>
-                <w:sz w:val="15"/>
-                <w:szCs w:val="15"/>
-              </w:rPr>
-              <w:t xml:space="preserve">Random-effects</w:t>
-            </w:r>
-          </w:p>
-        </w:tc>
-        <w:tc>
-          <w:tcPr>
-            <w:tcW w:type="dxa" w:w="826"/>
-            <w:tcMar>
-              <w:top w:type="dxa" w:w="25"/>
-              <w:left w:type="dxa" w:w="70"/>
-              <w:bottom w:type="dxa" w:w="25"/>
-              <w:right w:type="dxa" w:w="70"/>
-            </w:tcMar>
-          </w:tcPr>
-          <w:p>
-            <w:r>
-              <w:rPr>
-                <w:rFonts w:ascii="Malgun Gothic" w:cs="Malgun Gothic" w:eastAsia="Malgun Gothic" w:hAnsi="Malgun Gothic"/>
-                <w:b w:val="false"/>
-                <w:bCs w:val="false"/>
-                <w:sz w:val="15"/>
-                <w:szCs w:val="15"/>
-              </w:rPr>
-              <w:t xml:space="preserve">99%</w:t>
-            </w:r>
-          </w:p>
-        </w:tc>
-        <w:tc>
-          <w:tcPr>
-            <w:tcW w:type="dxa" w:w="1062"/>
-            <w:tcMar>
-              <w:top w:type="dxa" w:w="25"/>
-              <w:left w:type="dxa" w:w="70"/>
-              <w:bottom w:type="dxa" w:w="25"/>
-              <w:right w:type="dxa" w:w="70"/>
-            </w:tcMar>
-          </w:tcPr>
-          <w:p>
-            <w:r>
-              <w:rPr>
-                <w:rFonts w:ascii="Malgun Gothic" w:cs="Malgun Gothic" w:eastAsia="Malgun Gothic" w:hAnsi="Malgun Gothic"/>
-                <w:b w:val="false"/>
-                <w:bCs w:val="false"/>
-                <w:sz w:val="15"/>
-                <w:szCs w:val="15"/>
-              </w:rPr>
-              <w:t xml:space="preserve">&lt;0.001</w:t>
-            </w:r>
-          </w:p>
-        </w:tc>
-      </w:tr>
-      <w:tr>
-        <w:tc>
-          <w:tcPr>
-            <w:tcW w:type="dxa" w:w="3423"/>
-            <w:tcMar>
-              <w:top w:type="dxa" w:w="25"/>
-              <w:left w:type="dxa" w:w="70"/>
-              <w:bottom w:type="dxa" w:w="25"/>
-              <w:right w:type="dxa" w:w="70"/>
-            </w:tcMar>
-          </w:tcPr>
-          <w:p>
-            <w:r>
-              <w:rPr>
-                <w:rFonts w:ascii="Malgun Gothic" w:cs="Malgun Gothic" w:eastAsia="Malgun Gothic" w:hAnsi="Malgun Gothic"/>
-                <w:b w:val="false"/>
-                <w:bCs w:val="false"/>
-                <w:sz w:val="15"/>
-                <w:szCs w:val="15"/>
-              </w:rPr>
-              <w:t xml:space="preserve">Overall invasive breast cancer — Asian and Pacific Islander (API)</w:t>
-            </w:r>
-          </w:p>
-        </w:tc>
-        <w:tc>
-          <w:tcPr>
-            <w:tcW w:type="dxa" w:w="2951"/>
-            <w:tcMar>
-              <w:top w:type="dxa" w:w="25"/>
-              <w:left w:type="dxa" w:w="70"/>
-              <w:bottom w:type="dxa" w:w="25"/>
-              <w:right w:type="dxa" w:w="70"/>
-            </w:tcMar>
-          </w:tcPr>
-          <w:p>
-            <w:r>
-              <w:rPr>
-                <w:rFonts w:ascii="Malgun Gothic" w:cs="Malgun Gothic" w:eastAsia="Malgun Gothic" w:hAnsi="Malgun Gothic"/>
-                <w:b w:val="false"/>
-                <w:bCs w:val="false"/>
-                <w:sz w:val="15"/>
-                <w:szCs w:val="15"/>
-              </w:rPr>
-              <w:t xml:space="preserve">0.769 (0.751-0.787)</w:t>
-            </w:r>
-          </w:p>
-        </w:tc>
-        <w:tc>
-          <w:tcPr>
-            <w:tcW w:type="dxa" w:w="2951"/>
-            <w:tcMar>
-              <w:top w:type="dxa" w:w="25"/>
-              <w:left w:type="dxa" w:w="70"/>
-              <w:bottom w:type="dxa" w:w="25"/>
-              <w:right w:type="dxa" w:w="70"/>
-            </w:tcMar>
-          </w:tcPr>
-          <w:p>
-            <w:r>
-              <w:rPr>
-                <w:rFonts w:ascii="Malgun Gothic" w:cs="Malgun Gothic" w:eastAsia="Malgun Gothic" w:hAnsi="Malgun Gothic"/>
-                <w:b w:val="false"/>
-                <w:bCs w:val="false"/>
-                <w:sz w:val="15"/>
-                <w:szCs w:val="15"/>
-              </w:rPr>
-              <w:t xml:space="preserve">0.798 (0.724-0.878)</w:t>
-            </w:r>
-          </w:p>
-        </w:tc>
-        <w:tc>
-          <w:tcPr>
-            <w:tcW w:type="dxa" w:w="1416"/>
-            <w:tcMar>
-              <w:top w:type="dxa" w:w="25"/>
-              <w:left w:type="dxa" w:w="70"/>
-              <w:bottom w:type="dxa" w:w="25"/>
-              <w:right w:type="dxa" w:w="70"/>
-            </w:tcMar>
-          </w:tcPr>
-          <w:p>
-            <w:r>
-              <w:rPr>
-                <w:rFonts w:ascii="Malgun Gothic" w:cs="Malgun Gothic" w:eastAsia="Malgun Gothic" w:hAnsi="Malgun Gothic"/>
-                <w:b w:val="false"/>
-                <w:bCs w:val="false"/>
-                <w:sz w:val="15"/>
-                <w:szCs w:val="15"/>
-              </w:rPr>
-              <w:t xml:space="preserve">6</w:t>
-            </w:r>
-          </w:p>
-        </w:tc>
-        <w:tc>
-          <w:tcPr>
-            <w:tcW w:type="dxa" w:w="1770"/>
-            <w:tcMar>
-              <w:top w:type="dxa" w:w="25"/>
-              <w:left w:type="dxa" w:w="70"/>
-              <w:bottom w:type="dxa" w:w="25"/>
-              <w:right w:type="dxa" w:w="70"/>
-            </w:tcMar>
-          </w:tcPr>
-          <w:p>
-            <w:r>
-              <w:rPr>
-                <w:rFonts w:ascii="Malgun Gothic" w:cs="Malgun Gothic" w:eastAsia="Malgun Gothic" w:hAnsi="Malgun Gothic"/>
-                <w:b w:val="false"/>
-                <w:bCs w:val="false"/>
-                <w:sz w:val="15"/>
-                <w:szCs w:val="15"/>
-              </w:rPr>
-              <w:t xml:space="preserve">Random-effects</w:t>
-            </w:r>
-          </w:p>
-        </w:tc>
-        <w:tc>
-          <w:tcPr>
-            <w:tcW w:type="dxa" w:w="826"/>
-            <w:tcMar>
-              <w:top w:type="dxa" w:w="25"/>
-              <w:left w:type="dxa" w:w="70"/>
-              <w:bottom w:type="dxa" w:w="25"/>
-              <w:right w:type="dxa" w:w="70"/>
-            </w:tcMar>
-          </w:tcPr>
-          <w:p>
-            <w:r>
-              <w:rPr>
-                <w:rFonts w:ascii="Malgun Gothic" w:cs="Malgun Gothic" w:eastAsia="Malgun Gothic" w:hAnsi="Malgun Gothic"/>
-                <w:b w:val="false"/>
-                <w:bCs w:val="false"/>
-                <w:sz w:val="15"/>
-                <w:szCs w:val="15"/>
-              </w:rPr>
-              <w:t xml:space="preserve">100%</w:t>
-            </w:r>
-          </w:p>
-        </w:tc>
-        <w:tc>
-          <w:tcPr>
-            <w:tcW w:type="dxa" w:w="1062"/>
-            <w:tcMar>
-              <w:top w:type="dxa" w:w="25"/>
-              <w:left w:type="dxa" w:w="70"/>
-              <w:bottom w:type="dxa" w:w="25"/>
-              <w:right w:type="dxa" w:w="70"/>
-            </w:tcMar>
-          </w:tcPr>
-          <w:p>
-            <w:r>
-              <w:rPr>
-                <w:rFonts w:ascii="Malgun Gothic" w:cs="Malgun Gothic" w:eastAsia="Malgun Gothic" w:hAnsi="Malgun Gothic"/>
-                <w:b w:val="false"/>
-                <w:bCs w:val="false"/>
-                <w:sz w:val="15"/>
-                <w:szCs w:val="15"/>
-              </w:rPr>
-              <w:t xml:space="preserve">&lt;0.001</w:t>
-            </w:r>
-          </w:p>
-        </w:tc>
-      </w:tr>
-      <w:tr>
-        <w:tc>
-          <w:tcPr>
-            <w:tcW w:type="dxa" w:w="3423"/>
-            <w:tcMar>
-              <w:top w:type="dxa" w:w="25"/>
-              <w:left w:type="dxa" w:w="70"/>
-              <w:bottom w:type="dxa" w:w="25"/>
-              <w:right w:type="dxa" w:w="70"/>
-            </w:tcMar>
-          </w:tcPr>
-          <w:p>
-            <w:r>
-              <w:rPr>
-                <w:rFonts w:ascii="Malgun Gothic" w:cs="Malgun Gothic" w:eastAsia="Malgun Gothic" w:hAnsi="Malgun Gothic"/>
-                <w:b w:val="false"/>
-                <w:bCs w:val="false"/>
-                <w:sz w:val="15"/>
-                <w:szCs w:val="15"/>
-              </w:rPr>
-              <w:t xml:space="preserve">Overall invasive breast cancer — AIAN</w:t>
-            </w:r>
-          </w:p>
-        </w:tc>
-        <w:tc>
-          <w:tcPr>
-            <w:tcW w:type="dxa" w:w="2951"/>
-            <w:tcMar>
-              <w:top w:type="dxa" w:w="25"/>
-              <w:left w:type="dxa" w:w="70"/>
-              <w:bottom w:type="dxa" w:w="25"/>
-              <w:right w:type="dxa" w:w="70"/>
-            </w:tcMar>
-          </w:tcPr>
-          <w:p>
-            <w:r>
-              <w:rPr>
-                <w:rFonts w:ascii="Malgun Gothic" w:cs="Malgun Gothic" w:eastAsia="Malgun Gothic" w:hAnsi="Malgun Gothic"/>
-                <w:b w:val="false"/>
-                <w:bCs w:val="false"/>
-                <w:sz w:val="15"/>
-                <w:szCs w:val="15"/>
-              </w:rPr>
-              <w:t xml:space="preserve">0.56 (0.55-0.57)</w:t>
-            </w:r>
-          </w:p>
-        </w:tc>
-        <w:tc>
-          <w:tcPr>
-            <w:tcW w:type="dxa" w:w="2951"/>
-            <w:tcMar>
-              <w:top w:type="dxa" w:w="25"/>
-              <w:left w:type="dxa" w:w="70"/>
-              <w:bottom w:type="dxa" w:w="25"/>
-              <w:right w:type="dxa" w:w="70"/>
-            </w:tcMar>
-          </w:tcPr>
-          <w:p>
-            <w:r>
-              <w:rPr>
-                <w:rFonts w:ascii="Malgun Gothic" w:cs="Malgun Gothic" w:eastAsia="Malgun Gothic" w:hAnsi="Malgun Gothic"/>
-                <w:b w:val="false"/>
-                <w:bCs w:val="false"/>
-                <w:sz w:val="15"/>
-                <w:szCs w:val="15"/>
-              </w:rPr>
-              <w:t xml:space="preserve">0.695 (0.603-0.802)</w:t>
-            </w:r>
-          </w:p>
-        </w:tc>
-        <w:tc>
-          <w:tcPr>
-            <w:tcW w:type="dxa" w:w="1416"/>
-            <w:tcMar>
-              <w:top w:type="dxa" w:w="25"/>
-              <w:left w:type="dxa" w:w="70"/>
-              <w:bottom w:type="dxa" w:w="25"/>
-              <w:right w:type="dxa" w:w="70"/>
-            </w:tcMar>
-          </w:tcPr>
-          <w:p>
-            <w:r>
-              <w:rPr>
-                <w:rFonts w:ascii="Malgun Gothic" w:cs="Malgun Gothic" w:eastAsia="Malgun Gothic" w:hAnsi="Malgun Gothic"/>
-                <w:b w:val="false"/>
-                <w:bCs w:val="false"/>
-                <w:sz w:val="15"/>
-                <w:szCs w:val="15"/>
-              </w:rPr>
-              <w:t xml:space="preserve">7</w:t>
-            </w:r>
-          </w:p>
-        </w:tc>
-        <w:tc>
-          <w:tcPr>
-            <w:tcW w:type="dxa" w:w="1770"/>
-            <w:tcMar>
-              <w:top w:type="dxa" w:w="25"/>
-              <w:left w:type="dxa" w:w="70"/>
-              <w:bottom w:type="dxa" w:w="25"/>
-              <w:right w:type="dxa" w:w="70"/>
-            </w:tcMar>
-          </w:tcPr>
-          <w:p>
-            <w:r>
-              <w:rPr>
-                <w:rFonts w:ascii="Malgun Gothic" w:cs="Malgun Gothic" w:eastAsia="Malgun Gothic" w:hAnsi="Malgun Gothic"/>
-                <w:b w:val="false"/>
-                <w:bCs w:val="false"/>
-                <w:sz w:val="15"/>
-                <w:szCs w:val="15"/>
-              </w:rPr>
-              <w:t xml:space="preserve">Random-effects</w:t>
-            </w:r>
-          </w:p>
-        </w:tc>
-        <w:tc>
-          <w:tcPr>
-            <w:tcW w:type="dxa" w:w="826"/>
-            <w:tcMar>
-              <w:top w:type="dxa" w:w="25"/>
-              <w:left w:type="dxa" w:w="70"/>
-              <w:bottom w:type="dxa" w:w="25"/>
-              <w:right w:type="dxa" w:w="70"/>
-            </w:tcMar>
-          </w:tcPr>
-          <w:p>
-            <w:r>
-              <w:rPr>
-                <w:rFonts w:ascii="Malgun Gothic" w:cs="Malgun Gothic" w:eastAsia="Malgun Gothic" w:hAnsi="Malgun Gothic"/>
-                <w:b w:val="false"/>
-                <w:bCs w:val="false"/>
-                <w:sz w:val="15"/>
-                <w:szCs w:val="15"/>
-              </w:rPr>
-              <w:t xml:space="preserve">99%</w:t>
-            </w:r>
-          </w:p>
-        </w:tc>
-        <w:tc>
-          <w:tcPr>
-            <w:tcW w:type="dxa" w:w="1062"/>
-            <w:tcMar>
-              <w:top w:type="dxa" w:w="25"/>
-              <w:left w:type="dxa" w:w="70"/>
-              <w:bottom w:type="dxa" w:w="25"/>
-              <w:right w:type="dxa" w:w="70"/>
-            </w:tcMar>
-          </w:tcPr>
-          <w:p>
-            <w:r>
-              <w:rPr>
-                <w:rFonts w:ascii="Malgun Gothic" w:cs="Malgun Gothic" w:eastAsia="Malgun Gothic" w:hAnsi="Malgun Gothic"/>
-                <w:b w:val="false"/>
-                <w:bCs w:val="false"/>
-                <w:sz w:val="15"/>
-                <w:szCs w:val="15"/>
-              </w:rPr>
-              <w:t xml:space="preserve">&lt;0.001</w:t>
-            </w:r>
-          </w:p>
-        </w:tc>
-      </w:tr>
-      <w:tr>
-        <w:tc>
-          <w:tcPr>
-            <w:tcW w:type="dxa" w:w="3423"/>
-            <w:tcMar>
-              <w:top w:type="dxa" w:w="25"/>
-              <w:left w:type="dxa" w:w="70"/>
-              <w:bottom w:type="dxa" w:w="25"/>
-              <w:right w:type="dxa" w:w="70"/>
-            </w:tcMar>
-          </w:tcPr>
-          <w:p>
-            <w:r>
-              <w:rPr>
-                <w:rFonts w:ascii="Malgun Gothic" w:cs="Malgun Gothic" w:eastAsia="Malgun Gothic" w:hAnsi="Malgun Gothic"/>
-                <w:b w:val="false"/>
-                <w:bCs w:val="false"/>
-                <w:sz w:val="15"/>
-                <w:szCs w:val="15"/>
-              </w:rPr>
-              <w:t xml:space="preserve">Triple-negative — Black</w:t>
-            </w:r>
-          </w:p>
-        </w:tc>
-        <w:tc>
-          <w:tcPr>
-            <w:tcW w:type="dxa" w:w="2951"/>
-            <w:tcMar>
-              <w:top w:type="dxa" w:w="25"/>
-              <w:left w:type="dxa" w:w="70"/>
-              <w:bottom w:type="dxa" w:w="25"/>
-              <w:right w:type="dxa" w:w="70"/>
-            </w:tcMar>
-          </w:tcPr>
-          <w:p>
-            <w:r>
-              <w:rPr>
-                <w:rFonts w:ascii="Malgun Gothic" w:cs="Malgun Gothic" w:eastAsia="Malgun Gothic" w:hAnsi="Malgun Gothic"/>
-                <w:b w:val="false"/>
-                <w:bCs w:val="false"/>
-                <w:sz w:val="15"/>
-                <w:szCs w:val="15"/>
-              </w:rPr>
-              <w:t xml:space="preserve">1.95 (1.925-1.975)</w:t>
-            </w:r>
-          </w:p>
-        </w:tc>
-        <w:tc>
-          <w:tcPr>
-            <w:tcW w:type="dxa" w:w="2951"/>
-            <w:tcMar>
-              <w:top w:type="dxa" w:w="25"/>
-              <w:left w:type="dxa" w:w="70"/>
-              <w:bottom w:type="dxa" w:w="25"/>
-              <w:right w:type="dxa" w:w="70"/>
-            </w:tcMar>
-          </w:tcPr>
-          <w:p>
-            <w:r>
-              <w:rPr>
-                <w:rFonts w:ascii="Malgun Gothic" w:cs="Malgun Gothic" w:eastAsia="Malgun Gothic" w:hAnsi="Malgun Gothic"/>
-                <w:b w:val="false"/>
-                <w:bCs w:val="false"/>
-                <w:sz w:val="15"/>
-                <w:szCs w:val="15"/>
-              </w:rPr>
-              <w:t xml:space="preserve">1.968 (1.815-2.134)</w:t>
-            </w:r>
-          </w:p>
-        </w:tc>
-        <w:tc>
-          <w:tcPr>
-            <w:tcW w:type="dxa" w:w="1416"/>
-            <w:tcMar>
-              <w:top w:type="dxa" w:w="25"/>
-              <w:left w:type="dxa" w:w="70"/>
-              <w:bottom w:type="dxa" w:w="25"/>
-              <w:right w:type="dxa" w:w="70"/>
-            </w:tcMar>
-          </w:tcPr>
-          <w:p>
-            <w:r>
-              <w:rPr>
-                <w:rFonts w:ascii="Malgun Gothic" w:cs="Malgun Gothic" w:eastAsia="Malgun Gothic" w:hAnsi="Malgun Gothic"/>
-                <w:b w:val="false"/>
-                <w:bCs w:val="false"/>
-                <w:sz w:val="15"/>
-                <w:szCs w:val="15"/>
-              </w:rPr>
-              <w:t xml:space="preserve">4</w:t>
-            </w:r>
-          </w:p>
-        </w:tc>
-        <w:tc>
-          <w:tcPr>
-            <w:tcW w:type="dxa" w:w="1770"/>
-            <w:tcMar>
-              <w:top w:type="dxa" w:w="25"/>
-              <w:left w:type="dxa" w:w="70"/>
-              <w:bottom w:type="dxa" w:w="25"/>
-              <w:right w:type="dxa" w:w="70"/>
-            </w:tcMar>
-          </w:tcPr>
-          <w:p>
-            <w:r>
-              <w:rPr>
-                <w:rFonts w:ascii="Malgun Gothic" w:cs="Malgun Gothic" w:eastAsia="Malgun Gothic" w:hAnsi="Malgun Gothic"/>
-                <w:b w:val="false"/>
-                <w:bCs w:val="false"/>
-                <w:sz w:val="15"/>
-                <w:szCs w:val="15"/>
-              </w:rPr>
-              <w:t xml:space="preserve">Random-effects</w:t>
-            </w:r>
-          </w:p>
-        </w:tc>
-        <w:tc>
-          <w:tcPr>
-            <w:tcW w:type="dxa" w:w="826"/>
-            <w:tcMar>
-              <w:top w:type="dxa" w:w="25"/>
-              <w:left w:type="dxa" w:w="70"/>
-              <w:bottom w:type="dxa" w:w="25"/>
-              <w:right w:type="dxa" w:w="70"/>
-            </w:tcMar>
-          </w:tcPr>
-          <w:p>
-            <w:r>
-              <w:rPr>
-                <w:rFonts w:ascii="Malgun Gothic" w:cs="Malgun Gothic" w:eastAsia="Malgun Gothic" w:hAnsi="Malgun Gothic"/>
-                <w:b w:val="false"/>
-                <w:bCs w:val="false"/>
-                <w:sz w:val="15"/>
-                <w:szCs w:val="15"/>
-              </w:rPr>
-              <w:t xml:space="preserve">84%</w:t>
-            </w:r>
-          </w:p>
-        </w:tc>
-        <w:tc>
-          <w:tcPr>
-            <w:tcW w:type="dxa" w:w="1062"/>
-            <w:tcMar>
-              <w:top w:type="dxa" w:w="25"/>
-              <w:left w:type="dxa" w:w="70"/>
-              <w:bottom w:type="dxa" w:w="25"/>
-              <w:right w:type="dxa" w:w="70"/>
-            </w:tcMar>
-          </w:tcPr>
-          <w:p>
-            <w:r>
-              <w:rPr>
-                <w:rFonts w:ascii="Malgun Gothic" w:cs="Malgun Gothic" w:eastAsia="Malgun Gothic" w:hAnsi="Malgun Gothic"/>
-                <w:b w:val="false"/>
-                <w:bCs w:val="false"/>
-                <w:sz w:val="15"/>
-                <w:szCs w:val="15"/>
-              </w:rPr>
-              <w:t xml:space="preserve">&lt;0.001</w:t>
-            </w:r>
-          </w:p>
-        </w:tc>
-      </w:tr>
-    </w:tbl>
-    <w:p>
-      <w:pPr>
-        <w:spacing w:after="80"/>
-      </w:pPr>
-    </w:p>
-    <w:p>
-      <w:pPr>
-        <w:spacing w:after="80"/>
-      </w:pPr>
-      <w:r>
-        <w:rPr>
-          <w:rFonts w:ascii="Malgun Gothic" w:cs="Malgun Gothic" w:eastAsia="Malgun Gothic" w:hAnsi="Malgun Gothic"/>
-          <w:i/>
-          <w:iCs/>
-          <w:sz w:val="18"/>
-          <w:szCs w:val="18"/>
-        </w:rPr>
-        <w:t xml:space="preserve">AIAN main analysis uses the Indian Health Service–linked (undercount-corrected) representative; the higher unlinked SEER value (0.71) enters only the sensitivity pool. Main and sensitivity estimates agree closely in direction for all groups. No. of estimates / I² / Q p are properties of the sensitivity pool only.</w:t>
-      </w:r>
     </w:p>
     <w:p>
       <w:r>

--- a/meta_agents/search_v2/outputs/Main_Text_Tables_Figures.docx
+++ b/meta_agents/search_v2/outputs/Main_Text_Tables_Figures.docx
@@ -60,7 +60,7 @@
           <w:sz w:val="18"/>
           <w:szCs w:val="18"/>
         </w:rPr>
-        <w:t xml:space="preserve">One representative estimate per group (one estimate per registry family). Effect measure is the incidence rate ratio (IRR) unless noted as a standardized incidence ratio (SIR). RoB = Newcastle-Ottawa rating of the representative study; GRADE = certainty of evidence. Full per-estimate detail is in the Supplementary Materials.</w:t>
+        <w:t xml:space="preserve">One representative estimate per group (one estimate per registry family). Effect measure is the incidence rate ratio (IRR) unless noted as a standardized incidence ratio (SIR). Comparisons are versus non-Hispanic White (NHW) women; Black denotes non-Hispanic Black (NHB), and the Asian/Pacific Islander aggregate is labeled AANHPI (Asian American, Native Hawaiian, and Pacific Islander), with the Pacific-Islander subset shown separately as NHPI. RoB = Newcastle-Ottawa rating of the representative study; GRADE = certainty of evidence. Full per-estimate detail is in the Supplementary Materials.</w:t>
       </w:r>
     </w:p>
     <w:tbl>
@@ -630,7 +630,7 @@
                 <w:sz w:val="15"/>
                 <w:szCs w:val="15"/>
               </w:rPr>
-              <w:t xml:space="preserve">Asian and Pacific Islander (API)</w:t>
+              <w:t xml:space="preserve">Asian American, Native Hawaiian, and Pacific Islander (AANHPI)</w:t>
             </w:r>
           </w:p>
         </w:tc>
@@ -793,7 +793,7 @@
                 <w:sz w:val="15"/>
                 <w:szCs w:val="15"/>
               </w:rPr>
-              <w:t xml:space="preserve">Black</w:t>
+              <w:t xml:space="preserve">non-Hispanic Black (NHB)</w:t>
             </w:r>
           </w:p>
         </w:tc>
@@ -5492,7 +5492,7 @@
                 <w:sz w:val="15"/>
                 <w:szCs w:val="15"/>
               </w:rPr>
-              <w:t xml:space="preserve">Asian and Pacific Islander (API)</w:t>
+              <w:t xml:space="preserve">Asian American, Native Hawaiian, and Pacific Islander (AANHPI)</w:t>
             </w:r>
           </w:p>
         </w:tc>
@@ -6307,7 +6307,7 @@
                 <w:sz w:val="15"/>
                 <w:szCs w:val="15"/>
               </w:rPr>
-              <w:t xml:space="preserve">Black</w:t>
+              <w:t xml:space="preserve">non-Hispanic Black (NHB)</w:t>
             </w:r>
           </w:p>
         </w:tc>

--- a/meta_agents/search_v2/outputs/Main_Text_Tables_Figures.docx
+++ b/meta_agents/search_v2/outputs/Main_Text_Tables_Figures.docx
@@ -304,7 +304,7 @@
                 <w:sz w:val="15"/>
                 <w:szCs w:val="15"/>
               </w:rPr>
-              <w:t xml:space="preserve">AIAN</w:t>
+              <w:t xml:space="preserve">American Indian and Alaska Native (AI/AN)</w:t>
             </w:r>
           </w:p>
         </w:tc>
@@ -4272,7 +4272,7 @@
                 <w:sz w:val="16"/>
                 <w:szCs w:val="16"/>
               </w:rPr>
-              <w:t xml:space="preserve">American Indian / Alaska Native by region</w:t>
+              <w:t xml:space="preserve">American Indian and Alaska Native (AI/AN) by region</w:t>
             </w:r>
           </w:p>
         </w:tc>
@@ -4297,7 +4297,7 @@
                 <w:sz w:val="15"/>
                 <w:szCs w:val="15"/>
               </w:rPr>
-              <w:t xml:space="preserve">AIAN (Navajo)</w:t>
+              <w:t xml:space="preserve">AI/AN (Navajo)</w:t>
             </w:r>
           </w:p>
         </w:tc>
@@ -4460,7 +4460,7 @@
                 <w:sz w:val="15"/>
                 <w:szCs w:val="15"/>
               </w:rPr>
-              <w:t xml:space="preserve">AIAN</w:t>
+              <w:t xml:space="preserve">American Indian and Alaska Native (AI/AN)</w:t>
             </w:r>
           </w:p>
         </w:tc>
@@ -4623,7 +4623,7 @@
                 <w:sz w:val="15"/>
                 <w:szCs w:val="15"/>
               </w:rPr>
-              <w:t xml:space="preserve">AIAN (Southern Plains, provisional)</w:t>
+              <w:t xml:space="preserve">AI/AN (Southern Plains, provisional)</w:t>
             </w:r>
           </w:p>
         </w:tc>
@@ -4786,7 +4786,7 @@
                 <w:sz w:val="15"/>
                 <w:szCs w:val="15"/>
               </w:rPr>
-              <w:t xml:space="preserve">AIAN (Northern Plains, provisional)</w:t>
+              <w:t xml:space="preserve">AI/AN (Northern Plains, provisional)</w:t>
             </w:r>
           </w:p>
         </w:tc>
@@ -5818,7 +5818,7 @@
                 <w:sz w:val="15"/>
                 <w:szCs w:val="15"/>
               </w:rPr>
-              <w:t xml:space="preserve">AIAN</w:t>
+              <w:t xml:space="preserve">American Indian and Alaska Native (AI/AN)</w:t>
             </w:r>
           </w:p>
         </w:tc>

--- a/meta_agents/search_v2/outputs/Main_Text_Tables_Figures.docx
+++ b/meta_agents/search_v2/outputs/Main_Text_Tables_Figures.docx
@@ -4623,7 +4623,7 @@
                 <w:sz w:val="15"/>
                 <w:szCs w:val="15"/>
               </w:rPr>
-              <w:t xml:space="preserve">AI/AN (Southern Plains, provisional)</w:t>
+              <w:t xml:space="preserve">AI/AN (Southern Plains)</w:t>
             </w:r>
           </w:p>
         </w:tc>
@@ -4786,7 +4786,7 @@
                 <w:sz w:val="15"/>
                 <w:szCs w:val="15"/>
               </w:rPr>
-              <w:t xml:space="preserve">AI/AN (Northern Plains, provisional)</w:t>
+              <w:t xml:space="preserve">AI/AN (Northern Plains)</w:t>
             </w:r>
           </w:p>
         </w:tc>

--- a/meta_agents/search_v2/outputs/Main_Text_Tables_Figures.docx
+++ b/meta_agents/search_v2/outputs/Main_Text_Tables_Figures.docx
@@ -630,7 +630,7 @@
                 <w:sz w:val="15"/>
                 <w:szCs w:val="15"/>
               </w:rPr>
-              <w:t xml:space="preserve">Asian American, Native Hawaiian, and Pacific Islander (AANHPI)</w:t>
+              <w:t xml:space="preserve">non-Hispanic Black (NHB)</w:t>
             </w:r>
           </w:p>
         </w:tc>
@@ -676,7 +676,7 @@
                 <w:sz w:val="15"/>
                 <w:szCs w:val="15"/>
               </w:rPr>
-              <w:t xml:space="preserve">0.769 [0.752, 0.788]</w:t>
+              <w:t xml:space="preserve">0.933 [0.920, 0.946]</w:t>
             </w:r>
           </w:p>
         </w:tc>
@@ -793,7 +793,7 @@
                 <w:sz w:val="15"/>
                 <w:szCs w:val="15"/>
               </w:rPr>
-              <w:t xml:space="preserve">non-Hispanic Black (NHB)</w:t>
+              <w:t xml:space="preserve">Asian American, Native Hawaiian, and Pacific Islander (AANHPI)</w:t>
             </w:r>
           </w:p>
         </w:tc>
@@ -839,7 +839,7 @@
                 <w:sz w:val="15"/>
                 <w:szCs w:val="15"/>
               </w:rPr>
-              <w:t xml:space="preserve">0.933 [0.920, 0.946]</w:t>
+              <w:t xml:space="preserve">0.769 [0.752, 0.788]</w:t>
             </w:r>
           </w:p>
         </w:tc>
@@ -2124,7 +2124,7 @@
                 <w:sz w:val="15"/>
                 <w:szCs w:val="15"/>
               </w:rPr>
-              <w:t xml:space="preserve">Asian American (aggregate)</w:t>
+              <w:t xml:space="preserve">Filipina</w:t>
             </w:r>
           </w:p>
         </w:tc>
@@ -2170,7 +2170,7 @@
                 <w:sz w:val="15"/>
                 <w:szCs w:val="15"/>
               </w:rPr>
-              <w:t xml:space="preserve">0.792 [0.784, 0.800]</w:t>
+              <w:t xml:space="preserve">0.857 [0.839, 0.874]</w:t>
             </w:r>
           </w:p>
         </w:tc>
@@ -2287,7 +2287,7 @@
                 <w:sz w:val="15"/>
                 <w:szCs w:val="15"/>
               </w:rPr>
-              <w:t xml:space="preserve">Filipina</w:t>
+              <w:t xml:space="preserve">Asian Indian/Pakistani</w:t>
             </w:r>
           </w:p>
         </w:tc>
@@ -2333,7 +2333,7 @@
                 <w:sz w:val="15"/>
                 <w:szCs w:val="15"/>
               </w:rPr>
-              <w:t xml:space="preserve">0.857 [0.839, 0.874]</w:t>
+              <w:t xml:space="preserve">0.958 [0.937, 0.979]</w:t>
             </w:r>
           </w:p>
         </w:tc>
@@ -2450,7 +2450,7 @@
                 <w:sz w:val="15"/>
                 <w:szCs w:val="15"/>
               </w:rPr>
-              <w:t xml:space="preserve">Filipino (young)</w:t>
+              <w:t xml:space="preserve">Japanese</w:t>
             </w:r>
           </w:p>
         </w:tc>
@@ -2496,7 +2496,7 @@
                 <w:sz w:val="15"/>
                 <w:szCs w:val="15"/>
               </w:rPr>
-              <w:t xml:space="preserve">0.95 [0.90, 1.01]</w:t>
+              <w:t xml:space="preserve">1.045 [1.009, 1.083]</w:t>
             </w:r>
           </w:p>
         </w:tc>
@@ -2519,7 +2519,7 @@
                 <w:sz w:val="15"/>
                 <w:szCs w:val="15"/>
               </w:rPr>
-              <w:t xml:space="preserve">Gomez 2017 (2009-2013)</w:t>
+              <w:t xml:space="preserve">Gomez 2026 (2018-2022)</w:t>
             </w:r>
           </w:p>
         </w:tc>
@@ -2542,7 +2542,7 @@
                 <w:sz w:val="15"/>
                 <w:szCs w:val="15"/>
               </w:rPr>
-              <w:t xml:space="preserve">California-CCR</w:t>
+              <w:t xml:space="preserve">SEER-national</w:t>
             </w:r>
           </w:p>
         </w:tc>
@@ -2588,7 +2588,7 @@
                 <w:sz w:val="15"/>
                 <w:szCs w:val="15"/>
               </w:rPr>
-              <w:t xml:space="preserve">Very low</w:t>
+              <w:t xml:space="preserve">Low</w:t>
             </w:r>
           </w:p>
         </w:tc>
@@ -2613,7 +2613,7 @@
                 <w:sz w:val="15"/>
                 <w:szCs w:val="15"/>
               </w:rPr>
-              <w:t xml:space="preserve">Asian Indian/Pakistani</w:t>
+              <w:t xml:space="preserve">Native Hawaiian</w:t>
             </w:r>
           </w:p>
         </w:tc>
@@ -2659,7 +2659,7 @@
                 <w:sz w:val="15"/>
                 <w:szCs w:val="15"/>
               </w:rPr>
-              <w:t xml:space="preserve">0.958 [0.937, 0.979]</w:t>
+              <w:t xml:space="preserve">1.211 [1.123, 1.305]</w:t>
             </w:r>
           </w:p>
         </w:tc>
@@ -2682,7 +2682,7 @@
                 <w:sz w:val="15"/>
                 <w:szCs w:val="15"/>
               </w:rPr>
-              <w:t xml:space="preserve">Gomez 2026 (2018-2022)</w:t>
+              <w:t xml:space="preserve">Miller 2008 (1998-2002)</w:t>
             </w:r>
           </w:p>
         </w:tc>
@@ -2705,7 +2705,7 @@
                 <w:sz w:val="15"/>
                 <w:szCs w:val="15"/>
               </w:rPr>
-              <w:t xml:space="preserve">SEER-national</w:t>
+              <w:t xml:space="preserve">NAACCR/CiNA (~93%)</w:t>
             </w:r>
           </w:p>
         </w:tc>
@@ -2776,7 +2776,7 @@
                 <w:sz w:val="15"/>
                 <w:szCs w:val="15"/>
               </w:rPr>
-              <w:t xml:space="preserve">Japanese (young)</w:t>
+              <w:t xml:space="preserve">Asian American (aggregate)</w:t>
             </w:r>
           </w:p>
         </w:tc>
@@ -2822,7 +2822,7 @@
                 <w:sz w:val="15"/>
                 <w:szCs w:val="15"/>
               </w:rPr>
-              <w:t xml:space="preserve">1.02 [0.91, 1.14]</w:t>
+              <w:t xml:space="preserve">0.792 [0.784, 0.800]</w:t>
             </w:r>
           </w:p>
         </w:tc>
@@ -2845,7 +2845,7 @@
                 <w:sz w:val="15"/>
                 <w:szCs w:val="15"/>
               </w:rPr>
-              <w:t xml:space="preserve">Gomez 2017 (2009-2013)</w:t>
+              <w:t xml:space="preserve">Gomez 2026 (2018-2022)</w:t>
             </w:r>
           </w:p>
         </w:tc>
@@ -2868,333 +2868,7 @@
                 <w:sz w:val="15"/>
                 <w:szCs w:val="15"/>
               </w:rPr>
-              <w:t xml:space="preserve">California-CCR</w:t>
-            </w:r>
-          </w:p>
-        </w:tc>
-        <w:tc>
-          <w:tcPr>
-            <w:tcW w:type="dxa" w:w="1236"/>
-            <w:tcMar>
-              <w:top w:type="dxa" w:w="25"/>
-              <w:left w:type="dxa" w:w="70"/>
-              <w:bottom w:type="dxa" w:w="25"/>
-              <w:right w:type="dxa" w:w="70"/>
-            </w:tcMar>
-          </w:tcPr>
-          <w:p>
-            <w:r>
-              <w:rPr>
-                <w:rFonts w:ascii="Malgun Gothic" w:cs="Malgun Gothic" w:eastAsia="Malgun Gothic" w:hAnsi="Malgun Gothic"/>
-                <w:b w:val="false"/>
-                <w:bCs w:val="false"/>
-                <w:sz w:val="15"/>
-                <w:szCs w:val="15"/>
-              </w:rPr>
-              <w:t xml:space="preserve">Good</w:t>
-            </w:r>
-          </w:p>
-        </w:tc>
-        <w:tc>
-          <w:tcPr>
-            <w:tcW w:type="dxa" w:w="1182"/>
-            <w:tcMar>
-              <w:top w:type="dxa" w:w="25"/>
-              <w:left w:type="dxa" w:w="70"/>
-              <w:bottom w:type="dxa" w:w="25"/>
-              <w:right w:type="dxa" w:w="70"/>
-            </w:tcMar>
-          </w:tcPr>
-          <w:p>
-            <w:r>
-              <w:rPr>
-                <w:rFonts w:ascii="Malgun Gothic" w:cs="Malgun Gothic" w:eastAsia="Malgun Gothic" w:hAnsi="Malgun Gothic"/>
-                <w:b w:val="false"/>
-                <w:bCs w:val="false"/>
-                <w:sz w:val="15"/>
-                <w:szCs w:val="15"/>
-              </w:rPr>
-              <w:t xml:space="preserve">Very low</w:t>
-            </w:r>
-          </w:p>
-        </w:tc>
-      </w:tr>
-      <w:tr>
-        <w:tc>
-          <w:tcPr>
-            <w:tcW w:type="dxa" w:w="3116"/>
-            <w:tcMar>
-              <w:top w:type="dxa" w:w="25"/>
-              <w:left w:type="dxa" w:w="70"/>
-              <w:bottom w:type="dxa" w:w="25"/>
-              <w:right w:type="dxa" w:w="70"/>
-            </w:tcMar>
-          </w:tcPr>
-          <w:p>
-            <w:r>
-              <w:rPr>
-                <w:rFonts w:ascii="Malgun Gothic" w:cs="Malgun Gothic" w:eastAsia="Malgun Gothic" w:hAnsi="Malgun Gothic"/>
-                <w:b w:val="false"/>
-                <w:bCs w:val="false"/>
-                <w:sz w:val="15"/>
-                <w:szCs w:val="15"/>
-              </w:rPr>
-              <w:t xml:space="preserve">Japanese</w:t>
-            </w:r>
-          </w:p>
-        </w:tc>
-        <w:tc>
-          <w:tcPr>
-            <w:tcW w:type="dxa" w:w="1021"/>
-            <w:tcMar>
-              <w:top w:type="dxa" w:w="25"/>
-              <w:left w:type="dxa" w:w="70"/>
-              <w:bottom w:type="dxa" w:w="25"/>
-              <w:right w:type="dxa" w:w="70"/>
-            </w:tcMar>
-          </w:tcPr>
-          <w:p>
-            <w:r>
-              <w:rPr>
-                <w:rFonts w:ascii="Malgun Gothic" w:cs="Malgun Gothic" w:eastAsia="Malgun Gothic" w:hAnsi="Malgun Gothic"/>
-                <w:b w:val="false"/>
-                <w:bCs w:val="false"/>
-                <w:sz w:val="15"/>
-                <w:szCs w:val="15"/>
-              </w:rPr>
-              <w:t xml:space="preserve">IRR</w:t>
-            </w:r>
-          </w:p>
-        </w:tc>
-        <w:tc>
-          <w:tcPr>
-            <w:tcW w:type="dxa" w:w="2901"/>
-            <w:tcMar>
-              <w:top w:type="dxa" w:w="25"/>
-              <w:left w:type="dxa" w:w="70"/>
-              <w:bottom w:type="dxa" w:w="25"/>
-              <w:right w:type="dxa" w:w="70"/>
-            </w:tcMar>
-          </w:tcPr>
-          <w:p>
-            <w:r>
-              <w:rPr>
-                <w:rFonts w:ascii="Malgun Gothic" w:cs="Malgun Gothic" w:eastAsia="Malgun Gothic" w:hAnsi="Malgun Gothic"/>
-                <w:b w:val="false"/>
-                <w:bCs w:val="false"/>
-                <w:sz w:val="15"/>
-                <w:szCs w:val="15"/>
-              </w:rPr>
-              <w:t xml:space="preserve">1.045 [1.009, 1.083]</w:t>
-            </w:r>
-          </w:p>
-        </w:tc>
-        <w:tc>
-          <w:tcPr>
-            <w:tcW w:type="dxa" w:w="2687"/>
-            <w:tcMar>
-              <w:top w:type="dxa" w:w="25"/>
-              <w:left w:type="dxa" w:w="70"/>
-              <w:bottom w:type="dxa" w:w="25"/>
-              <w:right w:type="dxa" w:w="70"/>
-            </w:tcMar>
-          </w:tcPr>
-          <w:p>
-            <w:r>
-              <w:rPr>
-                <w:rFonts w:ascii="Malgun Gothic" w:cs="Malgun Gothic" w:eastAsia="Malgun Gothic" w:hAnsi="Malgun Gothic"/>
-                <w:b w:val="false"/>
-                <w:bCs w:val="false"/>
-                <w:sz w:val="15"/>
-                <w:szCs w:val="15"/>
-              </w:rPr>
-              <w:t xml:space="preserve">Gomez 2026 (2018-2022)</w:t>
-            </w:r>
-          </w:p>
-        </w:tc>
-        <w:tc>
-          <w:tcPr>
-            <w:tcW w:type="dxa" w:w="2257"/>
-            <w:tcMar>
-              <w:top w:type="dxa" w:w="25"/>
-              <w:left w:type="dxa" w:w="70"/>
-              <w:bottom w:type="dxa" w:w="25"/>
-              <w:right w:type="dxa" w:w="70"/>
-            </w:tcMar>
-          </w:tcPr>
-          <w:p>
-            <w:r>
-              <w:rPr>
-                <w:rFonts w:ascii="Malgun Gothic" w:cs="Malgun Gothic" w:eastAsia="Malgun Gothic" w:hAnsi="Malgun Gothic"/>
-                <w:b w:val="false"/>
-                <w:bCs w:val="false"/>
-                <w:sz w:val="15"/>
-                <w:szCs w:val="15"/>
-              </w:rPr>
               <w:t xml:space="preserve">SEER-national</w:t>
-            </w:r>
-          </w:p>
-        </w:tc>
-        <w:tc>
-          <w:tcPr>
-            <w:tcW w:type="dxa" w:w="1236"/>
-            <w:tcMar>
-              <w:top w:type="dxa" w:w="25"/>
-              <w:left w:type="dxa" w:w="70"/>
-              <w:bottom w:type="dxa" w:w="25"/>
-              <w:right w:type="dxa" w:w="70"/>
-            </w:tcMar>
-          </w:tcPr>
-          <w:p>
-            <w:r>
-              <w:rPr>
-                <w:rFonts w:ascii="Malgun Gothic" w:cs="Malgun Gothic" w:eastAsia="Malgun Gothic" w:hAnsi="Malgun Gothic"/>
-                <w:b w:val="false"/>
-                <w:bCs w:val="false"/>
-                <w:sz w:val="15"/>
-                <w:szCs w:val="15"/>
-              </w:rPr>
-              <w:t xml:space="preserve">Good</w:t>
-            </w:r>
-          </w:p>
-        </w:tc>
-        <w:tc>
-          <w:tcPr>
-            <w:tcW w:type="dxa" w:w="1182"/>
-            <w:tcMar>
-              <w:top w:type="dxa" w:w="25"/>
-              <w:left w:type="dxa" w:w="70"/>
-              <w:bottom w:type="dxa" w:w="25"/>
-              <w:right w:type="dxa" w:w="70"/>
-            </w:tcMar>
-          </w:tcPr>
-          <w:p>
-            <w:r>
-              <w:rPr>
-                <w:rFonts w:ascii="Malgun Gothic" w:cs="Malgun Gothic" w:eastAsia="Malgun Gothic" w:hAnsi="Malgun Gothic"/>
-                <w:b w:val="false"/>
-                <w:bCs w:val="false"/>
-                <w:sz w:val="15"/>
-                <w:szCs w:val="15"/>
-              </w:rPr>
-              <w:t xml:space="preserve">Low</w:t>
-            </w:r>
-          </w:p>
-        </w:tc>
-      </w:tr>
-      <w:tr>
-        <w:tc>
-          <w:tcPr>
-            <w:tcW w:type="dxa" w:w="3116"/>
-            <w:tcMar>
-              <w:top w:type="dxa" w:w="25"/>
-              <w:left w:type="dxa" w:w="70"/>
-              <w:bottom w:type="dxa" w:w="25"/>
-              <w:right w:type="dxa" w:w="70"/>
-            </w:tcMar>
-          </w:tcPr>
-          <w:p>
-            <w:r>
-              <w:rPr>
-                <w:rFonts w:ascii="Malgun Gothic" w:cs="Malgun Gothic" w:eastAsia="Malgun Gothic" w:hAnsi="Malgun Gothic"/>
-                <w:b w:val="false"/>
-                <w:bCs w:val="false"/>
-                <w:sz w:val="15"/>
-                <w:szCs w:val="15"/>
-              </w:rPr>
-              <w:t xml:space="preserve">Native Hawaiian</w:t>
-            </w:r>
-          </w:p>
-        </w:tc>
-        <w:tc>
-          <w:tcPr>
-            <w:tcW w:type="dxa" w:w="1021"/>
-            <w:tcMar>
-              <w:top w:type="dxa" w:w="25"/>
-              <w:left w:type="dxa" w:w="70"/>
-              <w:bottom w:type="dxa" w:w="25"/>
-              <w:right w:type="dxa" w:w="70"/>
-            </w:tcMar>
-          </w:tcPr>
-          <w:p>
-            <w:r>
-              <w:rPr>
-                <w:rFonts w:ascii="Malgun Gothic" w:cs="Malgun Gothic" w:eastAsia="Malgun Gothic" w:hAnsi="Malgun Gothic"/>
-                <w:b w:val="false"/>
-                <w:bCs w:val="false"/>
-                <w:sz w:val="15"/>
-                <w:szCs w:val="15"/>
-              </w:rPr>
-              <w:t xml:space="preserve">IRR</w:t>
-            </w:r>
-          </w:p>
-        </w:tc>
-        <w:tc>
-          <w:tcPr>
-            <w:tcW w:type="dxa" w:w="2901"/>
-            <w:tcMar>
-              <w:top w:type="dxa" w:w="25"/>
-              <w:left w:type="dxa" w:w="70"/>
-              <w:bottom w:type="dxa" w:w="25"/>
-              <w:right w:type="dxa" w:w="70"/>
-            </w:tcMar>
-          </w:tcPr>
-          <w:p>
-            <w:r>
-              <w:rPr>
-                <w:rFonts w:ascii="Malgun Gothic" w:cs="Malgun Gothic" w:eastAsia="Malgun Gothic" w:hAnsi="Malgun Gothic"/>
-                <w:b w:val="false"/>
-                <w:bCs w:val="false"/>
-                <w:sz w:val="15"/>
-                <w:szCs w:val="15"/>
-              </w:rPr>
-              <w:t xml:space="preserve">1.211 [1.123, 1.305]</w:t>
-            </w:r>
-          </w:p>
-        </w:tc>
-        <w:tc>
-          <w:tcPr>
-            <w:tcW w:type="dxa" w:w="2687"/>
-            <w:tcMar>
-              <w:top w:type="dxa" w:w="25"/>
-              <w:left w:type="dxa" w:w="70"/>
-              <w:bottom w:type="dxa" w:w="25"/>
-              <w:right w:type="dxa" w:w="70"/>
-            </w:tcMar>
-          </w:tcPr>
-          <w:p>
-            <w:r>
-              <w:rPr>
-                <w:rFonts w:ascii="Malgun Gothic" w:cs="Malgun Gothic" w:eastAsia="Malgun Gothic" w:hAnsi="Malgun Gothic"/>
-                <w:b w:val="false"/>
-                <w:bCs w:val="false"/>
-                <w:sz w:val="15"/>
-                <w:szCs w:val="15"/>
-              </w:rPr>
-              <w:t xml:space="preserve">Miller 2008 (1998-2002)</w:t>
-            </w:r>
-          </w:p>
-        </w:tc>
-        <w:tc>
-          <w:tcPr>
-            <w:tcW w:type="dxa" w:w="2257"/>
-            <w:tcMar>
-              <w:top w:type="dxa" w:w="25"/>
-              <w:left w:type="dxa" w:w="70"/>
-              <w:bottom w:type="dxa" w:w="25"/>
-              <w:right w:type="dxa" w:w="70"/>
-            </w:tcMar>
-          </w:tcPr>
-          <w:p>
-            <w:r>
-              <w:rPr>
-                <w:rFonts w:ascii="Malgun Gothic" w:cs="Malgun Gothic" w:eastAsia="Malgun Gothic" w:hAnsi="Malgun Gothic"/>
-                <w:b w:val="false"/>
-                <w:bCs w:val="false"/>
-                <w:sz w:val="15"/>
-                <w:szCs w:val="15"/>
-              </w:rPr>
-              <w:t xml:space="preserve">NAACCR/CiNA (~93%)</w:t>
             </w:r>
           </w:p>
         </w:tc>
@@ -3618,7 +3292,7 @@
                 <w:sz w:val="15"/>
                 <w:szCs w:val="15"/>
               </w:rPr>
-              <w:t xml:space="preserve">Hispanic/Latina (aggregate)</w:t>
+              <w:t xml:space="preserve">New Latino</w:t>
             </w:r>
           </w:p>
         </w:tc>
@@ -3641,7 +3315,7 @@
                 <w:sz w:val="15"/>
                 <w:szCs w:val="15"/>
               </w:rPr>
-              <w:t xml:space="preserve">SIR</w:t>
+              <w:t xml:space="preserve">IRR</w:t>
             </w:r>
           </w:p>
         </w:tc>
@@ -3664,7 +3338,7 @@
                 <w:sz w:val="15"/>
                 <w:szCs w:val="15"/>
               </w:rPr>
-              <w:t xml:space="preserve">0.64 (point est.)</w:t>
+              <w:t xml:space="preserve">0.684 [0.619, 0.756]</w:t>
             </w:r>
           </w:p>
         </w:tc>
@@ -3687,7 +3361,7 @@
                 <w:sz w:val="15"/>
                 <w:szCs w:val="15"/>
               </w:rPr>
-              <w:t xml:space="preserve">Carozza 2006 (1995-2000)</w:t>
+              <w:t xml:space="preserve">Pinheiro 2009 (1999-2001)</w:t>
             </w:r>
           </w:p>
         </w:tc>
@@ -3710,7 +3384,7 @@
                 <w:sz w:val="15"/>
                 <w:szCs w:val="15"/>
               </w:rPr>
-              <w:t xml:space="preserve">NAACCR/CiNA (~93%)</w:t>
+              <w:t xml:space="preserve">State: Florida</w:t>
             </w:r>
           </w:p>
         </w:tc>
@@ -3756,7 +3430,7 @@
                 <w:sz w:val="15"/>
                 <w:szCs w:val="15"/>
               </w:rPr>
-              <w:t xml:space="preserve">Very low</w:t>
+              <w:t xml:space="preserve">Low</w:t>
             </w:r>
           </w:p>
         </w:tc>
@@ -3781,7 +3455,7 @@
                 <w:sz w:val="15"/>
                 <w:szCs w:val="15"/>
               </w:rPr>
-              <w:t xml:space="preserve">New Latino</w:t>
+              <w:t xml:space="preserve">Cuban</w:t>
             </w:r>
           </w:p>
         </w:tc>
@@ -3827,7 +3501,7 @@
                 <w:sz w:val="15"/>
                 <w:szCs w:val="15"/>
               </w:rPr>
-              <w:t xml:space="preserve">0.684 [0.619, 0.756]</w:t>
+              <w:t xml:space="preserve">0.755 [0.677, 0.842]</w:t>
             </w:r>
           </w:p>
         </w:tc>
@@ -3944,7 +3618,7 @@
                 <w:sz w:val="15"/>
                 <w:szCs w:val="15"/>
               </w:rPr>
-              <w:t xml:space="preserve">Cuban</w:t>
+              <w:t xml:space="preserve">Puerto Rican</w:t>
             </w:r>
           </w:p>
         </w:tc>
@@ -3990,7 +3664,7 @@
                 <w:sz w:val="15"/>
                 <w:szCs w:val="15"/>
               </w:rPr>
-              <w:t xml:space="preserve">0.755 [0.677, 0.842]</w:t>
+              <w:t xml:space="preserve">0.817 [0.726, 0.920]</w:t>
             </w:r>
           </w:p>
         </w:tc>
@@ -4107,7 +3781,7 @@
                 <w:sz w:val="15"/>
                 <w:szCs w:val="15"/>
               </w:rPr>
-              <w:t xml:space="preserve">Puerto Rican</w:t>
+              <w:t xml:space="preserve">Hispanic/Latina (aggregate)</w:t>
             </w:r>
           </w:p>
         </w:tc>
@@ -4130,7 +3804,7 @@
                 <w:sz w:val="15"/>
                 <w:szCs w:val="15"/>
               </w:rPr>
-              <w:t xml:space="preserve">IRR</w:t>
+              <w:t xml:space="preserve">SIR</w:t>
             </w:r>
           </w:p>
         </w:tc>
@@ -4153,7 +3827,7 @@
                 <w:sz w:val="15"/>
                 <w:szCs w:val="15"/>
               </w:rPr>
-              <w:t xml:space="preserve">0.817 [0.726, 0.920]</w:t>
+              <w:t xml:space="preserve">0.64 (point est.)</w:t>
             </w:r>
           </w:p>
         </w:tc>
@@ -4176,7 +3850,7 @@
                 <w:sz w:val="15"/>
                 <w:szCs w:val="15"/>
               </w:rPr>
-              <w:t xml:space="preserve">Pinheiro 2009 (1999-2001)</w:t>
+              <w:t xml:space="preserve">Carozza 2006 (1995-2000)</w:t>
             </w:r>
           </w:p>
         </w:tc>
@@ -4199,7 +3873,7 @@
                 <w:sz w:val="15"/>
                 <w:szCs w:val="15"/>
               </w:rPr>
-              <w:t xml:space="preserve">State: Florida</w:t>
+              <w:t xml:space="preserve">NAACCR/CiNA (~93%)</w:t>
             </w:r>
           </w:p>
         </w:tc>
@@ -4245,7 +3919,7 @@
                 <w:sz w:val="15"/>
                 <w:szCs w:val="15"/>
               </w:rPr>
-              <w:t xml:space="preserve">Low</w:t>
+              <w:t xml:space="preserve">Very low</w:t>
             </w:r>
           </w:p>
         </w:tc>
@@ -5492,7 +5166,7 @@
                 <w:sz w:val="15"/>
                 <w:szCs w:val="15"/>
               </w:rPr>
-              <w:t xml:space="preserve">Asian American, Native Hawaiian, and Pacific Islander (AANHPI)</w:t>
+              <w:t xml:space="preserve">Filipino</w:t>
             </w:r>
           </w:p>
         </w:tc>
@@ -5538,7 +5212,7 @@
                 <w:sz w:val="15"/>
                 <w:szCs w:val="15"/>
               </w:rPr>
-              <w:t xml:space="preserve">0.700 [0.680, 0.720]</w:t>
+              <w:t xml:space="preserve">0.84 [0.8, 0.88]</w:t>
             </w:r>
           </w:p>
         </w:tc>
@@ -5561,7 +5235,7 @@
                 <w:sz w:val="15"/>
                 <w:szCs w:val="15"/>
               </w:rPr>
-              <w:t xml:space="preserve">Sung 2023 (2015-2019)</w:t>
+              <w:t xml:space="preserve">Loo 2019 (2000-2016)</w:t>
             </w:r>
           </w:p>
         </w:tc>
@@ -5584,7 +5258,7 @@
                 <w:sz w:val="15"/>
                 <w:szCs w:val="15"/>
               </w:rPr>
-              <w:t xml:space="preserve">USCS(NPCR+SEER ~99%)</w:t>
+              <w:t xml:space="preserve">Hawaii Tumor Registry (SEER)</w:t>
             </w:r>
           </w:p>
         </w:tc>
@@ -5655,7 +5329,7 @@
                 <w:sz w:val="15"/>
                 <w:szCs w:val="15"/>
               </w:rPr>
-              <w:t xml:space="preserve">Filipino</w:t>
+              <w:t xml:space="preserve">American Indian and Alaska Native (AI/AN)</w:t>
             </w:r>
           </w:p>
         </w:tc>
@@ -5701,7 +5375,7 @@
                 <w:sz w:val="15"/>
                 <w:szCs w:val="15"/>
               </w:rPr>
-              <w:t xml:space="preserve">0.84 [0.8, 0.88]</w:t>
+              <w:t xml:space="preserve">0.860 [0.800, 0.930]</w:t>
             </w:r>
           </w:p>
         </w:tc>
@@ -5724,7 +5398,7 @@
                 <w:sz w:val="15"/>
                 <w:szCs w:val="15"/>
               </w:rPr>
-              <w:t xml:space="preserve">Loo 2019 (2000-2016)</w:t>
+              <w:t xml:space="preserve">Sung 2023 (2015-2019)</w:t>
             </w:r>
           </w:p>
         </w:tc>
@@ -5747,7 +5421,7 @@
                 <w:sz w:val="15"/>
                 <w:szCs w:val="15"/>
               </w:rPr>
-              <w:t xml:space="preserve">Hawaii Tumor Registry (SEER)</w:t>
+              <w:t xml:space="preserve">USCS(NPCR+SEER ~99%)</w:t>
             </w:r>
           </w:p>
         </w:tc>
@@ -5818,7 +5492,7 @@
                 <w:sz w:val="15"/>
                 <w:szCs w:val="15"/>
               </w:rPr>
-              <w:t xml:space="preserve">American Indian and Alaska Native (AI/AN)</w:t>
+              <w:t xml:space="preserve">Hispanic</w:t>
             </w:r>
           </w:p>
         </w:tc>
@@ -5864,7 +5538,7 @@
                 <w:sz w:val="15"/>
                 <w:szCs w:val="15"/>
               </w:rPr>
-              <w:t xml:space="preserve">0.860 [0.800, 0.930]</w:t>
+              <w:t xml:space="preserve">0.860 [0.840, 0.880]</w:t>
             </w:r>
           </w:p>
         </w:tc>
@@ -5981,7 +5655,7 @@
                 <w:sz w:val="15"/>
                 <w:szCs w:val="15"/>
               </w:rPr>
-              <w:t xml:space="preserve">Hispanic</w:t>
+              <w:t xml:space="preserve">Native Hawaiian</w:t>
             </w:r>
           </w:p>
         </w:tc>
@@ -6027,7 +5701,7 @@
                 <w:sz w:val="15"/>
                 <w:szCs w:val="15"/>
               </w:rPr>
-              <w:t xml:space="preserve">0.860 [0.840, 0.880]</w:t>
+              <w:t xml:space="preserve">0.86 [0.79, 0.91]</w:t>
             </w:r>
           </w:p>
         </w:tc>
@@ -6050,7 +5724,7 @@
                 <w:sz w:val="15"/>
                 <w:szCs w:val="15"/>
               </w:rPr>
-              <w:t xml:space="preserve">Sung 2023 (2015-2019)</w:t>
+              <w:t xml:space="preserve">Loo 2019 (2000-2016)</w:t>
             </w:r>
           </w:p>
         </w:tc>
@@ -6073,7 +5747,7 @@
                 <w:sz w:val="15"/>
                 <w:szCs w:val="15"/>
               </w:rPr>
-              <w:t xml:space="preserve">USCS(NPCR+SEER ~99%)</w:t>
+              <w:t xml:space="preserve">Hawaii Tumor Registry (SEER)</w:t>
             </w:r>
           </w:p>
         </w:tc>
@@ -6144,7 +5818,7 @@
                 <w:sz w:val="15"/>
                 <w:szCs w:val="15"/>
               </w:rPr>
-              <w:t xml:space="preserve">Native Hawaiian</w:t>
+              <w:t xml:space="preserve">non-Hispanic Black (NHB)</w:t>
             </w:r>
           </w:p>
         </w:tc>
@@ -6190,7 +5864,7 @@
                 <w:sz w:val="15"/>
                 <w:szCs w:val="15"/>
               </w:rPr>
-              <w:t xml:space="preserve">0.86 [0.79, 0.91]</w:t>
+              <w:t xml:space="preserve">1.950 [1.930, 1.980]</w:t>
             </w:r>
           </w:p>
         </w:tc>
@@ -6213,7 +5887,7 @@
                 <w:sz w:val="15"/>
                 <w:szCs w:val="15"/>
               </w:rPr>
-              <w:t xml:space="preserve">Loo 2019 (2000-2016)</w:t>
+              <w:t xml:space="preserve">Sung 2023 (2015-2019)</w:t>
             </w:r>
           </w:p>
         </w:tc>
@@ -6236,7 +5910,7 @@
                 <w:sz w:val="15"/>
                 <w:szCs w:val="15"/>
               </w:rPr>
-              <w:t xml:space="preserve">Hawaii Tumor Registry (SEER)</w:t>
+              <w:t xml:space="preserve">USCS(NPCR+SEER ~99%)</w:t>
             </w:r>
           </w:p>
         </w:tc>
@@ -6307,7 +5981,7 @@
                 <w:sz w:val="15"/>
                 <w:szCs w:val="15"/>
               </w:rPr>
-              <w:t xml:space="preserve">non-Hispanic Black (NHB)</w:t>
+              <w:t xml:space="preserve">Asian American, Native Hawaiian, and Pacific Islander (AANHPI)</w:t>
             </w:r>
           </w:p>
         </w:tc>
@@ -6353,7 +6027,7 @@
                 <w:sz w:val="15"/>
                 <w:szCs w:val="15"/>
               </w:rPr>
-              <w:t xml:space="preserve">1.950 [1.930, 1.980]</w:t>
+              <w:t xml:space="preserve">0.700 [0.680, 0.720]</w:t>
             </w:r>
           </w:p>
         </w:tc>

--- a/meta_agents/search_v2/outputs/Main_Text_Tables_Figures.docx
+++ b/meta_agents/search_v2/outputs/Main_Text_Tables_Figures.docx
@@ -304,7 +304,7 @@
                 <w:sz w:val="15"/>
                 <w:szCs w:val="15"/>
               </w:rPr>
-              <w:t xml:space="preserve">American Indian and Alaska Native (AI/AN)</w:t>
+              <w:t xml:space="preserve">Hispanic</w:t>
             </w:r>
           </w:p>
         </w:tc>
@@ -350,7 +350,7 @@
                 <w:sz w:val="15"/>
                 <w:szCs w:val="15"/>
               </w:rPr>
-              <w:t xml:space="preserve">0.560 [0.550, 0.570]</w:t>
+              <w:t xml:space="preserve">0.718 [0.707, 0.731]</w:t>
             </w:r>
           </w:p>
         </w:tc>
@@ -373,7 +373,7 @@
                 <w:sz w:val="15"/>
                 <w:szCs w:val="15"/>
               </w:rPr>
-              <w:t xml:space="preserve">Gopalani 2020 (1999-2015)</w:t>
+              <w:t xml:space="preserve">Ellington 2022 (2018)</w:t>
             </w:r>
           </w:p>
         </w:tc>
@@ -396,7 +396,7 @@
                 <w:sz w:val="15"/>
                 <w:szCs w:val="15"/>
               </w:rPr>
-              <w:t xml:space="preserve">IHS-PRCDA</w:t>
+              <w:t xml:space="preserve">USCS(NPCR+SEER ~99%)</w:t>
             </w:r>
           </w:p>
         </w:tc>
@@ -467,7 +467,7 @@
                 <w:sz w:val="15"/>
                 <w:szCs w:val="15"/>
               </w:rPr>
-              <w:t xml:space="preserve">Hispanic</w:t>
+              <w:t xml:space="preserve">non-Hispanic Black (NHB)</w:t>
             </w:r>
           </w:p>
         </w:tc>
@@ -513,7 +513,7 @@
                 <w:sz w:val="15"/>
                 <w:szCs w:val="15"/>
               </w:rPr>
-              <w:t xml:space="preserve">0.718 [0.707, 0.731]</w:t>
+              <w:t xml:space="preserve">0.933 [0.920, 0.946]</w:t>
             </w:r>
           </w:p>
         </w:tc>
@@ -630,7 +630,7 @@
                 <w:sz w:val="15"/>
                 <w:szCs w:val="15"/>
               </w:rPr>
-              <w:t xml:space="preserve">non-Hispanic Black (NHB)</w:t>
+              <w:t xml:space="preserve">American Indian and Alaska Native (AI/AN)</w:t>
             </w:r>
           </w:p>
         </w:tc>
@@ -676,7 +676,7 @@
                 <w:sz w:val="15"/>
                 <w:szCs w:val="15"/>
               </w:rPr>
-              <w:t xml:space="preserve">0.933 [0.920, 0.946]</w:t>
+              <w:t xml:space="preserve">0.560 [0.550, 0.570]</w:t>
             </w:r>
           </w:p>
         </w:tc>
@@ -699,7 +699,7 @@
                 <w:sz w:val="15"/>
                 <w:szCs w:val="15"/>
               </w:rPr>
-              <w:t xml:space="preserve">Ellington 2022 (2018)</w:t>
+              <w:t xml:space="preserve">Gopalani 2020 (1999-2015)</w:t>
             </w:r>
           </w:p>
         </w:tc>
@@ -722,7 +722,7 @@
                 <w:sz w:val="15"/>
                 <w:szCs w:val="15"/>
               </w:rPr>
-              <w:t xml:space="preserve">USCS(NPCR+SEER ~99%)</w:t>
+              <w:t xml:space="preserve">IHS-PRCDA</w:t>
             </w:r>
           </w:p>
         </w:tc>
@@ -4134,7 +4134,7 @@
                 <w:sz w:val="15"/>
                 <w:szCs w:val="15"/>
               </w:rPr>
-              <w:t xml:space="preserve">American Indian and Alaska Native (AI/AN)</w:t>
+              <w:t xml:space="preserve">AI/AN (Southern Plains)</w:t>
             </w:r>
           </w:p>
         </w:tc>
@@ -4180,7 +4180,7 @@
                 <w:sz w:val="15"/>
                 <w:szCs w:val="15"/>
               </w:rPr>
-              <w:t xml:space="preserve">0.87 (point est.)</w:t>
+              <w:t xml:space="preserve">1.25 [1.11, 1.41]</w:t>
             </w:r>
           </w:p>
         </w:tc>
@@ -4203,7 +4203,7 @@
                 <w:sz w:val="15"/>
                 <w:szCs w:val="15"/>
               </w:rPr>
-              <w:t xml:space="preserve">Melkonian 2019 (2012-2016)</w:t>
+              <w:t xml:space="preserve">Melkonian 2021 (2012-2016)</w:t>
             </w:r>
           </w:p>
         </w:tc>
@@ -4272,7 +4272,7 @@
                 <w:sz w:val="15"/>
                 <w:szCs w:val="15"/>
               </w:rPr>
-              <w:t xml:space="preserve">Very low</w:t>
+              <w:t xml:space="preserve">Low</w:t>
             </w:r>
           </w:p>
         </w:tc>
@@ -4297,7 +4297,7 @@
                 <w:sz w:val="15"/>
                 <w:szCs w:val="15"/>
               </w:rPr>
-              <w:t xml:space="preserve">AI/AN (Southern Plains)</w:t>
+              <w:t xml:space="preserve">AI/AN (Northern Plains)</w:t>
             </w:r>
           </w:p>
         </w:tc>
@@ -4343,7 +4343,7 @@
                 <w:sz w:val="15"/>
                 <w:szCs w:val="15"/>
               </w:rPr>
-              <w:t xml:space="preserve">1.25 [1.11, 1.41]</w:t>
+              <w:t xml:space="preserve">1.33 [1.26, 1.41]</w:t>
             </w:r>
           </w:p>
         </w:tc>
@@ -4460,7 +4460,7 @@
                 <w:sz w:val="15"/>
                 <w:szCs w:val="15"/>
               </w:rPr>
-              <w:t xml:space="preserve">AI/AN (Northern Plains)</w:t>
+              <w:t xml:space="preserve">American Indian and Alaska Native (AI/AN)</w:t>
             </w:r>
           </w:p>
         </w:tc>
@@ -4506,7 +4506,7 @@
                 <w:sz w:val="15"/>
                 <w:szCs w:val="15"/>
               </w:rPr>
-              <w:t xml:space="preserve">1.33 [1.26, 1.41]</w:t>
+              <w:t xml:space="preserve">0.87 (point est.)</w:t>
             </w:r>
           </w:p>
         </w:tc>
@@ -4529,7 +4529,7 @@
                 <w:sz w:val="15"/>
                 <w:szCs w:val="15"/>
               </w:rPr>
-              <w:t xml:space="preserve">Melkonian 2021 (2012-2016)</w:t>
+              <w:t xml:space="preserve">Melkonian 2019 (2012-2016)</w:t>
             </w:r>
           </w:p>
         </w:tc>
@@ -4598,7 +4598,7 @@
                 <w:sz w:val="15"/>
                 <w:szCs w:val="15"/>
               </w:rPr>
-              <w:t xml:space="preserve">Low</w:t>
+              <w:t xml:space="preserve">Very low</w:t>
             </w:r>
           </w:p>
         </w:tc>
@@ -5329,7 +5329,7 @@
                 <w:sz w:val="15"/>
                 <w:szCs w:val="15"/>
               </w:rPr>
-              <w:t xml:space="preserve">American Indian and Alaska Native (AI/AN)</w:t>
+              <w:t xml:space="preserve">Hispanic</w:t>
             </w:r>
           </w:p>
         </w:tc>
@@ -5375,7 +5375,7 @@
                 <w:sz w:val="15"/>
                 <w:szCs w:val="15"/>
               </w:rPr>
-              <w:t xml:space="preserve">0.860 [0.800, 0.930]</w:t>
+              <w:t xml:space="preserve">0.860 [0.840, 0.880]</w:t>
             </w:r>
           </w:p>
         </w:tc>
@@ -5492,7 +5492,7 @@
                 <w:sz w:val="15"/>
                 <w:szCs w:val="15"/>
               </w:rPr>
-              <w:t xml:space="preserve">Hispanic</w:t>
+              <w:t xml:space="preserve">Native Hawaiian</w:t>
             </w:r>
           </w:p>
         </w:tc>
@@ -5538,7 +5538,7 @@
                 <w:sz w:val="15"/>
                 <w:szCs w:val="15"/>
               </w:rPr>
-              <w:t xml:space="preserve">0.860 [0.840, 0.880]</w:t>
+              <w:t xml:space="preserve">0.86 [0.79, 0.91]</w:t>
             </w:r>
           </w:p>
         </w:tc>
@@ -5561,7 +5561,7 @@
                 <w:sz w:val="15"/>
                 <w:szCs w:val="15"/>
               </w:rPr>
-              <w:t xml:space="preserve">Sung 2023 (2015-2019)</w:t>
+              <w:t xml:space="preserve">Loo 2019 (2000-2016)</w:t>
             </w:r>
           </w:p>
         </w:tc>
@@ -5584,7 +5584,7 @@
                 <w:sz w:val="15"/>
                 <w:szCs w:val="15"/>
               </w:rPr>
-              <w:t xml:space="preserve">USCS(NPCR+SEER ~99%)</w:t>
+              <w:t xml:space="preserve">Hawaii Tumor Registry (SEER)</w:t>
             </w:r>
           </w:p>
         </w:tc>
@@ -5655,7 +5655,7 @@
                 <w:sz w:val="15"/>
                 <w:szCs w:val="15"/>
               </w:rPr>
-              <w:t xml:space="preserve">Native Hawaiian</w:t>
+              <w:t xml:space="preserve">non-Hispanic Black (NHB)</w:t>
             </w:r>
           </w:p>
         </w:tc>
@@ -5701,7 +5701,7 @@
                 <w:sz w:val="15"/>
                 <w:szCs w:val="15"/>
               </w:rPr>
-              <w:t xml:space="preserve">0.86 [0.79, 0.91]</w:t>
+              <w:t xml:space="preserve">1.950 [1.930, 1.980]</w:t>
             </w:r>
           </w:p>
         </w:tc>
@@ -5724,7 +5724,7 @@
                 <w:sz w:val="15"/>
                 <w:szCs w:val="15"/>
               </w:rPr>
-              <w:t xml:space="preserve">Loo 2019 (2000-2016)</w:t>
+              <w:t xml:space="preserve">Sung 2023 (2015-2019)</w:t>
             </w:r>
           </w:p>
         </w:tc>
@@ -5747,7 +5747,7 @@
                 <w:sz w:val="15"/>
                 <w:szCs w:val="15"/>
               </w:rPr>
-              <w:t xml:space="preserve">Hawaii Tumor Registry (SEER)</w:t>
+              <w:t xml:space="preserve">USCS(NPCR+SEER ~99%)</w:t>
             </w:r>
           </w:p>
         </w:tc>
@@ -5818,7 +5818,7 @@
                 <w:sz w:val="15"/>
                 <w:szCs w:val="15"/>
               </w:rPr>
-              <w:t xml:space="preserve">non-Hispanic Black (NHB)</w:t>
+              <w:t xml:space="preserve">Asian American, Native Hawaiian, and Pacific Islander (AANHPI)</w:t>
             </w:r>
           </w:p>
         </w:tc>
@@ -5864,7 +5864,7 @@
                 <w:sz w:val="15"/>
                 <w:szCs w:val="15"/>
               </w:rPr>
-              <w:t xml:space="preserve">1.950 [1.930, 1.980]</w:t>
+              <w:t xml:space="preserve">0.700 [0.680, 0.720]</w:t>
             </w:r>
           </w:p>
         </w:tc>
@@ -5981,7 +5981,7 @@
                 <w:sz w:val="15"/>
                 <w:szCs w:val="15"/>
               </w:rPr>
-              <w:t xml:space="preserve">Asian American, Native Hawaiian, and Pacific Islander (AANHPI)</w:t>
+              <w:t xml:space="preserve">American Indian and Alaska Native (AI/AN)</w:t>
             </w:r>
           </w:p>
         </w:tc>
@@ -6027,7 +6027,7 @@
                 <w:sz w:val="15"/>
                 <w:szCs w:val="15"/>
               </w:rPr>
-              <w:t xml:space="preserve">0.700 [0.680, 0.720]</w:t>
+              <w:t xml:space="preserve">0.860 [0.800, 0.930]</w:t>
             </w:r>
           </w:p>
         </w:tc>

--- a/meta_agents/search_v2/outputs/Main_Text_Tables_Figures.docx
+++ b/meta_agents/search_v2/outputs/Main_Text_Tables_Figures.docx
@@ -4436,169 +4436,6 @@
                 <w:szCs w:val="15"/>
               </w:rPr>
               <w:t xml:space="preserve">Low</w:t>
-            </w:r>
-          </w:p>
-        </w:tc>
-      </w:tr>
-      <w:tr>
-        <w:tc>
-          <w:tcPr>
-            <w:tcW w:type="dxa" w:w="3116"/>
-            <w:tcMar>
-              <w:top w:type="dxa" w:w="25"/>
-              <w:left w:type="dxa" w:w="70"/>
-              <w:bottom w:type="dxa" w:w="25"/>
-              <w:right w:type="dxa" w:w="70"/>
-            </w:tcMar>
-          </w:tcPr>
-          <w:p>
-            <w:r>
-              <w:rPr>
-                <w:rFonts w:ascii="Malgun Gothic" w:cs="Malgun Gothic" w:eastAsia="Malgun Gothic" w:hAnsi="Malgun Gothic"/>
-                <w:b w:val="false"/>
-                <w:bCs w:val="false"/>
-                <w:sz w:val="15"/>
-                <w:szCs w:val="15"/>
-              </w:rPr>
-              <w:t xml:space="preserve">American Indian and Alaska Native (AI/AN)</w:t>
-            </w:r>
-          </w:p>
-        </w:tc>
-        <w:tc>
-          <w:tcPr>
-            <w:tcW w:type="dxa" w:w="1021"/>
-            <w:tcMar>
-              <w:top w:type="dxa" w:w="25"/>
-              <w:left w:type="dxa" w:w="70"/>
-              <w:bottom w:type="dxa" w:w="25"/>
-              <w:right w:type="dxa" w:w="70"/>
-            </w:tcMar>
-          </w:tcPr>
-          <w:p>
-            <w:r>
-              <w:rPr>
-                <w:rFonts w:ascii="Malgun Gothic" w:cs="Malgun Gothic" w:eastAsia="Malgun Gothic" w:hAnsi="Malgun Gothic"/>
-                <w:b w:val="false"/>
-                <w:bCs w:val="false"/>
-                <w:sz w:val="15"/>
-                <w:szCs w:val="15"/>
-              </w:rPr>
-              <w:t xml:space="preserve">IRR</w:t>
-            </w:r>
-          </w:p>
-        </w:tc>
-        <w:tc>
-          <w:tcPr>
-            <w:tcW w:type="dxa" w:w="2901"/>
-            <w:tcMar>
-              <w:top w:type="dxa" w:w="25"/>
-              <w:left w:type="dxa" w:w="70"/>
-              <w:bottom w:type="dxa" w:w="25"/>
-              <w:right w:type="dxa" w:w="70"/>
-            </w:tcMar>
-          </w:tcPr>
-          <w:p>
-            <w:r>
-              <w:rPr>
-                <w:rFonts w:ascii="Malgun Gothic" w:cs="Malgun Gothic" w:eastAsia="Malgun Gothic" w:hAnsi="Malgun Gothic"/>
-                <w:b w:val="false"/>
-                <w:bCs w:val="false"/>
-                <w:sz w:val="15"/>
-                <w:szCs w:val="15"/>
-              </w:rPr>
-              <w:t xml:space="preserve">0.87 (point est.)</w:t>
-            </w:r>
-          </w:p>
-        </w:tc>
-        <w:tc>
-          <w:tcPr>
-            <w:tcW w:type="dxa" w:w="2687"/>
-            <w:tcMar>
-              <w:top w:type="dxa" w:w="25"/>
-              <w:left w:type="dxa" w:w="70"/>
-              <w:bottom w:type="dxa" w:w="25"/>
-              <w:right w:type="dxa" w:w="70"/>
-            </w:tcMar>
-          </w:tcPr>
-          <w:p>
-            <w:r>
-              <w:rPr>
-                <w:rFonts w:ascii="Malgun Gothic" w:cs="Malgun Gothic" w:eastAsia="Malgun Gothic" w:hAnsi="Malgun Gothic"/>
-                <w:b w:val="false"/>
-                <w:bCs w:val="false"/>
-                <w:sz w:val="15"/>
-                <w:szCs w:val="15"/>
-              </w:rPr>
-              <w:t xml:space="preserve">Melkonian 2019 (2012-2016)</w:t>
-            </w:r>
-          </w:p>
-        </w:tc>
-        <w:tc>
-          <w:tcPr>
-            <w:tcW w:type="dxa" w:w="2257"/>
-            <w:tcMar>
-              <w:top w:type="dxa" w:w="25"/>
-              <w:left w:type="dxa" w:w="70"/>
-              <w:bottom w:type="dxa" w:w="25"/>
-              <w:right w:type="dxa" w:w="70"/>
-            </w:tcMar>
-          </w:tcPr>
-          <w:p>
-            <w:r>
-              <w:rPr>
-                <w:rFonts w:ascii="Malgun Gothic" w:cs="Malgun Gothic" w:eastAsia="Malgun Gothic" w:hAnsi="Malgun Gothic"/>
-                <w:b w:val="false"/>
-                <w:bCs w:val="false"/>
-                <w:sz w:val="15"/>
-                <w:szCs w:val="15"/>
-              </w:rPr>
-              <w:t xml:space="preserve">IHS-PRCDA</w:t>
-            </w:r>
-          </w:p>
-        </w:tc>
-        <w:tc>
-          <w:tcPr>
-            <w:tcW w:type="dxa" w:w="1236"/>
-            <w:tcMar>
-              <w:top w:type="dxa" w:w="25"/>
-              <w:left w:type="dxa" w:w="70"/>
-              <w:bottom w:type="dxa" w:w="25"/>
-              <w:right w:type="dxa" w:w="70"/>
-            </w:tcMar>
-          </w:tcPr>
-          <w:p>
-            <w:r>
-              <w:rPr>
-                <w:rFonts w:ascii="Malgun Gothic" w:cs="Malgun Gothic" w:eastAsia="Malgun Gothic" w:hAnsi="Malgun Gothic"/>
-                <w:b w:val="false"/>
-                <w:bCs w:val="false"/>
-                <w:sz w:val="15"/>
-                <w:szCs w:val="15"/>
-              </w:rPr>
-              <w:t xml:space="preserve">Good</w:t>
-            </w:r>
-          </w:p>
-        </w:tc>
-        <w:tc>
-          <w:tcPr>
-            <w:tcW w:type="dxa" w:w="1182"/>
-            <w:tcMar>
-              <w:top w:type="dxa" w:w="25"/>
-              <w:left w:type="dxa" w:w="70"/>
-              <w:bottom w:type="dxa" w:w="25"/>
-              <w:right w:type="dxa" w:w="70"/>
-            </w:tcMar>
-          </w:tcPr>
-          <w:p>
-            <w:r>
-              <w:rPr>
-                <w:rFonts w:ascii="Malgun Gothic" w:cs="Malgun Gothic" w:eastAsia="Malgun Gothic" w:hAnsi="Malgun Gothic"/>
-                <w:b w:val="false"/>
-                <w:bCs w:val="false"/>
-                <w:sz w:val="15"/>
-                <w:szCs w:val="15"/>
-              </w:rPr>
-              <w:t xml:space="preserve">Very low</w:t>
             </w:r>
           </w:p>
         </w:tc>

--- a/meta_agents/search_v2/outputs/Main_Text_Tables_Figures.docx
+++ b/meta_agents/search_v2/outputs/Main_Text_Tables_Figures.docx
@@ -958,7 +958,7 @@
                 <w:sz w:val="16"/>
                 <w:szCs w:val="16"/>
               </w:rPr>
-              <w:t xml:space="preserve">Asian American / Native Hawaiian / Pacific Islander subgroups</w:t>
+              <w:t xml:space="preserve">Asian American subgroups</w:t>
             </w:r>
           </w:p>
         </w:tc>
@@ -1798,7 +1798,7 @@
                 <w:sz w:val="15"/>
                 <w:szCs w:val="15"/>
               </w:rPr>
-              <w:t xml:space="preserve">Guamanian/Chamorro/Samoan</w:t>
+              <w:t xml:space="preserve">Chinese</w:t>
             </w:r>
           </w:p>
         </w:tc>
@@ -1844,7 +1844,7 @@
                 <w:sz w:val="15"/>
                 <w:szCs w:val="15"/>
               </w:rPr>
-              <w:t xml:space="preserve">0.723 [0.641, 0.817]</w:t>
+              <w:t xml:space="preserve">0.760 [0.745, 0.775]</w:t>
             </w:r>
           </w:p>
         </w:tc>
@@ -1961,7 +1961,7 @@
                 <w:sz w:val="15"/>
                 <w:szCs w:val="15"/>
               </w:rPr>
-              <w:t xml:space="preserve">Chinese</w:t>
+              <w:t xml:space="preserve">Filipina</w:t>
             </w:r>
           </w:p>
         </w:tc>
@@ -2007,7 +2007,7 @@
                 <w:sz w:val="15"/>
                 <w:szCs w:val="15"/>
               </w:rPr>
-              <w:t xml:space="preserve">0.760 [0.745, 0.775]</w:t>
+              <w:t xml:space="preserve">0.857 [0.839, 0.874]</w:t>
             </w:r>
           </w:p>
         </w:tc>
@@ -2124,7 +2124,7 @@
                 <w:sz w:val="15"/>
                 <w:szCs w:val="15"/>
               </w:rPr>
-              <w:t xml:space="preserve">Filipina</w:t>
+              <w:t xml:space="preserve">Asian Indian/Pakistani</w:t>
             </w:r>
           </w:p>
         </w:tc>
@@ -2170,7 +2170,7 @@
                 <w:sz w:val="15"/>
                 <w:szCs w:val="15"/>
               </w:rPr>
-              <w:t xml:space="preserve">0.857 [0.839, 0.874]</w:t>
+              <w:t xml:space="preserve">0.958 [0.937, 0.979]</w:t>
             </w:r>
           </w:p>
         </w:tc>
@@ -2287,7 +2287,7 @@
                 <w:sz w:val="15"/>
                 <w:szCs w:val="15"/>
               </w:rPr>
-              <w:t xml:space="preserve">Asian Indian/Pakistani</w:t>
+              <w:t xml:space="preserve">Japanese</w:t>
             </w:r>
           </w:p>
         </w:tc>
@@ -2333,7 +2333,7 @@
                 <w:sz w:val="15"/>
                 <w:szCs w:val="15"/>
               </w:rPr>
-              <w:t xml:space="preserve">0.958 [0.937, 0.979]</w:t>
+              <w:t xml:space="preserve">1.045 [1.009, 1.083]</w:t>
             </w:r>
           </w:p>
         </w:tc>
@@ -2450,7 +2450,7 @@
                 <w:sz w:val="15"/>
                 <w:szCs w:val="15"/>
               </w:rPr>
-              <w:t xml:space="preserve">Japanese</w:t>
+              <w:t xml:space="preserve">Asian American (aggregate)</w:t>
             </w:r>
           </w:p>
         </w:tc>
@@ -2496,7 +2496,7 @@
                 <w:sz w:val="15"/>
                 <w:szCs w:val="15"/>
               </w:rPr>
-              <w:t xml:space="preserve">1.045 [1.009, 1.083]</w:t>
+              <w:t xml:space="preserve">0.792 [0.784, 0.800]</w:t>
             </w:r>
           </w:p>
         </w:tc>
@@ -2596,162 +2596,26 @@
       <w:tr>
         <w:tc>
           <w:tcPr>
-            <w:tcW w:type="dxa" w:w="3116"/>
-            <w:tcMar>
-              <w:top w:type="dxa" w:w="25"/>
-              <w:left w:type="dxa" w:w="70"/>
-              <w:bottom w:type="dxa" w:w="25"/>
-              <w:right w:type="dxa" w:w="70"/>
-            </w:tcMar>
-          </w:tcPr>
-          <w:p>
-            <w:r>
-              <w:rPr>
-                <w:rFonts w:ascii="Malgun Gothic" w:cs="Malgun Gothic" w:eastAsia="Malgun Gothic" w:hAnsi="Malgun Gothic"/>
-                <w:b w:val="false"/>
-                <w:bCs w:val="false"/>
-                <w:sz w:val="15"/>
-                <w:szCs w:val="15"/>
-              </w:rPr>
-              <w:t xml:space="preserve">Native Hawaiian</w:t>
-            </w:r>
-          </w:p>
-        </w:tc>
-        <w:tc>
-          <w:tcPr>
-            <w:tcW w:type="dxa" w:w="1021"/>
-            <w:tcMar>
-              <w:top w:type="dxa" w:w="25"/>
-              <w:left w:type="dxa" w:w="70"/>
-              <w:bottom w:type="dxa" w:w="25"/>
-              <w:right w:type="dxa" w:w="70"/>
-            </w:tcMar>
-          </w:tcPr>
-          <w:p>
-            <w:r>
-              <w:rPr>
-                <w:rFonts w:ascii="Malgun Gothic" w:cs="Malgun Gothic" w:eastAsia="Malgun Gothic" w:hAnsi="Malgun Gothic"/>
-                <w:b w:val="false"/>
-                <w:bCs w:val="false"/>
-                <w:sz w:val="15"/>
-                <w:szCs w:val="15"/>
-              </w:rPr>
-              <w:t xml:space="preserve">IRR</w:t>
-            </w:r>
-          </w:p>
-        </w:tc>
-        <w:tc>
-          <w:tcPr>
-            <w:tcW w:type="dxa" w:w="2901"/>
-            <w:tcMar>
-              <w:top w:type="dxa" w:w="25"/>
-              <w:left w:type="dxa" w:w="70"/>
-              <w:bottom w:type="dxa" w:w="25"/>
-              <w:right w:type="dxa" w:w="70"/>
-            </w:tcMar>
-          </w:tcPr>
-          <w:p>
-            <w:r>
-              <w:rPr>
-                <w:rFonts w:ascii="Malgun Gothic" w:cs="Malgun Gothic" w:eastAsia="Malgun Gothic" w:hAnsi="Malgun Gothic"/>
-                <w:b w:val="false"/>
-                <w:bCs w:val="false"/>
-                <w:sz w:val="15"/>
-                <w:szCs w:val="15"/>
-              </w:rPr>
-              <w:t xml:space="preserve">1.211 [1.123, 1.305]</w:t>
-            </w:r>
-          </w:p>
-        </w:tc>
-        <w:tc>
-          <w:tcPr>
-            <w:tcW w:type="dxa" w:w="2687"/>
-            <w:tcMar>
-              <w:top w:type="dxa" w:w="25"/>
-              <w:left w:type="dxa" w:w="70"/>
-              <w:bottom w:type="dxa" w:w="25"/>
-              <w:right w:type="dxa" w:w="70"/>
-            </w:tcMar>
-          </w:tcPr>
-          <w:p>
-            <w:r>
-              <w:rPr>
-                <w:rFonts w:ascii="Malgun Gothic" w:cs="Malgun Gothic" w:eastAsia="Malgun Gothic" w:hAnsi="Malgun Gothic"/>
-                <w:b w:val="false"/>
-                <w:bCs w:val="false"/>
-                <w:sz w:val="15"/>
-                <w:szCs w:val="15"/>
-              </w:rPr>
-              <w:t xml:space="preserve">Miller 2008 (1998-2002)</w:t>
-            </w:r>
-          </w:p>
-        </w:tc>
-        <w:tc>
-          <w:tcPr>
-            <w:tcW w:type="dxa" w:w="2257"/>
-            <w:tcMar>
-              <w:top w:type="dxa" w:w="25"/>
-              <w:left w:type="dxa" w:w="70"/>
-              <w:bottom w:type="dxa" w:w="25"/>
-              <w:right w:type="dxa" w:w="70"/>
-            </w:tcMar>
-          </w:tcPr>
-          <w:p>
-            <w:r>
-              <w:rPr>
-                <w:rFonts w:ascii="Malgun Gothic" w:cs="Malgun Gothic" w:eastAsia="Malgun Gothic" w:hAnsi="Malgun Gothic"/>
-                <w:b w:val="false"/>
-                <w:bCs w:val="false"/>
-                <w:sz w:val="15"/>
-                <w:szCs w:val="15"/>
-              </w:rPr>
-              <w:t xml:space="preserve">NAACCR/CiNA (~93%)</w:t>
-            </w:r>
-          </w:p>
-        </w:tc>
-        <w:tc>
-          <w:tcPr>
-            <w:tcW w:type="dxa" w:w="1236"/>
-            <w:tcMar>
-              <w:top w:type="dxa" w:w="25"/>
-              <w:left w:type="dxa" w:w="70"/>
-              <w:bottom w:type="dxa" w:w="25"/>
-              <w:right w:type="dxa" w:w="70"/>
-            </w:tcMar>
-          </w:tcPr>
-          <w:p>
-            <w:r>
-              <w:rPr>
-                <w:rFonts w:ascii="Malgun Gothic" w:cs="Malgun Gothic" w:eastAsia="Malgun Gothic" w:hAnsi="Malgun Gothic"/>
-                <w:b w:val="false"/>
-                <w:bCs w:val="false"/>
-                <w:sz w:val="15"/>
-                <w:szCs w:val="15"/>
-              </w:rPr>
-              <w:t xml:space="preserve">Good</w:t>
-            </w:r>
-          </w:p>
-        </w:tc>
-        <w:tc>
-          <w:tcPr>
-            <w:tcW w:type="dxa" w:w="1182"/>
-            <w:tcMar>
-              <w:top w:type="dxa" w:w="25"/>
-              <w:left w:type="dxa" w:w="70"/>
-              <w:bottom w:type="dxa" w:w="25"/>
-              <w:right w:type="dxa" w:w="70"/>
-            </w:tcMar>
-          </w:tcPr>
-          <w:p>
-            <w:r>
-              <w:rPr>
-                <w:rFonts w:ascii="Malgun Gothic" w:cs="Malgun Gothic" w:eastAsia="Malgun Gothic" w:hAnsi="Malgun Gothic"/>
-                <w:b w:val="false"/>
-                <w:bCs w:val="false"/>
-                <w:sz w:val="15"/>
-                <w:szCs w:val="15"/>
-              </w:rPr>
-              <w:t xml:space="preserve">Low</w:t>
+            <w:tcW w:type="dxa" w:w="14400"/>
+            <w:gridSpan w:val="7"/>
+            <w:shd w:fill="D9E2EF" w:color="auto" w:val="clear"/>
+            <w:tcMar>
+              <w:top w:type="dxa" w:w="30"/>
+              <w:left w:type="dxa" w:w="70"/>
+              <w:bottom w:type="dxa" w:w="30"/>
+              <w:right w:type="dxa" w:w="70"/>
+            </w:tcMar>
+          </w:tcPr>
+          <w:p>
+            <w:r>
+              <w:rPr>
+                <w:rFonts w:ascii="Malgun Gothic" w:cs="Malgun Gothic" w:eastAsia="Malgun Gothic" w:hAnsi="Malgun Gothic"/>
+                <w:b/>
+                <w:bCs/>
+                <w:sz w:val="16"/>
+                <w:szCs w:val="16"/>
+              </w:rPr>
+              <w:t xml:space="preserve">Native Hawaiian and Pacific Islander (NHPI) subgroups</w:t>
             </w:r>
           </w:p>
         </w:tc>
@@ -2776,7 +2640,7 @@
                 <w:sz w:val="15"/>
                 <w:szCs w:val="15"/>
               </w:rPr>
-              <w:t xml:space="preserve">Asian American (aggregate)</w:t>
+              <w:t xml:space="preserve">Guamanian/Chamorro/Samoan</w:t>
             </w:r>
           </w:p>
         </w:tc>
@@ -2822,7 +2686,7 @@
                 <w:sz w:val="15"/>
                 <w:szCs w:val="15"/>
               </w:rPr>
-              <w:t xml:space="preserve">0.792 [0.784, 0.800]</w:t>
+              <w:t xml:space="preserve">0.723 [0.641, 0.817]</w:t>
             </w:r>
           </w:p>
         </w:tc>
@@ -2869,6 +2733,169 @@
                 <w:szCs w:val="15"/>
               </w:rPr>
               <w:t xml:space="preserve">SEER-national</w:t>
+            </w:r>
+          </w:p>
+        </w:tc>
+        <w:tc>
+          <w:tcPr>
+            <w:tcW w:type="dxa" w:w="1236"/>
+            <w:tcMar>
+              <w:top w:type="dxa" w:w="25"/>
+              <w:left w:type="dxa" w:w="70"/>
+              <w:bottom w:type="dxa" w:w="25"/>
+              <w:right w:type="dxa" w:w="70"/>
+            </w:tcMar>
+          </w:tcPr>
+          <w:p>
+            <w:r>
+              <w:rPr>
+                <w:rFonts w:ascii="Malgun Gothic" w:cs="Malgun Gothic" w:eastAsia="Malgun Gothic" w:hAnsi="Malgun Gothic"/>
+                <w:b w:val="false"/>
+                <w:bCs w:val="false"/>
+                <w:sz w:val="15"/>
+                <w:szCs w:val="15"/>
+              </w:rPr>
+              <w:t xml:space="preserve">Good</w:t>
+            </w:r>
+          </w:p>
+        </w:tc>
+        <w:tc>
+          <w:tcPr>
+            <w:tcW w:type="dxa" w:w="1182"/>
+            <w:tcMar>
+              <w:top w:type="dxa" w:w="25"/>
+              <w:left w:type="dxa" w:w="70"/>
+              <w:bottom w:type="dxa" w:w="25"/>
+              <w:right w:type="dxa" w:w="70"/>
+            </w:tcMar>
+          </w:tcPr>
+          <w:p>
+            <w:r>
+              <w:rPr>
+                <w:rFonts w:ascii="Malgun Gothic" w:cs="Malgun Gothic" w:eastAsia="Malgun Gothic" w:hAnsi="Malgun Gothic"/>
+                <w:b w:val="false"/>
+                <w:bCs w:val="false"/>
+                <w:sz w:val="15"/>
+                <w:szCs w:val="15"/>
+              </w:rPr>
+              <w:t xml:space="preserve">Low</w:t>
+            </w:r>
+          </w:p>
+        </w:tc>
+      </w:tr>
+      <w:tr>
+        <w:tc>
+          <w:tcPr>
+            <w:tcW w:type="dxa" w:w="3116"/>
+            <w:tcMar>
+              <w:top w:type="dxa" w:w="25"/>
+              <w:left w:type="dxa" w:w="70"/>
+              <w:bottom w:type="dxa" w:w="25"/>
+              <w:right w:type="dxa" w:w="70"/>
+            </w:tcMar>
+          </w:tcPr>
+          <w:p>
+            <w:r>
+              <w:rPr>
+                <w:rFonts w:ascii="Malgun Gothic" w:cs="Malgun Gothic" w:eastAsia="Malgun Gothic" w:hAnsi="Malgun Gothic"/>
+                <w:b w:val="false"/>
+                <w:bCs w:val="false"/>
+                <w:sz w:val="15"/>
+                <w:szCs w:val="15"/>
+              </w:rPr>
+              <w:t xml:space="preserve">Native Hawaiian</w:t>
+            </w:r>
+          </w:p>
+        </w:tc>
+        <w:tc>
+          <w:tcPr>
+            <w:tcW w:type="dxa" w:w="1021"/>
+            <w:tcMar>
+              <w:top w:type="dxa" w:w="25"/>
+              <w:left w:type="dxa" w:w="70"/>
+              <w:bottom w:type="dxa" w:w="25"/>
+              <w:right w:type="dxa" w:w="70"/>
+            </w:tcMar>
+          </w:tcPr>
+          <w:p>
+            <w:r>
+              <w:rPr>
+                <w:rFonts w:ascii="Malgun Gothic" w:cs="Malgun Gothic" w:eastAsia="Malgun Gothic" w:hAnsi="Malgun Gothic"/>
+                <w:b w:val="false"/>
+                <w:bCs w:val="false"/>
+                <w:sz w:val="15"/>
+                <w:szCs w:val="15"/>
+              </w:rPr>
+              <w:t xml:space="preserve">IRR</w:t>
+            </w:r>
+          </w:p>
+        </w:tc>
+        <w:tc>
+          <w:tcPr>
+            <w:tcW w:type="dxa" w:w="2901"/>
+            <w:tcMar>
+              <w:top w:type="dxa" w:w="25"/>
+              <w:left w:type="dxa" w:w="70"/>
+              <w:bottom w:type="dxa" w:w="25"/>
+              <w:right w:type="dxa" w:w="70"/>
+            </w:tcMar>
+          </w:tcPr>
+          <w:p>
+            <w:r>
+              <w:rPr>
+                <w:rFonts w:ascii="Malgun Gothic" w:cs="Malgun Gothic" w:eastAsia="Malgun Gothic" w:hAnsi="Malgun Gothic"/>
+                <w:b w:val="false"/>
+                <w:bCs w:val="false"/>
+                <w:sz w:val="15"/>
+                <w:szCs w:val="15"/>
+              </w:rPr>
+              <w:t xml:space="preserve">1.211 [1.123, 1.305]</w:t>
+            </w:r>
+          </w:p>
+        </w:tc>
+        <w:tc>
+          <w:tcPr>
+            <w:tcW w:type="dxa" w:w="2687"/>
+            <w:tcMar>
+              <w:top w:type="dxa" w:w="25"/>
+              <w:left w:type="dxa" w:w="70"/>
+              <w:bottom w:type="dxa" w:w="25"/>
+              <w:right w:type="dxa" w:w="70"/>
+            </w:tcMar>
+          </w:tcPr>
+          <w:p>
+            <w:r>
+              <w:rPr>
+                <w:rFonts w:ascii="Malgun Gothic" w:cs="Malgun Gothic" w:eastAsia="Malgun Gothic" w:hAnsi="Malgun Gothic"/>
+                <w:b w:val="false"/>
+                <w:bCs w:val="false"/>
+                <w:sz w:val="15"/>
+                <w:szCs w:val="15"/>
+              </w:rPr>
+              <w:t xml:space="preserve">Miller 2008 (1998-2002)</w:t>
+            </w:r>
+          </w:p>
+        </w:tc>
+        <w:tc>
+          <w:tcPr>
+            <w:tcW w:type="dxa" w:w="2257"/>
+            <w:tcMar>
+              <w:top w:type="dxa" w:w="25"/>
+              <w:left w:type="dxa" w:w="70"/>
+              <w:bottom w:type="dxa" w:w="25"/>
+              <w:right w:type="dxa" w:w="70"/>
+            </w:tcMar>
+          </w:tcPr>
+          <w:p>
+            <w:r>
+              <w:rPr>
+                <w:rFonts w:ascii="Malgun Gothic" w:cs="Malgun Gothic" w:eastAsia="Malgun Gothic" w:hAnsi="Malgun Gothic"/>
+                <w:b w:val="false"/>
+                <w:bCs w:val="false"/>
+                <w:sz w:val="15"/>
+                <w:szCs w:val="15"/>
+              </w:rPr>
+              <w:t xml:space="preserve">NAACCR/CiNA (~93%)</w:t>
             </w:r>
           </w:p>
         </w:tc>

--- a/meta_agents/search_v2/outputs/Main_Text_Tables_Figures.docx
+++ b/meta_agents/search_v2/outputs/Main_Text_Tables_Figures.docx
@@ -6293,7 +6293,7 @@
       <w:r>
         <w:drawing>
           <wp:inline distT="0" distB="0" distL="0" distR="0">
-            <wp:extent cx="6858000" cy="4476750"/>
+            <wp:extent cx="6858000" cy="4667250"/>
             <wp:effectExtent t="0" r="0" b="0" l="0"/>
             <wp:docPr id="1" name="" descr="" title=""/>
             <wp:cNvGraphicFramePr>
@@ -6318,7 +6318,7 @@
                   <pic:spPr bwMode="auto">
                     <a:xfrm>
                       <a:off x="0" y="0"/>
-                      <a:ext cx="6858000" cy="4476750"/>
+                      <a:ext cx="6858000" cy="4667250"/>
                     </a:xfrm>
                     <a:prstGeom prst="rect">
                       <a:avLst/>
@@ -6335,6 +6335,21 @@
       <w:pPr>
         <w:spacing w:after="80"/>
       </w:pPr>
+    </w:p>
+    <w:p>
+      <w:pPr>
+        <w:spacing w:after="80"/>
+      </w:pPr>
+      <w:r>
+        <w:rPr>
+          <w:rFonts w:ascii="Malgun Gothic" w:cs="Malgun Gothic" w:eastAsia="Malgun Gothic" w:hAnsi="Malgun Gothic"/>
+          <w:i/>
+          <w:iCs/>
+          <w:sz w:val="18"/>
+          <w:szCs w:val="18"/>
+        </w:rPr>
+        <w:t xml:space="preserve">Each ▶ aggregate diamond is the directly-reported, population-weighted incidence for that umbrella group — not a pooled average of the subgroups above it. Because Native Hawaiians are the large majority of the NHPI population, the NHPI aggregate (1.21) sits near the Native Hawaiian value and conceals the much lower Guamanian/Chamorro/Samoan rate (0.72); likewise the Asian American aggregate (0.79) conceals a range from Hmong (0.16) to Japanese (1.04).</w:t>
+      </w:r>
     </w:p>
     <w:p>
       <w:r>

--- a/meta_agents/search_v2/outputs/Main_Text_Tables_Figures.docx
+++ b/meta_agents/search_v2/outputs/Main_Text_Tables_Figures.docx
@@ -6335,21 +6335,6 @@
       <w:pPr>
         <w:spacing w:after="80"/>
       </w:pPr>
-    </w:p>
-    <w:p>
-      <w:pPr>
-        <w:spacing w:after="80"/>
-      </w:pPr>
-      <w:r>
-        <w:rPr>
-          <w:rFonts w:ascii="Malgun Gothic" w:cs="Malgun Gothic" w:eastAsia="Malgun Gothic" w:hAnsi="Malgun Gothic"/>
-          <w:i/>
-          <w:iCs/>
-          <w:sz w:val="18"/>
-          <w:szCs w:val="18"/>
-        </w:rPr>
-        <w:t xml:space="preserve">Each ▶ aggregate diamond is the directly-reported, population-weighted incidence for that umbrella group — not a pooled average of the subgroups above it. Because Native Hawaiians are the large majority of the NHPI population, the NHPI aggregate (1.21) sits near the Native Hawaiian value and conceals the much lower Guamanian/Chamorro/Samoan rate (0.72); likewise the Asian American aggregate (0.79) conceals a range from Hmong (0.16) to Japanese (1.04).</w:t>
-      </w:r>
     </w:p>
     <w:p>
       <w:r>

--- a/meta_agents/search_v2/outputs/Main_Text_Tables_Figures.docx
+++ b/meta_agents/search_v2/outputs/Main_Text_Tables_Figures.docx
@@ -304,7 +304,7 @@
                 <w:sz w:val="15"/>
                 <w:szCs w:val="15"/>
               </w:rPr>
-              <w:t xml:space="preserve">Hispanic</w:t>
+              <w:t xml:space="preserve">American Indian and Alaska Native (AI/AN)</w:t>
             </w:r>
           </w:p>
         </w:tc>
@@ -350,7 +350,7 @@
                 <w:sz w:val="15"/>
                 <w:szCs w:val="15"/>
               </w:rPr>
-              <w:t xml:space="preserve">0.718 [0.707, 0.731]</w:t>
+              <w:t xml:space="preserve">0.560 [0.550, 0.570]</w:t>
             </w:r>
           </w:p>
         </w:tc>
@@ -373,7 +373,7 @@
                 <w:sz w:val="15"/>
                 <w:szCs w:val="15"/>
               </w:rPr>
-              <w:t xml:space="preserve">Ellington 2022 (2018)</w:t>
+              <w:t xml:space="preserve">Gopalani 2020 (1999-2015)</w:t>
             </w:r>
           </w:p>
         </w:tc>
@@ -396,7 +396,7 @@
                 <w:sz w:val="15"/>
                 <w:szCs w:val="15"/>
               </w:rPr>
-              <w:t xml:space="preserve">USCS(NPCR+SEER ~99%)</w:t>
+              <w:t xml:space="preserve">IHS-PRCDA</w:t>
             </w:r>
           </w:p>
         </w:tc>
@@ -467,7 +467,7 @@
                 <w:sz w:val="15"/>
                 <w:szCs w:val="15"/>
               </w:rPr>
-              <w:t xml:space="preserve">non-Hispanic Black (NHB)</w:t>
+              <w:t xml:space="preserve">Hispanic</w:t>
             </w:r>
           </w:p>
         </w:tc>
@@ -513,7 +513,7 @@
                 <w:sz w:val="15"/>
                 <w:szCs w:val="15"/>
               </w:rPr>
-              <w:t xml:space="preserve">0.933 [0.920, 0.946]</w:t>
+              <w:t xml:space="preserve">0.718 [0.707, 0.731]</w:t>
             </w:r>
           </w:p>
         </w:tc>
@@ -630,7 +630,7 @@
                 <w:sz w:val="15"/>
                 <w:szCs w:val="15"/>
               </w:rPr>
-              <w:t xml:space="preserve">American Indian and Alaska Native (AI/AN)</w:t>
+              <w:t xml:space="preserve">Asian American, Native Hawaiian, and Pacific Islander (AANHPI)</w:t>
             </w:r>
           </w:p>
         </w:tc>
@@ -676,7 +676,7 @@
                 <w:sz w:val="15"/>
                 <w:szCs w:val="15"/>
               </w:rPr>
-              <w:t xml:space="preserve">0.560 [0.550, 0.570]</w:t>
+              <w:t xml:space="preserve">0.769 [0.752, 0.788]</w:t>
             </w:r>
           </w:p>
         </w:tc>
@@ -699,7 +699,7 @@
                 <w:sz w:val="15"/>
                 <w:szCs w:val="15"/>
               </w:rPr>
-              <w:t xml:space="preserve">Gopalani 2020 (1999-2015)</w:t>
+              <w:t xml:space="preserve">Ellington 2022 (2018)</w:t>
             </w:r>
           </w:p>
         </w:tc>
@@ -722,7 +722,7 @@
                 <w:sz w:val="15"/>
                 <w:szCs w:val="15"/>
               </w:rPr>
-              <w:t xml:space="preserve">IHS-PRCDA</w:t>
+              <w:t xml:space="preserve">USCS(NPCR+SEER ~99%)</w:t>
             </w:r>
           </w:p>
         </w:tc>
@@ -793,7 +793,7 @@
                 <w:sz w:val="15"/>
                 <w:szCs w:val="15"/>
               </w:rPr>
-              <w:t xml:space="preserve">Asian American, Native Hawaiian, and Pacific Islander (AANHPI)</w:t>
+              <w:t xml:space="preserve">non-Hispanic Black (NHB)</w:t>
             </w:r>
           </w:p>
         </w:tc>
@@ -839,7 +839,7 @@
                 <w:sz w:val="15"/>
                 <w:szCs w:val="15"/>
               </w:rPr>
-              <w:t xml:space="preserve">0.769 [0.752, 0.788]</w:t>
+              <w:t xml:space="preserve">0.933 [0.920, 0.946]</w:t>
             </w:r>
           </w:p>
         </w:tc>
@@ -5030,7 +5030,7 @@
                 <w:sz w:val="15"/>
                 <w:szCs w:val="15"/>
               </w:rPr>
-              <w:t xml:space="preserve">Filipino</w:t>
+              <w:t xml:space="preserve">Asian American, Native Hawaiian, and Pacific Islander (AANHPI)</w:t>
             </w:r>
           </w:p>
         </w:tc>
@@ -5076,7 +5076,7 @@
                 <w:sz w:val="15"/>
                 <w:szCs w:val="15"/>
               </w:rPr>
-              <w:t xml:space="preserve">0.84 [0.8, 0.88]</w:t>
+              <w:t xml:space="preserve">0.700 [0.680, 0.720]</w:t>
             </w:r>
           </w:p>
         </w:tc>
@@ -5099,7 +5099,7 @@
                 <w:sz w:val="15"/>
                 <w:szCs w:val="15"/>
               </w:rPr>
-              <w:t xml:space="preserve">Loo 2019 (2000-2016)</w:t>
+              <w:t xml:space="preserve">Sung 2023 (2015-2019)</w:t>
             </w:r>
           </w:p>
         </w:tc>
@@ -5122,7 +5122,7 @@
                 <w:sz w:val="15"/>
                 <w:szCs w:val="15"/>
               </w:rPr>
-              <w:t xml:space="preserve">Hawaii Tumor Registry (SEER)</w:t>
+              <w:t xml:space="preserve">USCS(NPCR+SEER ~99%)</w:t>
             </w:r>
           </w:p>
         </w:tc>
@@ -5193,7 +5193,7 @@
                 <w:sz w:val="15"/>
                 <w:szCs w:val="15"/>
               </w:rPr>
-              <w:t xml:space="preserve">Hispanic</w:t>
+              <w:t xml:space="preserve">Filipino</w:t>
             </w:r>
           </w:p>
         </w:tc>
@@ -5239,7 +5239,7 @@
                 <w:sz w:val="15"/>
                 <w:szCs w:val="15"/>
               </w:rPr>
-              <w:t xml:space="preserve">0.860 [0.840, 0.880]</w:t>
+              <w:t xml:space="preserve">0.84 [0.8, 0.88]</w:t>
             </w:r>
           </w:p>
         </w:tc>
@@ -5262,7 +5262,7 @@
                 <w:sz w:val="15"/>
                 <w:szCs w:val="15"/>
               </w:rPr>
-              <w:t xml:space="preserve">Sung 2023 (2015-2019)</w:t>
+              <w:t xml:space="preserve">Loo 2019 (2000-2016)</w:t>
             </w:r>
           </w:p>
         </w:tc>
@@ -5285,7 +5285,7 @@
                 <w:sz w:val="15"/>
                 <w:szCs w:val="15"/>
               </w:rPr>
-              <w:t xml:space="preserve">USCS(NPCR+SEER ~99%)</w:t>
+              <w:t xml:space="preserve">Hawaii Tumor Registry (SEER)</w:t>
             </w:r>
           </w:p>
         </w:tc>
@@ -5356,7 +5356,7 @@
                 <w:sz w:val="15"/>
                 <w:szCs w:val="15"/>
               </w:rPr>
-              <w:t xml:space="preserve">Native Hawaiian</w:t>
+              <w:t xml:space="preserve">American Indian and Alaska Native (AI/AN)</w:t>
             </w:r>
           </w:p>
         </w:tc>
@@ -5402,7 +5402,7 @@
                 <w:sz w:val="15"/>
                 <w:szCs w:val="15"/>
               </w:rPr>
-              <w:t xml:space="preserve">0.86 [0.79, 0.91]</w:t>
+              <w:t xml:space="preserve">0.860 [0.800, 0.930]</w:t>
             </w:r>
           </w:p>
         </w:tc>
@@ -5425,7 +5425,7 @@
                 <w:sz w:val="15"/>
                 <w:szCs w:val="15"/>
               </w:rPr>
-              <w:t xml:space="preserve">Loo 2019 (2000-2016)</w:t>
+              <w:t xml:space="preserve">Sung 2023 (2015-2019)</w:t>
             </w:r>
           </w:p>
         </w:tc>
@@ -5448,7 +5448,7 @@
                 <w:sz w:val="15"/>
                 <w:szCs w:val="15"/>
               </w:rPr>
-              <w:t xml:space="preserve">Hawaii Tumor Registry (SEER)</w:t>
+              <w:t xml:space="preserve">USCS(NPCR+SEER ~99%)</w:t>
             </w:r>
           </w:p>
         </w:tc>
@@ -5519,7 +5519,7 @@
                 <w:sz w:val="15"/>
                 <w:szCs w:val="15"/>
               </w:rPr>
-              <w:t xml:space="preserve">non-Hispanic Black (NHB)</w:t>
+              <w:t xml:space="preserve">Hispanic</w:t>
             </w:r>
           </w:p>
         </w:tc>
@@ -5565,7 +5565,7 @@
                 <w:sz w:val="15"/>
                 <w:szCs w:val="15"/>
               </w:rPr>
-              <w:t xml:space="preserve">1.950 [1.930, 1.980]</w:t>
+              <w:t xml:space="preserve">0.860 [0.840, 0.880]</w:t>
             </w:r>
           </w:p>
         </w:tc>
@@ -5682,7 +5682,7 @@
                 <w:sz w:val="15"/>
                 <w:szCs w:val="15"/>
               </w:rPr>
-              <w:t xml:space="preserve">Asian American, Native Hawaiian, and Pacific Islander (AANHPI)</w:t>
+              <w:t xml:space="preserve">Native Hawaiian</w:t>
             </w:r>
           </w:p>
         </w:tc>
@@ -5728,7 +5728,7 @@
                 <w:sz w:val="15"/>
                 <w:szCs w:val="15"/>
               </w:rPr>
-              <w:t xml:space="preserve">0.700 [0.680, 0.720]</w:t>
+              <w:t xml:space="preserve">0.86 [0.79, 0.91]</w:t>
             </w:r>
           </w:p>
         </w:tc>
@@ -5751,7 +5751,7 @@
                 <w:sz w:val="15"/>
                 <w:szCs w:val="15"/>
               </w:rPr>
-              <w:t xml:space="preserve">Sung 2023 (2015-2019)</w:t>
+              <w:t xml:space="preserve">Loo 2019 (2000-2016)</w:t>
             </w:r>
           </w:p>
         </w:tc>
@@ -5774,7 +5774,7 @@
                 <w:sz w:val="15"/>
                 <w:szCs w:val="15"/>
               </w:rPr>
-              <w:t xml:space="preserve">USCS(NPCR+SEER ~99%)</w:t>
+              <w:t xml:space="preserve">Hawaii Tumor Registry (SEER)</w:t>
             </w:r>
           </w:p>
         </w:tc>
@@ -5845,7 +5845,7 @@
                 <w:sz w:val="15"/>
                 <w:szCs w:val="15"/>
               </w:rPr>
-              <w:t xml:space="preserve">American Indian and Alaska Native (AI/AN)</w:t>
+              <w:t xml:space="preserve">non-Hispanic Black (NHB)</w:t>
             </w:r>
           </w:p>
         </w:tc>
@@ -5891,7 +5891,7 @@
                 <w:sz w:val="15"/>
                 <w:szCs w:val="15"/>
               </w:rPr>
-              <w:t xml:space="preserve">0.860 [0.800, 0.930]</w:t>
+              <w:t xml:space="preserve">1.950 [1.930, 1.980]</w:t>
             </w:r>
           </w:p>
         </w:tc>

--- a/meta_agents/search_v2/outputs/Main_Text_Tables_Figures.docx
+++ b/meta_agents/search_v2/outputs/Main_Text_Tables_Figures.docx
@@ -60,7 +60,7 @@
           <w:sz w:val="18"/>
           <w:szCs w:val="18"/>
         </w:rPr>
-        <w:t xml:space="preserve">One representative estimate per group (one estimate per registry family). Effect measure is the incidence rate ratio (IRR) unless noted as a standardized incidence ratio (SIR). Comparisons are versus non-Hispanic White (NHW) women; Black denotes non-Hispanic Black (NHB), and the Asian/Pacific Islander aggregate is labeled AANHPI (Asian American, Native Hawaiian, and Pacific Islander), with the Pacific-Islander subset shown separately as NHPI. RoB = Newcastle-Ottawa rating of the representative study; GRADE = certainty of evidence. Full per-estimate detail is in the Supplementary Materials.</w:t>
+        <w:t xml:space="preserve">One representative estimate per group (one estimate per registry family). Effect measure is the incidence rate ratio (IRR) unless noted as a standardized incidence ratio (SIR). Comparisons are versus non-Hispanic White (NHW) women, except where marked † — the reference in that study was an unstratified White group (not stratified by Hispanic origin), which may raise the IRR slightly; these estimates are examined in the NHW-comparator sensitivity analysis (Supplementary Table 9c). Black denotes non-Hispanic Black (NHB), and the Asian/Pacific Islander aggregate is labeled AANHPI (Asian American, Native Hawaiian, and Pacific Islander), with the Pacific-Islander subset shown separately as NHPI. RoB = Newcastle-Ottawa rating of the representative study; GRADE = certainty of evidence. Full per-estimate detail, including each study's comparator and standard population, is in the Supplementary Materials.</w:t>
       </w:r>
     </w:p>
     <w:tbl>
@@ -4750,7 +4750,7 @@
                 <w:sz w:val="15"/>
                 <w:szCs w:val="15"/>
               </w:rPr>
-              <w:t xml:space="preserve">0.53 [0.39, 0.71]</w:t>
+              <w:t xml:space="preserve">0.53 [0.39, 0.71] †</w:t>
             </w:r>
           </w:p>
         </w:tc>
@@ -5239,7 +5239,7 @@
                 <w:sz w:val="15"/>
                 <w:szCs w:val="15"/>
               </w:rPr>
-              <w:t xml:space="preserve">0.84 [0.8, 0.88]</w:t>
+              <w:t xml:space="preserve">0.84 [0.8, 0.88] †</w:t>
             </w:r>
           </w:p>
         </w:tc>
@@ -5728,7 +5728,7 @@
                 <w:sz w:val="15"/>
                 <w:szCs w:val="15"/>
               </w:rPr>
-              <w:t xml:space="preserve">0.86 [0.79, 0.91]</w:t>
+              <w:t xml:space="preserve">0.86 [0.79, 0.91] †</w:t>
             </w:r>
           </w:p>
         </w:tc>
@@ -6081,7 +6081,7 @@
                 <w:sz w:val="15"/>
                 <w:szCs w:val="15"/>
               </w:rPr>
-              <w:t xml:space="preserve">1.52 [1.44, 1.6]</w:t>
+              <w:t xml:space="preserve">1.52 [1.44, 1.6] †</w:t>
             </w:r>
           </w:p>
         </w:tc>
@@ -6335,6 +6335,21 @@
       <w:pPr>
         <w:spacing w:after="80"/>
       </w:pPr>
+    </w:p>
+    <w:p>
+      <w:pPr>
+        <w:spacing w:after="80"/>
+      </w:pPr>
+      <w:r>
+        <w:rPr>
+          <w:rFonts w:ascii="Malgun Gothic" w:cs="Malgun Gothic" w:eastAsia="Malgun Gothic" w:hAnsi="Malgun Gothic"/>
+          <w:i/>
+          <w:iCs/>
+          <w:sz w:val="18"/>
+          <w:szCs w:val="18"/>
+        </w:rPr>
+        <w:t xml:space="preserve">Comparisons are versus non-Hispanic White women, except the Asian Indian/Pakistani estimate, which is a standardized incidence ratio against an unstratified White reference (Supplementary Table 4).</w:t>
+      </w:r>
     </w:p>
     <w:p>
       <w:r>

--- a/meta_agents/search_v2/outputs/Main_Text_Tables_Figures.docx
+++ b/meta_agents/search_v2/outputs/Main_Text_Tables_Figures.docx
@@ -6335,21 +6335,6 @@
       <w:pPr>
         <w:spacing w:after="80"/>
       </w:pPr>
-    </w:p>
-    <w:p>
-      <w:pPr>
-        <w:spacing w:after="80"/>
-      </w:pPr>
-      <w:r>
-        <w:rPr>
-          <w:rFonts w:ascii="Malgun Gothic" w:cs="Malgun Gothic" w:eastAsia="Malgun Gothic" w:hAnsi="Malgun Gothic"/>
-          <w:i/>
-          <w:iCs/>
-          <w:sz w:val="18"/>
-          <w:szCs w:val="18"/>
-        </w:rPr>
-        <w:t xml:space="preserve">Comparisons are versus non-Hispanic White women, except the Asian Indian/Pakistani estimate, which is a standardized incidence ratio against an unstratified White reference (Supplementary Table 4).</w:t>
-      </w:r>
     </w:p>
     <w:p>
       <w:r>

--- a/meta_agents/search_v2/outputs/Main_Text_Tables_Figures.docx
+++ b/meta_agents/search_v2/outputs/Main_Text_Tables_Figures.docx
@@ -60,7 +60,7 @@
           <w:sz w:val="18"/>
           <w:szCs w:val="18"/>
         </w:rPr>
-        <w:t xml:space="preserve">One representative estimate per group (one estimate per registry family). Effect measure is the incidence rate ratio (IRR) unless noted as a standardized incidence ratio (SIR). Comparisons are versus non-Hispanic White (NHW) women, except where marked † — the reference in that study was an unstratified White group (not stratified by Hispanic origin), which may raise the IRR slightly; these estimates are examined in the NHW-comparator sensitivity analysis (Supplementary Table 9c). Black denotes non-Hispanic Black (NHB), and the Asian/Pacific Islander aggregate is labeled AANHPI (Asian American, Native Hawaiian, and Pacific Islander), with the Pacific-Islander subset shown separately as NHPI. RoB = Newcastle-Ottawa rating of the representative study; GRADE = certainty of evidence. Full per-estimate detail, including each study's comparator and standard population, is in the Supplementary Materials.</w:t>
+        <w:t xml:space="preserve">One representative estimate per group (one estimate per registry family). Effect measure is the incidence rate ratio (IRR) unless noted as a standardized incidence ratio (SIR). Comparisons are versus non-Hispanic White (NHW) women, except where marked † — the reference in that study was an unstratified White group (not stratified by Hispanic origin), which may raise the IRR slightly; these estimates are examined in the NHW-comparator sensitivity analysis (Supplementary Table 9c). Black denotes non-Hispanic Black (NHB), and the Asian/Pacific Islander aggregate is labeled AANHPI (Asian American, Native Hawaiian, and Pacific Islander), with the Pacific-Islander subset shown separately as NHPI. RoB = risk-of-bias rating of the representative study. Full per-estimate detail, including each study's comparator and standard population, is in the Supplementary Materials.</w:t>
       </w:r>
     </w:p>
     <w:tbl>
@@ -76,13 +76,12 @@
         </w:tblBorders>
       </w:tblPr>
       <w:tblGrid>
-        <w:gridCol w:w="3116"/>
-        <w:gridCol w:w="1021"/>
-        <w:gridCol w:w="2901"/>
-        <w:gridCol w:w="2687"/>
-        <w:gridCol w:w="2257"/>
-        <w:gridCol w:w="1236"/>
-        <w:gridCol w:w="1182"/>
+        <w:gridCol w:w="3353"/>
+        <w:gridCol w:w="1099"/>
+        <w:gridCol w:w="3133"/>
+        <w:gridCol w:w="2913"/>
+        <w:gridCol w:w="2473"/>
+        <w:gridCol w:w="1429"/>
       </w:tblGrid>
       <w:tr>
         <w:trPr>
@@ -90,7 +89,7 @@
         </w:trPr>
         <w:tc>
           <w:tcPr>
-            <w:tcW w:type="dxa" w:w="3116"/>
+            <w:tcW w:type="dxa" w:w="3353"/>
             <w:shd w:fill="E7EEF6" w:color="auto" w:val="clear"/>
             <w:tcMar>
               <w:top w:type="dxa" w:w="25"/>
@@ -114,7 +113,7 @@
         </w:tc>
         <w:tc>
           <w:tcPr>
-            <w:tcW w:type="dxa" w:w="1021"/>
+            <w:tcW w:type="dxa" w:w="1099"/>
             <w:shd w:fill="E7EEF6" w:color="auto" w:val="clear"/>
             <w:tcMar>
               <w:top w:type="dxa" w:w="25"/>
@@ -138,7 +137,7 @@
         </w:tc>
         <w:tc>
           <w:tcPr>
-            <w:tcW w:type="dxa" w:w="2901"/>
+            <w:tcW w:type="dxa" w:w="3133"/>
             <w:shd w:fill="E7EEF6" w:color="auto" w:val="clear"/>
             <w:tcMar>
               <w:top w:type="dxa" w:w="25"/>
@@ -162,7 +161,7 @@
         </w:tc>
         <w:tc>
           <w:tcPr>
-            <w:tcW w:type="dxa" w:w="2687"/>
+            <w:tcW w:type="dxa" w:w="2913"/>
             <w:shd w:fill="E7EEF6" w:color="auto" w:val="clear"/>
             <w:tcMar>
               <w:top w:type="dxa" w:w="25"/>
@@ -186,7 +185,7 @@
         </w:tc>
         <w:tc>
           <w:tcPr>
-            <w:tcW w:type="dxa" w:w="2257"/>
+            <w:tcW w:type="dxa" w:w="2473"/>
             <w:shd w:fill="E7EEF6" w:color="auto" w:val="clear"/>
             <w:tcMar>
               <w:top w:type="dxa" w:w="25"/>
@@ -210,7 +209,7 @@
         </w:tc>
         <w:tc>
           <w:tcPr>
-            <w:tcW w:type="dxa" w:w="1236"/>
+            <w:tcW w:type="dxa" w:w="1429"/>
             <w:shd w:fill="E7EEF6" w:color="auto" w:val="clear"/>
             <w:tcMar>
               <w:top w:type="dxa" w:w="25"/>
@@ -232,36 +231,12 @@
             </w:r>
           </w:p>
         </w:tc>
-        <w:tc>
-          <w:tcPr>
-            <w:tcW w:type="dxa" w:w="1182"/>
-            <w:shd w:fill="E7EEF6" w:color="auto" w:val="clear"/>
-            <w:tcMar>
-              <w:top w:type="dxa" w:w="25"/>
-              <w:left w:type="dxa" w:w="70"/>
-              <w:bottom w:type="dxa" w:w="25"/>
-              <w:right w:type="dxa" w:w="70"/>
-            </w:tcMar>
-          </w:tcPr>
-          <w:p>
-            <w:r>
-              <w:rPr>
-                <w:rFonts w:ascii="Malgun Gothic" w:cs="Malgun Gothic" w:eastAsia="Malgun Gothic" w:hAnsi="Malgun Gothic"/>
-                <w:b/>
-                <w:bCs/>
-                <w:sz w:val="15"/>
-                <w:szCs w:val="15"/>
-              </w:rPr>
-              <w:t xml:space="preserve">GRADE</w:t>
-            </w:r>
-          </w:p>
-        </w:tc>
       </w:tr>
       <w:tr>
         <w:tc>
           <w:tcPr>
             <w:tcW w:type="dxa" w:w="14400"/>
-            <w:gridSpan w:val="7"/>
+            <w:gridSpan w:val="6"/>
             <w:shd w:fill="D9E2EF" w:color="auto" w:val="clear"/>
             <w:tcMar>
               <w:top w:type="dxa" w:w="30"/>
@@ -287,7 +262,7 @@
       <w:tr>
         <w:tc>
           <w:tcPr>
-            <w:tcW w:type="dxa" w:w="3116"/>
+            <w:tcW w:type="dxa" w:w="3353"/>
             <w:tcMar>
               <w:top w:type="dxa" w:w="25"/>
               <w:left w:type="dxa" w:w="70"/>
@@ -310,7 +285,7 @@
         </w:tc>
         <w:tc>
           <w:tcPr>
-            <w:tcW w:type="dxa" w:w="1021"/>
+            <w:tcW w:type="dxa" w:w="1099"/>
             <w:tcMar>
               <w:top w:type="dxa" w:w="25"/>
               <w:left w:type="dxa" w:w="70"/>
@@ -333,7 +308,7 @@
         </w:tc>
         <w:tc>
           <w:tcPr>
-            <w:tcW w:type="dxa" w:w="2901"/>
+            <w:tcW w:type="dxa" w:w="3133"/>
             <w:tcMar>
               <w:top w:type="dxa" w:w="25"/>
               <w:left w:type="dxa" w:w="70"/>
@@ -356,7 +331,7 @@
         </w:tc>
         <w:tc>
           <w:tcPr>
-            <w:tcW w:type="dxa" w:w="2687"/>
+            <w:tcW w:type="dxa" w:w="2913"/>
             <w:tcMar>
               <w:top w:type="dxa" w:w="25"/>
               <w:left w:type="dxa" w:w="70"/>
@@ -379,7 +354,7 @@
         </w:tc>
         <w:tc>
           <w:tcPr>
-            <w:tcW w:type="dxa" w:w="2257"/>
+            <w:tcW w:type="dxa" w:w="2473"/>
             <w:tcMar>
               <w:top w:type="dxa" w:w="25"/>
               <w:left w:type="dxa" w:w="70"/>
@@ -402,7 +377,7 @@
         </w:tc>
         <w:tc>
           <w:tcPr>
-            <w:tcW w:type="dxa" w:w="1236"/>
+            <w:tcW w:type="dxa" w:w="1429"/>
             <w:tcMar>
               <w:top w:type="dxa" w:w="25"/>
               <w:left w:type="dxa" w:w="70"/>
@@ -420,29 +395,6 @@
                 <w:szCs w:val="15"/>
               </w:rPr>
               <w:t xml:space="preserve">Good</w:t>
-            </w:r>
-          </w:p>
-        </w:tc>
-        <w:tc>
-          <w:tcPr>
-            <w:tcW w:type="dxa" w:w="1182"/>
-            <w:tcMar>
-              <w:top w:type="dxa" w:w="25"/>
-              <w:left w:type="dxa" w:w="70"/>
-              <w:bottom w:type="dxa" w:w="25"/>
-              <w:right w:type="dxa" w:w="70"/>
-            </w:tcMar>
-          </w:tcPr>
-          <w:p>
-            <w:r>
-              <w:rPr>
-                <w:rFonts w:ascii="Malgun Gothic" w:cs="Malgun Gothic" w:eastAsia="Malgun Gothic" w:hAnsi="Malgun Gothic"/>
-                <w:b w:val="false"/>
-                <w:bCs w:val="false"/>
-                <w:sz w:val="15"/>
-                <w:szCs w:val="15"/>
-              </w:rPr>
-              <w:t xml:space="preserve">Low</w:t>
             </w:r>
           </w:p>
         </w:tc>
@@ -450,7 +402,7 @@
       <w:tr>
         <w:tc>
           <w:tcPr>
-            <w:tcW w:type="dxa" w:w="3116"/>
+            <w:tcW w:type="dxa" w:w="3353"/>
             <w:tcMar>
               <w:top w:type="dxa" w:w="25"/>
               <w:left w:type="dxa" w:w="70"/>
@@ -473,7 +425,7 @@
         </w:tc>
         <w:tc>
           <w:tcPr>
-            <w:tcW w:type="dxa" w:w="1021"/>
+            <w:tcW w:type="dxa" w:w="1099"/>
             <w:tcMar>
               <w:top w:type="dxa" w:w="25"/>
               <w:left w:type="dxa" w:w="70"/>
@@ -496,7 +448,7 @@
         </w:tc>
         <w:tc>
           <w:tcPr>
-            <w:tcW w:type="dxa" w:w="2901"/>
+            <w:tcW w:type="dxa" w:w="3133"/>
             <w:tcMar>
               <w:top w:type="dxa" w:w="25"/>
               <w:left w:type="dxa" w:w="70"/>
@@ -519,7 +471,7 @@
         </w:tc>
         <w:tc>
           <w:tcPr>
-            <w:tcW w:type="dxa" w:w="2687"/>
+            <w:tcW w:type="dxa" w:w="2913"/>
             <w:tcMar>
               <w:top w:type="dxa" w:w="25"/>
               <w:left w:type="dxa" w:w="70"/>
@@ -542,7 +494,7 @@
         </w:tc>
         <w:tc>
           <w:tcPr>
-            <w:tcW w:type="dxa" w:w="2257"/>
+            <w:tcW w:type="dxa" w:w="2473"/>
             <w:tcMar>
               <w:top w:type="dxa" w:w="25"/>
               <w:left w:type="dxa" w:w="70"/>
@@ -565,7 +517,7 @@
         </w:tc>
         <w:tc>
           <w:tcPr>
-            <w:tcW w:type="dxa" w:w="1236"/>
+            <w:tcW w:type="dxa" w:w="1429"/>
             <w:tcMar>
               <w:top w:type="dxa" w:w="25"/>
               <w:left w:type="dxa" w:w="70"/>
@@ -583,29 +535,6 @@
                 <w:szCs w:val="15"/>
               </w:rPr>
               <w:t xml:space="preserve">Good</w:t>
-            </w:r>
-          </w:p>
-        </w:tc>
-        <w:tc>
-          <w:tcPr>
-            <w:tcW w:type="dxa" w:w="1182"/>
-            <w:tcMar>
-              <w:top w:type="dxa" w:w="25"/>
-              <w:left w:type="dxa" w:w="70"/>
-              <w:bottom w:type="dxa" w:w="25"/>
-              <w:right w:type="dxa" w:w="70"/>
-            </w:tcMar>
-          </w:tcPr>
-          <w:p>
-            <w:r>
-              <w:rPr>
-                <w:rFonts w:ascii="Malgun Gothic" w:cs="Malgun Gothic" w:eastAsia="Malgun Gothic" w:hAnsi="Malgun Gothic"/>
-                <w:b w:val="false"/>
-                <w:bCs w:val="false"/>
-                <w:sz w:val="15"/>
-                <w:szCs w:val="15"/>
-              </w:rPr>
-              <w:t xml:space="preserve">Low</w:t>
             </w:r>
           </w:p>
         </w:tc>
@@ -613,7 +542,7 @@
       <w:tr>
         <w:tc>
           <w:tcPr>
-            <w:tcW w:type="dxa" w:w="3116"/>
+            <w:tcW w:type="dxa" w:w="3353"/>
             <w:tcMar>
               <w:top w:type="dxa" w:w="25"/>
               <w:left w:type="dxa" w:w="70"/>
@@ -636,7 +565,7 @@
         </w:tc>
         <w:tc>
           <w:tcPr>
-            <w:tcW w:type="dxa" w:w="1021"/>
+            <w:tcW w:type="dxa" w:w="1099"/>
             <w:tcMar>
               <w:top w:type="dxa" w:w="25"/>
               <w:left w:type="dxa" w:w="70"/>
@@ -659,7 +588,7 @@
         </w:tc>
         <w:tc>
           <w:tcPr>
-            <w:tcW w:type="dxa" w:w="2901"/>
+            <w:tcW w:type="dxa" w:w="3133"/>
             <w:tcMar>
               <w:top w:type="dxa" w:w="25"/>
               <w:left w:type="dxa" w:w="70"/>
@@ -682,7 +611,7 @@
         </w:tc>
         <w:tc>
           <w:tcPr>
-            <w:tcW w:type="dxa" w:w="2687"/>
+            <w:tcW w:type="dxa" w:w="2913"/>
             <w:tcMar>
               <w:top w:type="dxa" w:w="25"/>
               <w:left w:type="dxa" w:w="70"/>
@@ -705,7 +634,7 @@
         </w:tc>
         <w:tc>
           <w:tcPr>
-            <w:tcW w:type="dxa" w:w="2257"/>
+            <w:tcW w:type="dxa" w:w="2473"/>
             <w:tcMar>
               <w:top w:type="dxa" w:w="25"/>
               <w:left w:type="dxa" w:w="70"/>
@@ -728,7 +657,7 @@
         </w:tc>
         <w:tc>
           <w:tcPr>
-            <w:tcW w:type="dxa" w:w="1236"/>
+            <w:tcW w:type="dxa" w:w="1429"/>
             <w:tcMar>
               <w:top w:type="dxa" w:w="25"/>
               <w:left w:type="dxa" w:w="70"/>
@@ -746,29 +675,6 @@
                 <w:szCs w:val="15"/>
               </w:rPr>
               <w:t xml:space="preserve">Good</w:t>
-            </w:r>
-          </w:p>
-        </w:tc>
-        <w:tc>
-          <w:tcPr>
-            <w:tcW w:type="dxa" w:w="1182"/>
-            <w:tcMar>
-              <w:top w:type="dxa" w:w="25"/>
-              <w:left w:type="dxa" w:w="70"/>
-              <w:bottom w:type="dxa" w:w="25"/>
-              <w:right w:type="dxa" w:w="70"/>
-            </w:tcMar>
-          </w:tcPr>
-          <w:p>
-            <w:r>
-              <w:rPr>
-                <w:rFonts w:ascii="Malgun Gothic" w:cs="Malgun Gothic" w:eastAsia="Malgun Gothic" w:hAnsi="Malgun Gothic"/>
-                <w:b w:val="false"/>
-                <w:bCs w:val="false"/>
-                <w:sz w:val="15"/>
-                <w:szCs w:val="15"/>
-              </w:rPr>
-              <w:t xml:space="preserve">Low</w:t>
             </w:r>
           </w:p>
         </w:tc>
@@ -776,7 +682,7 @@
       <w:tr>
         <w:tc>
           <w:tcPr>
-            <w:tcW w:type="dxa" w:w="3116"/>
+            <w:tcW w:type="dxa" w:w="3353"/>
             <w:tcMar>
               <w:top w:type="dxa" w:w="25"/>
               <w:left w:type="dxa" w:w="70"/>
@@ -799,7 +705,7 @@
         </w:tc>
         <w:tc>
           <w:tcPr>
-            <w:tcW w:type="dxa" w:w="1021"/>
+            <w:tcW w:type="dxa" w:w="1099"/>
             <w:tcMar>
               <w:top w:type="dxa" w:w="25"/>
               <w:left w:type="dxa" w:w="70"/>
@@ -822,7 +728,7 @@
         </w:tc>
         <w:tc>
           <w:tcPr>
-            <w:tcW w:type="dxa" w:w="2901"/>
+            <w:tcW w:type="dxa" w:w="3133"/>
             <w:tcMar>
               <w:top w:type="dxa" w:w="25"/>
               <w:left w:type="dxa" w:w="70"/>
@@ -845,7 +751,7 @@
         </w:tc>
         <w:tc>
           <w:tcPr>
-            <w:tcW w:type="dxa" w:w="2687"/>
+            <w:tcW w:type="dxa" w:w="2913"/>
             <w:tcMar>
               <w:top w:type="dxa" w:w="25"/>
               <w:left w:type="dxa" w:w="70"/>
@@ -868,7 +774,7 @@
         </w:tc>
         <w:tc>
           <w:tcPr>
-            <w:tcW w:type="dxa" w:w="2257"/>
+            <w:tcW w:type="dxa" w:w="2473"/>
             <w:tcMar>
               <w:top w:type="dxa" w:w="25"/>
               <w:left w:type="dxa" w:w="70"/>
@@ -891,7 +797,7 @@
         </w:tc>
         <w:tc>
           <w:tcPr>
-            <w:tcW w:type="dxa" w:w="1236"/>
+            <w:tcW w:type="dxa" w:w="1429"/>
             <w:tcMar>
               <w:top w:type="dxa" w:w="25"/>
               <w:left w:type="dxa" w:w="70"/>
@@ -909,29 +815,6 @@
                 <w:szCs w:val="15"/>
               </w:rPr>
               <w:t xml:space="preserve">Good</w:t>
-            </w:r>
-          </w:p>
-        </w:tc>
-        <w:tc>
-          <w:tcPr>
-            <w:tcW w:type="dxa" w:w="1182"/>
-            <w:tcMar>
-              <w:top w:type="dxa" w:w="25"/>
-              <w:left w:type="dxa" w:w="70"/>
-              <w:bottom w:type="dxa" w:w="25"/>
-              <w:right w:type="dxa" w:w="70"/>
-            </w:tcMar>
-          </w:tcPr>
-          <w:p>
-            <w:r>
-              <w:rPr>
-                <w:rFonts w:ascii="Malgun Gothic" w:cs="Malgun Gothic" w:eastAsia="Malgun Gothic" w:hAnsi="Malgun Gothic"/>
-                <w:b w:val="false"/>
-                <w:bCs w:val="false"/>
-                <w:sz w:val="15"/>
-                <w:szCs w:val="15"/>
-              </w:rPr>
-              <w:t xml:space="preserve">Low</w:t>
             </w:r>
           </w:p>
         </w:tc>
@@ -940,7 +823,7 @@
         <w:tc>
           <w:tcPr>
             <w:tcW w:type="dxa" w:w="14400"/>
-            <w:gridSpan w:val="7"/>
+            <w:gridSpan w:val="6"/>
             <w:shd w:fill="D9E2EF" w:color="auto" w:val="clear"/>
             <w:tcMar>
               <w:top w:type="dxa" w:w="30"/>
@@ -966,7 +849,7 @@
       <w:tr>
         <w:tc>
           <w:tcPr>
-            <w:tcW w:type="dxa" w:w="3116"/>
+            <w:tcW w:type="dxa" w:w="3353"/>
             <w:tcMar>
               <w:top w:type="dxa" w:w="25"/>
               <w:left w:type="dxa" w:w="70"/>
@@ -989,7 +872,7 @@
         </w:tc>
         <w:tc>
           <w:tcPr>
-            <w:tcW w:type="dxa" w:w="1021"/>
+            <w:tcW w:type="dxa" w:w="1099"/>
             <w:tcMar>
               <w:top w:type="dxa" w:w="25"/>
               <w:left w:type="dxa" w:w="70"/>
@@ -1012,7 +895,7 @@
         </w:tc>
         <w:tc>
           <w:tcPr>
-            <w:tcW w:type="dxa" w:w="2901"/>
+            <w:tcW w:type="dxa" w:w="3133"/>
             <w:tcMar>
               <w:top w:type="dxa" w:w="25"/>
               <w:left w:type="dxa" w:w="70"/>
@@ -1035,7 +918,7 @@
         </w:tc>
         <w:tc>
           <w:tcPr>
-            <w:tcW w:type="dxa" w:w="2687"/>
+            <w:tcW w:type="dxa" w:w="2913"/>
             <w:tcMar>
               <w:top w:type="dxa" w:w="25"/>
               <w:left w:type="dxa" w:w="70"/>
@@ -1058,7 +941,7 @@
         </w:tc>
         <w:tc>
           <w:tcPr>
-            <w:tcW w:type="dxa" w:w="2257"/>
+            <w:tcW w:type="dxa" w:w="2473"/>
             <w:tcMar>
               <w:top w:type="dxa" w:w="25"/>
               <w:left w:type="dxa" w:w="70"/>
@@ -1081,7 +964,7 @@
         </w:tc>
         <w:tc>
           <w:tcPr>
-            <w:tcW w:type="dxa" w:w="1236"/>
+            <w:tcW w:type="dxa" w:w="1429"/>
             <w:tcMar>
               <w:top w:type="dxa" w:w="25"/>
               <w:left w:type="dxa" w:w="70"/>
@@ -1099,29 +982,6 @@
                 <w:szCs w:val="15"/>
               </w:rPr>
               <w:t xml:space="preserve">Good</w:t>
-            </w:r>
-          </w:p>
-        </w:tc>
-        <w:tc>
-          <w:tcPr>
-            <w:tcW w:type="dxa" w:w="1182"/>
-            <w:tcMar>
-              <w:top w:type="dxa" w:w="25"/>
-              <w:left w:type="dxa" w:w="70"/>
-              <w:bottom w:type="dxa" w:w="25"/>
-              <w:right w:type="dxa" w:w="70"/>
-            </w:tcMar>
-          </w:tcPr>
-          <w:p>
-            <w:r>
-              <w:rPr>
-                <w:rFonts w:ascii="Malgun Gothic" w:cs="Malgun Gothic" w:eastAsia="Malgun Gothic" w:hAnsi="Malgun Gothic"/>
-                <w:b w:val="false"/>
-                <w:bCs w:val="false"/>
-                <w:sz w:val="15"/>
-                <w:szCs w:val="15"/>
-              </w:rPr>
-              <w:t xml:space="preserve">High</w:t>
             </w:r>
           </w:p>
         </w:tc>
@@ -1129,7 +989,7 @@
       <w:tr>
         <w:tc>
           <w:tcPr>
-            <w:tcW w:type="dxa" w:w="3116"/>
+            <w:tcW w:type="dxa" w:w="3353"/>
             <w:tcMar>
               <w:top w:type="dxa" w:w="25"/>
               <w:left w:type="dxa" w:w="70"/>
@@ -1152,7 +1012,7 @@
         </w:tc>
         <w:tc>
           <w:tcPr>
-            <w:tcW w:type="dxa" w:w="1021"/>
+            <w:tcW w:type="dxa" w:w="1099"/>
             <w:tcMar>
               <w:top w:type="dxa" w:w="25"/>
               <w:left w:type="dxa" w:w="70"/>
@@ -1175,7 +1035,7 @@
         </w:tc>
         <w:tc>
           <w:tcPr>
-            <w:tcW w:type="dxa" w:w="2901"/>
+            <w:tcW w:type="dxa" w:w="3133"/>
             <w:tcMar>
               <w:top w:type="dxa" w:w="25"/>
               <w:left w:type="dxa" w:w="70"/>
@@ -1198,7 +1058,7 @@
         </w:tc>
         <w:tc>
           <w:tcPr>
-            <w:tcW w:type="dxa" w:w="2687"/>
+            <w:tcW w:type="dxa" w:w="2913"/>
             <w:tcMar>
               <w:top w:type="dxa" w:w="25"/>
               <w:left w:type="dxa" w:w="70"/>
@@ -1221,7 +1081,7 @@
         </w:tc>
         <w:tc>
           <w:tcPr>
-            <w:tcW w:type="dxa" w:w="2257"/>
+            <w:tcW w:type="dxa" w:w="2473"/>
             <w:tcMar>
               <w:top w:type="dxa" w:w="25"/>
               <w:left w:type="dxa" w:w="70"/>
@@ -1244,7 +1104,7 @@
         </w:tc>
         <w:tc>
           <w:tcPr>
-            <w:tcW w:type="dxa" w:w="1236"/>
+            <w:tcW w:type="dxa" w:w="1429"/>
             <w:tcMar>
               <w:top w:type="dxa" w:w="25"/>
               <w:left w:type="dxa" w:w="70"/>
@@ -1262,29 +1122,6 @@
                 <w:szCs w:val="15"/>
               </w:rPr>
               <w:t xml:space="preserve">Good</w:t>
-            </w:r>
-          </w:p>
-        </w:tc>
-        <w:tc>
-          <w:tcPr>
-            <w:tcW w:type="dxa" w:w="1182"/>
-            <w:tcMar>
-              <w:top w:type="dxa" w:w="25"/>
-              <w:left w:type="dxa" w:w="70"/>
-              <w:bottom w:type="dxa" w:w="25"/>
-              <w:right w:type="dxa" w:w="70"/>
-            </w:tcMar>
-          </w:tcPr>
-          <w:p>
-            <w:r>
-              <w:rPr>
-                <w:rFonts w:ascii="Malgun Gothic" w:cs="Malgun Gothic" w:eastAsia="Malgun Gothic" w:hAnsi="Malgun Gothic"/>
-                <w:b w:val="false"/>
-                <w:bCs w:val="false"/>
-                <w:sz w:val="15"/>
-                <w:szCs w:val="15"/>
-              </w:rPr>
-              <w:t xml:space="preserve">Moderate</w:t>
             </w:r>
           </w:p>
         </w:tc>
@@ -1292,7 +1129,7 @@
       <w:tr>
         <w:tc>
           <w:tcPr>
-            <w:tcW w:type="dxa" w:w="3116"/>
+            <w:tcW w:type="dxa" w:w="3353"/>
             <w:tcMar>
               <w:top w:type="dxa" w:w="25"/>
               <w:left w:type="dxa" w:w="70"/>
@@ -1315,7 +1152,7 @@
         </w:tc>
         <w:tc>
           <w:tcPr>
-            <w:tcW w:type="dxa" w:w="1021"/>
+            <w:tcW w:type="dxa" w:w="1099"/>
             <w:tcMar>
               <w:top w:type="dxa" w:w="25"/>
               <w:left w:type="dxa" w:w="70"/>
@@ -1338,7 +1175,7 @@
         </w:tc>
         <w:tc>
           <w:tcPr>
-            <w:tcW w:type="dxa" w:w="2901"/>
+            <w:tcW w:type="dxa" w:w="3133"/>
             <w:tcMar>
               <w:top w:type="dxa" w:w="25"/>
               <w:left w:type="dxa" w:w="70"/>
@@ -1361,7 +1198,7 @@
         </w:tc>
         <w:tc>
           <w:tcPr>
-            <w:tcW w:type="dxa" w:w="2687"/>
+            <w:tcW w:type="dxa" w:w="2913"/>
             <w:tcMar>
               <w:top w:type="dxa" w:w="25"/>
               <w:left w:type="dxa" w:w="70"/>
@@ -1384,7 +1221,7 @@
         </w:tc>
         <w:tc>
           <w:tcPr>
-            <w:tcW w:type="dxa" w:w="2257"/>
+            <w:tcW w:type="dxa" w:w="2473"/>
             <w:tcMar>
               <w:top w:type="dxa" w:w="25"/>
               <w:left w:type="dxa" w:w="70"/>
@@ -1407,7 +1244,7 @@
         </w:tc>
         <w:tc>
           <w:tcPr>
-            <w:tcW w:type="dxa" w:w="1236"/>
+            <w:tcW w:type="dxa" w:w="1429"/>
             <w:tcMar>
               <w:top w:type="dxa" w:w="25"/>
               <w:left w:type="dxa" w:w="70"/>
@@ -1425,29 +1262,6 @@
                 <w:szCs w:val="15"/>
               </w:rPr>
               <w:t xml:space="preserve">Good</w:t>
-            </w:r>
-          </w:p>
-        </w:tc>
-        <w:tc>
-          <w:tcPr>
-            <w:tcW w:type="dxa" w:w="1182"/>
-            <w:tcMar>
-              <w:top w:type="dxa" w:w="25"/>
-              <w:left w:type="dxa" w:w="70"/>
-              <w:bottom w:type="dxa" w:w="25"/>
-              <w:right w:type="dxa" w:w="70"/>
-            </w:tcMar>
-          </w:tcPr>
-          <w:p>
-            <w:r>
-              <w:rPr>
-                <w:rFonts w:ascii="Malgun Gothic" w:cs="Malgun Gothic" w:eastAsia="Malgun Gothic" w:hAnsi="Malgun Gothic"/>
-                <w:b w:val="false"/>
-                <w:bCs w:val="false"/>
-                <w:sz w:val="15"/>
-                <w:szCs w:val="15"/>
-              </w:rPr>
-              <w:t xml:space="preserve">Moderate</w:t>
             </w:r>
           </w:p>
         </w:tc>
@@ -1455,7 +1269,7 @@
       <w:tr>
         <w:tc>
           <w:tcPr>
-            <w:tcW w:type="dxa" w:w="3116"/>
+            <w:tcW w:type="dxa" w:w="3353"/>
             <w:tcMar>
               <w:top w:type="dxa" w:w="25"/>
               <w:left w:type="dxa" w:w="70"/>
@@ -1478,7 +1292,7 @@
         </w:tc>
         <w:tc>
           <w:tcPr>
-            <w:tcW w:type="dxa" w:w="1021"/>
+            <w:tcW w:type="dxa" w:w="1099"/>
             <w:tcMar>
               <w:top w:type="dxa" w:w="25"/>
               <w:left w:type="dxa" w:w="70"/>
@@ -1501,7 +1315,7 @@
         </w:tc>
         <w:tc>
           <w:tcPr>
-            <w:tcW w:type="dxa" w:w="2901"/>
+            <w:tcW w:type="dxa" w:w="3133"/>
             <w:tcMar>
               <w:top w:type="dxa" w:w="25"/>
               <w:left w:type="dxa" w:w="70"/>
@@ -1524,7 +1338,7 @@
         </w:tc>
         <w:tc>
           <w:tcPr>
-            <w:tcW w:type="dxa" w:w="2687"/>
+            <w:tcW w:type="dxa" w:w="2913"/>
             <w:tcMar>
               <w:top w:type="dxa" w:w="25"/>
               <w:left w:type="dxa" w:w="70"/>
@@ -1547,7 +1361,7 @@
         </w:tc>
         <w:tc>
           <w:tcPr>
-            <w:tcW w:type="dxa" w:w="2257"/>
+            <w:tcW w:type="dxa" w:w="2473"/>
             <w:tcMar>
               <w:top w:type="dxa" w:w="25"/>
               <w:left w:type="dxa" w:w="70"/>
@@ -1570,7 +1384,7 @@
         </w:tc>
         <w:tc>
           <w:tcPr>
-            <w:tcW w:type="dxa" w:w="1236"/>
+            <w:tcW w:type="dxa" w:w="1429"/>
             <w:tcMar>
               <w:top w:type="dxa" w:w="25"/>
               <w:left w:type="dxa" w:w="70"/>
@@ -1588,29 +1402,6 @@
                 <w:szCs w:val="15"/>
               </w:rPr>
               <w:t xml:space="preserve">Good</w:t>
-            </w:r>
-          </w:p>
-        </w:tc>
-        <w:tc>
-          <w:tcPr>
-            <w:tcW w:type="dxa" w:w="1182"/>
-            <w:tcMar>
-              <w:top w:type="dxa" w:w="25"/>
-              <w:left w:type="dxa" w:w="70"/>
-              <w:bottom w:type="dxa" w:w="25"/>
-              <w:right w:type="dxa" w:w="70"/>
-            </w:tcMar>
-          </w:tcPr>
-          <w:p>
-            <w:r>
-              <w:rPr>
-                <w:rFonts w:ascii="Malgun Gothic" w:cs="Malgun Gothic" w:eastAsia="Malgun Gothic" w:hAnsi="Malgun Gothic"/>
-                <w:b w:val="false"/>
-                <w:bCs w:val="false"/>
-                <w:sz w:val="15"/>
-                <w:szCs w:val="15"/>
-              </w:rPr>
-              <w:t xml:space="preserve">Low</w:t>
             </w:r>
           </w:p>
         </w:tc>
@@ -1618,7 +1409,7 @@
       <w:tr>
         <w:tc>
           <w:tcPr>
-            <w:tcW w:type="dxa" w:w="3116"/>
+            <w:tcW w:type="dxa" w:w="3353"/>
             <w:tcMar>
               <w:top w:type="dxa" w:w="25"/>
               <w:left w:type="dxa" w:w="70"/>
@@ -1641,7 +1432,7 @@
         </w:tc>
         <w:tc>
           <w:tcPr>
-            <w:tcW w:type="dxa" w:w="1021"/>
+            <w:tcW w:type="dxa" w:w="1099"/>
             <w:tcMar>
               <w:top w:type="dxa" w:w="25"/>
               <w:left w:type="dxa" w:w="70"/>
@@ -1664,7 +1455,7 @@
         </w:tc>
         <w:tc>
           <w:tcPr>
-            <w:tcW w:type="dxa" w:w="2901"/>
+            <w:tcW w:type="dxa" w:w="3133"/>
             <w:tcMar>
               <w:top w:type="dxa" w:w="25"/>
               <w:left w:type="dxa" w:w="70"/>
@@ -1687,7 +1478,7 @@
         </w:tc>
         <w:tc>
           <w:tcPr>
-            <w:tcW w:type="dxa" w:w="2687"/>
+            <w:tcW w:type="dxa" w:w="2913"/>
             <w:tcMar>
               <w:top w:type="dxa" w:w="25"/>
               <w:left w:type="dxa" w:w="70"/>
@@ -1710,7 +1501,7 @@
         </w:tc>
         <w:tc>
           <w:tcPr>
-            <w:tcW w:type="dxa" w:w="2257"/>
+            <w:tcW w:type="dxa" w:w="2473"/>
             <w:tcMar>
               <w:top w:type="dxa" w:w="25"/>
               <w:left w:type="dxa" w:w="70"/>
@@ -1733,7 +1524,7 @@
         </w:tc>
         <w:tc>
           <w:tcPr>
-            <w:tcW w:type="dxa" w:w="1236"/>
+            <w:tcW w:type="dxa" w:w="1429"/>
             <w:tcMar>
               <w:top w:type="dxa" w:w="25"/>
               <w:left w:type="dxa" w:w="70"/>
@@ -1751,29 +1542,6 @@
                 <w:szCs w:val="15"/>
               </w:rPr>
               <w:t xml:space="preserve">Good</w:t>
-            </w:r>
-          </w:p>
-        </w:tc>
-        <w:tc>
-          <w:tcPr>
-            <w:tcW w:type="dxa" w:w="1182"/>
-            <w:tcMar>
-              <w:top w:type="dxa" w:w="25"/>
-              <w:left w:type="dxa" w:w="70"/>
-              <w:bottom w:type="dxa" w:w="25"/>
-              <w:right w:type="dxa" w:w="70"/>
-            </w:tcMar>
-          </w:tcPr>
-          <w:p>
-            <w:r>
-              <w:rPr>
-                <w:rFonts w:ascii="Malgun Gothic" w:cs="Malgun Gothic" w:eastAsia="Malgun Gothic" w:hAnsi="Malgun Gothic"/>
-                <w:b w:val="false"/>
-                <w:bCs w:val="false"/>
-                <w:sz w:val="15"/>
-                <w:szCs w:val="15"/>
-              </w:rPr>
-              <w:t xml:space="preserve">Low</w:t>
             </w:r>
           </w:p>
         </w:tc>
@@ -1781,7 +1549,7 @@
       <w:tr>
         <w:tc>
           <w:tcPr>
-            <w:tcW w:type="dxa" w:w="3116"/>
+            <w:tcW w:type="dxa" w:w="3353"/>
             <w:tcMar>
               <w:top w:type="dxa" w:w="25"/>
               <w:left w:type="dxa" w:w="70"/>
@@ -1804,7 +1572,7 @@
         </w:tc>
         <w:tc>
           <w:tcPr>
-            <w:tcW w:type="dxa" w:w="1021"/>
+            <w:tcW w:type="dxa" w:w="1099"/>
             <w:tcMar>
               <w:top w:type="dxa" w:w="25"/>
               <w:left w:type="dxa" w:w="70"/>
@@ -1827,7 +1595,7 @@
         </w:tc>
         <w:tc>
           <w:tcPr>
-            <w:tcW w:type="dxa" w:w="2901"/>
+            <w:tcW w:type="dxa" w:w="3133"/>
             <w:tcMar>
               <w:top w:type="dxa" w:w="25"/>
               <w:left w:type="dxa" w:w="70"/>
@@ -1850,7 +1618,7 @@
         </w:tc>
         <w:tc>
           <w:tcPr>
-            <w:tcW w:type="dxa" w:w="2687"/>
+            <w:tcW w:type="dxa" w:w="2913"/>
             <w:tcMar>
               <w:top w:type="dxa" w:w="25"/>
               <w:left w:type="dxa" w:w="70"/>
@@ -1873,7 +1641,7 @@
         </w:tc>
         <w:tc>
           <w:tcPr>
-            <w:tcW w:type="dxa" w:w="2257"/>
+            <w:tcW w:type="dxa" w:w="2473"/>
             <w:tcMar>
               <w:top w:type="dxa" w:w="25"/>
               <w:left w:type="dxa" w:w="70"/>
@@ -1896,7 +1664,7 @@
         </w:tc>
         <w:tc>
           <w:tcPr>
-            <w:tcW w:type="dxa" w:w="1236"/>
+            <w:tcW w:type="dxa" w:w="1429"/>
             <w:tcMar>
               <w:top w:type="dxa" w:w="25"/>
               <w:left w:type="dxa" w:w="70"/>
@@ -1914,29 +1682,6 @@
                 <w:szCs w:val="15"/>
               </w:rPr>
               <w:t xml:space="preserve">Good</w:t>
-            </w:r>
-          </w:p>
-        </w:tc>
-        <w:tc>
-          <w:tcPr>
-            <w:tcW w:type="dxa" w:w="1182"/>
-            <w:tcMar>
-              <w:top w:type="dxa" w:w="25"/>
-              <w:left w:type="dxa" w:w="70"/>
-              <w:bottom w:type="dxa" w:w="25"/>
-              <w:right w:type="dxa" w:w="70"/>
-            </w:tcMar>
-          </w:tcPr>
-          <w:p>
-            <w:r>
-              <w:rPr>
-                <w:rFonts w:ascii="Malgun Gothic" w:cs="Malgun Gothic" w:eastAsia="Malgun Gothic" w:hAnsi="Malgun Gothic"/>
-                <w:b w:val="false"/>
-                <w:bCs w:val="false"/>
-                <w:sz w:val="15"/>
-                <w:szCs w:val="15"/>
-              </w:rPr>
-              <w:t xml:space="preserve">Low</w:t>
             </w:r>
           </w:p>
         </w:tc>
@@ -1944,7 +1689,7 @@
       <w:tr>
         <w:tc>
           <w:tcPr>
-            <w:tcW w:type="dxa" w:w="3116"/>
+            <w:tcW w:type="dxa" w:w="3353"/>
             <w:tcMar>
               <w:top w:type="dxa" w:w="25"/>
               <w:left w:type="dxa" w:w="70"/>
@@ -1967,7 +1712,7 @@
         </w:tc>
         <w:tc>
           <w:tcPr>
-            <w:tcW w:type="dxa" w:w="1021"/>
+            <w:tcW w:type="dxa" w:w="1099"/>
             <w:tcMar>
               <w:top w:type="dxa" w:w="25"/>
               <w:left w:type="dxa" w:w="70"/>
@@ -1990,7 +1735,7 @@
         </w:tc>
         <w:tc>
           <w:tcPr>
-            <w:tcW w:type="dxa" w:w="2901"/>
+            <w:tcW w:type="dxa" w:w="3133"/>
             <w:tcMar>
               <w:top w:type="dxa" w:w="25"/>
               <w:left w:type="dxa" w:w="70"/>
@@ -2013,7 +1758,7 @@
         </w:tc>
         <w:tc>
           <w:tcPr>
-            <w:tcW w:type="dxa" w:w="2687"/>
+            <w:tcW w:type="dxa" w:w="2913"/>
             <w:tcMar>
               <w:top w:type="dxa" w:w="25"/>
               <w:left w:type="dxa" w:w="70"/>
@@ -2036,7 +1781,7 @@
         </w:tc>
         <w:tc>
           <w:tcPr>
-            <w:tcW w:type="dxa" w:w="2257"/>
+            <w:tcW w:type="dxa" w:w="2473"/>
             <w:tcMar>
               <w:top w:type="dxa" w:w="25"/>
               <w:left w:type="dxa" w:w="70"/>
@@ -2059,7 +1804,7 @@
         </w:tc>
         <w:tc>
           <w:tcPr>
-            <w:tcW w:type="dxa" w:w="1236"/>
+            <w:tcW w:type="dxa" w:w="1429"/>
             <w:tcMar>
               <w:top w:type="dxa" w:w="25"/>
               <w:left w:type="dxa" w:w="70"/>
@@ -2077,29 +1822,6 @@
                 <w:szCs w:val="15"/>
               </w:rPr>
               <w:t xml:space="preserve">Good</w:t>
-            </w:r>
-          </w:p>
-        </w:tc>
-        <w:tc>
-          <w:tcPr>
-            <w:tcW w:type="dxa" w:w="1182"/>
-            <w:tcMar>
-              <w:top w:type="dxa" w:w="25"/>
-              <w:left w:type="dxa" w:w="70"/>
-              <w:bottom w:type="dxa" w:w="25"/>
-              <w:right w:type="dxa" w:w="70"/>
-            </w:tcMar>
-          </w:tcPr>
-          <w:p>
-            <w:r>
-              <w:rPr>
-                <w:rFonts w:ascii="Malgun Gothic" w:cs="Malgun Gothic" w:eastAsia="Malgun Gothic" w:hAnsi="Malgun Gothic"/>
-                <w:b w:val="false"/>
-                <w:bCs w:val="false"/>
-                <w:sz w:val="15"/>
-                <w:szCs w:val="15"/>
-              </w:rPr>
-              <w:t xml:space="preserve">Low</w:t>
             </w:r>
           </w:p>
         </w:tc>
@@ -2107,7 +1829,7 @@
       <w:tr>
         <w:tc>
           <w:tcPr>
-            <w:tcW w:type="dxa" w:w="3116"/>
+            <w:tcW w:type="dxa" w:w="3353"/>
             <w:tcMar>
               <w:top w:type="dxa" w:w="25"/>
               <w:left w:type="dxa" w:w="70"/>
@@ -2130,7 +1852,7 @@
         </w:tc>
         <w:tc>
           <w:tcPr>
-            <w:tcW w:type="dxa" w:w="1021"/>
+            <w:tcW w:type="dxa" w:w="1099"/>
             <w:tcMar>
               <w:top w:type="dxa" w:w="25"/>
               <w:left w:type="dxa" w:w="70"/>
@@ -2153,7 +1875,7 @@
         </w:tc>
         <w:tc>
           <w:tcPr>
-            <w:tcW w:type="dxa" w:w="2901"/>
+            <w:tcW w:type="dxa" w:w="3133"/>
             <w:tcMar>
               <w:top w:type="dxa" w:w="25"/>
               <w:left w:type="dxa" w:w="70"/>
@@ -2176,7 +1898,7 @@
         </w:tc>
         <w:tc>
           <w:tcPr>
-            <w:tcW w:type="dxa" w:w="2687"/>
+            <w:tcW w:type="dxa" w:w="2913"/>
             <w:tcMar>
               <w:top w:type="dxa" w:w="25"/>
               <w:left w:type="dxa" w:w="70"/>
@@ -2199,7 +1921,7 @@
         </w:tc>
         <w:tc>
           <w:tcPr>
-            <w:tcW w:type="dxa" w:w="2257"/>
+            <w:tcW w:type="dxa" w:w="2473"/>
             <w:tcMar>
               <w:top w:type="dxa" w:w="25"/>
               <w:left w:type="dxa" w:w="70"/>
@@ -2222,7 +1944,7 @@
         </w:tc>
         <w:tc>
           <w:tcPr>
-            <w:tcW w:type="dxa" w:w="1236"/>
+            <w:tcW w:type="dxa" w:w="1429"/>
             <w:tcMar>
               <w:top w:type="dxa" w:w="25"/>
               <w:left w:type="dxa" w:w="70"/>
@@ -2240,29 +1962,6 @@
                 <w:szCs w:val="15"/>
               </w:rPr>
               <w:t xml:space="preserve">Good</w:t>
-            </w:r>
-          </w:p>
-        </w:tc>
-        <w:tc>
-          <w:tcPr>
-            <w:tcW w:type="dxa" w:w="1182"/>
-            <w:tcMar>
-              <w:top w:type="dxa" w:w="25"/>
-              <w:left w:type="dxa" w:w="70"/>
-              <w:bottom w:type="dxa" w:w="25"/>
-              <w:right w:type="dxa" w:w="70"/>
-            </w:tcMar>
-          </w:tcPr>
-          <w:p>
-            <w:r>
-              <w:rPr>
-                <w:rFonts w:ascii="Malgun Gothic" w:cs="Malgun Gothic" w:eastAsia="Malgun Gothic" w:hAnsi="Malgun Gothic"/>
-                <w:b w:val="false"/>
-                <w:bCs w:val="false"/>
-                <w:sz w:val="15"/>
-                <w:szCs w:val="15"/>
-              </w:rPr>
-              <w:t xml:space="preserve">Low</w:t>
             </w:r>
           </w:p>
         </w:tc>
@@ -2270,7 +1969,7 @@
       <w:tr>
         <w:tc>
           <w:tcPr>
-            <w:tcW w:type="dxa" w:w="3116"/>
+            <w:tcW w:type="dxa" w:w="3353"/>
             <w:tcMar>
               <w:top w:type="dxa" w:w="25"/>
               <w:left w:type="dxa" w:w="70"/>
@@ -2293,7 +1992,7 @@
         </w:tc>
         <w:tc>
           <w:tcPr>
-            <w:tcW w:type="dxa" w:w="1021"/>
+            <w:tcW w:type="dxa" w:w="1099"/>
             <w:tcMar>
               <w:top w:type="dxa" w:w="25"/>
               <w:left w:type="dxa" w:w="70"/>
@@ -2316,7 +2015,7 @@
         </w:tc>
         <w:tc>
           <w:tcPr>
-            <w:tcW w:type="dxa" w:w="2901"/>
+            <w:tcW w:type="dxa" w:w="3133"/>
             <w:tcMar>
               <w:top w:type="dxa" w:w="25"/>
               <w:left w:type="dxa" w:w="70"/>
@@ -2339,7 +2038,7 @@
         </w:tc>
         <w:tc>
           <w:tcPr>
-            <w:tcW w:type="dxa" w:w="2687"/>
+            <w:tcW w:type="dxa" w:w="2913"/>
             <w:tcMar>
               <w:top w:type="dxa" w:w="25"/>
               <w:left w:type="dxa" w:w="70"/>
@@ -2362,7 +2061,7 @@
         </w:tc>
         <w:tc>
           <w:tcPr>
-            <w:tcW w:type="dxa" w:w="2257"/>
+            <w:tcW w:type="dxa" w:w="2473"/>
             <w:tcMar>
               <w:top w:type="dxa" w:w="25"/>
               <w:left w:type="dxa" w:w="70"/>
@@ -2385,7 +2084,7 @@
         </w:tc>
         <w:tc>
           <w:tcPr>
-            <w:tcW w:type="dxa" w:w="1236"/>
+            <w:tcW w:type="dxa" w:w="1429"/>
             <w:tcMar>
               <w:top w:type="dxa" w:w="25"/>
               <w:left w:type="dxa" w:w="70"/>
@@ -2403,29 +2102,6 @@
                 <w:szCs w:val="15"/>
               </w:rPr>
               <w:t xml:space="preserve">Good</w:t>
-            </w:r>
-          </w:p>
-        </w:tc>
-        <w:tc>
-          <w:tcPr>
-            <w:tcW w:type="dxa" w:w="1182"/>
-            <w:tcMar>
-              <w:top w:type="dxa" w:w="25"/>
-              <w:left w:type="dxa" w:w="70"/>
-              <w:bottom w:type="dxa" w:w="25"/>
-              <w:right w:type="dxa" w:w="70"/>
-            </w:tcMar>
-          </w:tcPr>
-          <w:p>
-            <w:r>
-              <w:rPr>
-                <w:rFonts w:ascii="Malgun Gothic" w:cs="Malgun Gothic" w:eastAsia="Malgun Gothic" w:hAnsi="Malgun Gothic"/>
-                <w:b w:val="false"/>
-                <w:bCs w:val="false"/>
-                <w:sz w:val="15"/>
-                <w:szCs w:val="15"/>
-              </w:rPr>
-              <w:t xml:space="preserve">Low</w:t>
             </w:r>
           </w:p>
         </w:tc>
@@ -2433,7 +2109,7 @@
       <w:tr>
         <w:tc>
           <w:tcPr>
-            <w:tcW w:type="dxa" w:w="3116"/>
+            <w:tcW w:type="dxa" w:w="3353"/>
             <w:tcMar>
               <w:top w:type="dxa" w:w="25"/>
               <w:left w:type="dxa" w:w="70"/>
@@ -2456,7 +2132,7 @@
         </w:tc>
         <w:tc>
           <w:tcPr>
-            <w:tcW w:type="dxa" w:w="1021"/>
+            <w:tcW w:type="dxa" w:w="1099"/>
             <w:tcMar>
               <w:top w:type="dxa" w:w="25"/>
               <w:left w:type="dxa" w:w="70"/>
@@ -2479,7 +2155,7 @@
         </w:tc>
         <w:tc>
           <w:tcPr>
-            <w:tcW w:type="dxa" w:w="2901"/>
+            <w:tcW w:type="dxa" w:w="3133"/>
             <w:tcMar>
               <w:top w:type="dxa" w:w="25"/>
               <w:left w:type="dxa" w:w="70"/>
@@ -2502,7 +2178,7 @@
         </w:tc>
         <w:tc>
           <w:tcPr>
-            <w:tcW w:type="dxa" w:w="2687"/>
+            <w:tcW w:type="dxa" w:w="2913"/>
             <w:tcMar>
               <w:top w:type="dxa" w:w="25"/>
               <w:left w:type="dxa" w:w="70"/>
@@ -2525,7 +2201,7 @@
         </w:tc>
         <w:tc>
           <w:tcPr>
-            <w:tcW w:type="dxa" w:w="2257"/>
+            <w:tcW w:type="dxa" w:w="2473"/>
             <w:tcMar>
               <w:top w:type="dxa" w:w="25"/>
               <w:left w:type="dxa" w:w="70"/>
@@ -2548,7 +2224,7 @@
         </w:tc>
         <w:tc>
           <w:tcPr>
-            <w:tcW w:type="dxa" w:w="1236"/>
+            <w:tcW w:type="dxa" w:w="1429"/>
             <w:tcMar>
               <w:top w:type="dxa" w:w="25"/>
               <w:left w:type="dxa" w:w="70"/>
@@ -2566,29 +2242,6 @@
                 <w:szCs w:val="15"/>
               </w:rPr>
               <w:t xml:space="preserve">Good</w:t>
-            </w:r>
-          </w:p>
-        </w:tc>
-        <w:tc>
-          <w:tcPr>
-            <w:tcW w:type="dxa" w:w="1182"/>
-            <w:tcMar>
-              <w:top w:type="dxa" w:w="25"/>
-              <w:left w:type="dxa" w:w="70"/>
-              <w:bottom w:type="dxa" w:w="25"/>
-              <w:right w:type="dxa" w:w="70"/>
-            </w:tcMar>
-          </w:tcPr>
-          <w:p>
-            <w:r>
-              <w:rPr>
-                <w:rFonts w:ascii="Malgun Gothic" w:cs="Malgun Gothic" w:eastAsia="Malgun Gothic" w:hAnsi="Malgun Gothic"/>
-                <w:b w:val="false"/>
-                <w:bCs w:val="false"/>
-                <w:sz w:val="15"/>
-                <w:szCs w:val="15"/>
-              </w:rPr>
-              <w:t xml:space="preserve">Low</w:t>
             </w:r>
           </w:p>
         </w:tc>
@@ -2597,7 +2250,7 @@
         <w:tc>
           <w:tcPr>
             <w:tcW w:type="dxa" w:w="14400"/>
-            <w:gridSpan w:val="7"/>
+            <w:gridSpan w:val="6"/>
             <w:shd w:fill="D9E2EF" w:color="auto" w:val="clear"/>
             <w:tcMar>
               <w:top w:type="dxa" w:w="30"/>
@@ -2623,7 +2276,7 @@
       <w:tr>
         <w:tc>
           <w:tcPr>
-            <w:tcW w:type="dxa" w:w="3116"/>
+            <w:tcW w:type="dxa" w:w="3353"/>
             <w:tcMar>
               <w:top w:type="dxa" w:w="25"/>
               <w:left w:type="dxa" w:w="70"/>
@@ -2646,7 +2299,7 @@
         </w:tc>
         <w:tc>
           <w:tcPr>
-            <w:tcW w:type="dxa" w:w="1021"/>
+            <w:tcW w:type="dxa" w:w="1099"/>
             <w:tcMar>
               <w:top w:type="dxa" w:w="25"/>
               <w:left w:type="dxa" w:w="70"/>
@@ -2669,7 +2322,7 @@
         </w:tc>
         <w:tc>
           <w:tcPr>
-            <w:tcW w:type="dxa" w:w="2901"/>
+            <w:tcW w:type="dxa" w:w="3133"/>
             <w:tcMar>
               <w:top w:type="dxa" w:w="25"/>
               <w:left w:type="dxa" w:w="70"/>
@@ -2692,7 +2345,7 @@
         </w:tc>
         <w:tc>
           <w:tcPr>
-            <w:tcW w:type="dxa" w:w="2687"/>
+            <w:tcW w:type="dxa" w:w="2913"/>
             <w:tcMar>
               <w:top w:type="dxa" w:w="25"/>
               <w:left w:type="dxa" w:w="70"/>
@@ -2715,7 +2368,7 @@
         </w:tc>
         <w:tc>
           <w:tcPr>
-            <w:tcW w:type="dxa" w:w="2257"/>
+            <w:tcW w:type="dxa" w:w="2473"/>
             <w:tcMar>
               <w:top w:type="dxa" w:w="25"/>
               <w:left w:type="dxa" w:w="70"/>
@@ -2738,7 +2391,7 @@
         </w:tc>
         <w:tc>
           <w:tcPr>
-            <w:tcW w:type="dxa" w:w="1236"/>
+            <w:tcW w:type="dxa" w:w="1429"/>
             <w:tcMar>
               <w:top w:type="dxa" w:w="25"/>
               <w:left w:type="dxa" w:w="70"/>
@@ -2756,29 +2409,6 @@
                 <w:szCs w:val="15"/>
               </w:rPr>
               <w:t xml:space="preserve">Good</w:t>
-            </w:r>
-          </w:p>
-        </w:tc>
-        <w:tc>
-          <w:tcPr>
-            <w:tcW w:type="dxa" w:w="1182"/>
-            <w:tcMar>
-              <w:top w:type="dxa" w:w="25"/>
-              <w:left w:type="dxa" w:w="70"/>
-              <w:bottom w:type="dxa" w:w="25"/>
-              <w:right w:type="dxa" w:w="70"/>
-            </w:tcMar>
-          </w:tcPr>
-          <w:p>
-            <w:r>
-              <w:rPr>
-                <w:rFonts w:ascii="Malgun Gothic" w:cs="Malgun Gothic" w:eastAsia="Malgun Gothic" w:hAnsi="Malgun Gothic"/>
-                <w:b w:val="false"/>
-                <w:bCs w:val="false"/>
-                <w:sz w:val="15"/>
-                <w:szCs w:val="15"/>
-              </w:rPr>
-              <w:t xml:space="preserve">Low</w:t>
             </w:r>
           </w:p>
         </w:tc>
@@ -2786,7 +2416,7 @@
       <w:tr>
         <w:tc>
           <w:tcPr>
-            <w:tcW w:type="dxa" w:w="3116"/>
+            <w:tcW w:type="dxa" w:w="3353"/>
             <w:tcMar>
               <w:top w:type="dxa" w:w="25"/>
               <w:left w:type="dxa" w:w="70"/>
@@ -2809,7 +2439,7 @@
         </w:tc>
         <w:tc>
           <w:tcPr>
-            <w:tcW w:type="dxa" w:w="1021"/>
+            <w:tcW w:type="dxa" w:w="1099"/>
             <w:tcMar>
               <w:top w:type="dxa" w:w="25"/>
               <w:left w:type="dxa" w:w="70"/>
@@ -2832,7 +2462,7 @@
         </w:tc>
         <w:tc>
           <w:tcPr>
-            <w:tcW w:type="dxa" w:w="2901"/>
+            <w:tcW w:type="dxa" w:w="3133"/>
             <w:tcMar>
               <w:top w:type="dxa" w:w="25"/>
               <w:left w:type="dxa" w:w="70"/>
@@ -2855,7 +2485,7 @@
         </w:tc>
         <w:tc>
           <w:tcPr>
-            <w:tcW w:type="dxa" w:w="2687"/>
+            <w:tcW w:type="dxa" w:w="2913"/>
             <w:tcMar>
               <w:top w:type="dxa" w:w="25"/>
               <w:left w:type="dxa" w:w="70"/>
@@ -2878,7 +2508,7 @@
         </w:tc>
         <w:tc>
           <w:tcPr>
-            <w:tcW w:type="dxa" w:w="2257"/>
+            <w:tcW w:type="dxa" w:w="2473"/>
             <w:tcMar>
               <w:top w:type="dxa" w:w="25"/>
               <w:left w:type="dxa" w:w="70"/>
@@ -2901,7 +2531,7 @@
         </w:tc>
         <w:tc>
           <w:tcPr>
-            <w:tcW w:type="dxa" w:w="1236"/>
+            <w:tcW w:type="dxa" w:w="1429"/>
             <w:tcMar>
               <w:top w:type="dxa" w:w="25"/>
               <w:left w:type="dxa" w:w="70"/>
@@ -2919,29 +2549,6 @@
                 <w:szCs w:val="15"/>
               </w:rPr>
               <w:t xml:space="preserve">Good</w:t>
-            </w:r>
-          </w:p>
-        </w:tc>
-        <w:tc>
-          <w:tcPr>
-            <w:tcW w:type="dxa" w:w="1182"/>
-            <w:tcMar>
-              <w:top w:type="dxa" w:w="25"/>
-              <w:left w:type="dxa" w:w="70"/>
-              <w:bottom w:type="dxa" w:w="25"/>
-              <w:right w:type="dxa" w:w="70"/>
-            </w:tcMar>
-          </w:tcPr>
-          <w:p>
-            <w:r>
-              <w:rPr>
-                <w:rFonts w:ascii="Malgun Gothic" w:cs="Malgun Gothic" w:eastAsia="Malgun Gothic" w:hAnsi="Malgun Gothic"/>
-                <w:b w:val="false"/>
-                <w:bCs w:val="false"/>
-                <w:sz w:val="15"/>
-                <w:szCs w:val="15"/>
-              </w:rPr>
-              <w:t xml:space="preserve">Low</w:t>
             </w:r>
           </w:p>
         </w:tc>
@@ -2949,7 +2556,7 @@
       <w:tr>
         <w:tc>
           <w:tcPr>
-            <w:tcW w:type="dxa" w:w="3116"/>
+            <w:tcW w:type="dxa" w:w="3353"/>
             <w:tcMar>
               <w:top w:type="dxa" w:w="25"/>
               <w:left w:type="dxa" w:w="70"/>
@@ -2972,7 +2579,7 @@
         </w:tc>
         <w:tc>
           <w:tcPr>
-            <w:tcW w:type="dxa" w:w="1021"/>
+            <w:tcW w:type="dxa" w:w="1099"/>
             <w:tcMar>
               <w:top w:type="dxa" w:w="25"/>
               <w:left w:type="dxa" w:w="70"/>
@@ -2995,7 +2602,7 @@
         </w:tc>
         <w:tc>
           <w:tcPr>
-            <w:tcW w:type="dxa" w:w="2901"/>
+            <w:tcW w:type="dxa" w:w="3133"/>
             <w:tcMar>
               <w:top w:type="dxa" w:w="25"/>
               <w:left w:type="dxa" w:w="70"/>
@@ -3018,7 +2625,7 @@
         </w:tc>
         <w:tc>
           <w:tcPr>
-            <w:tcW w:type="dxa" w:w="2687"/>
+            <w:tcW w:type="dxa" w:w="2913"/>
             <w:tcMar>
               <w:top w:type="dxa" w:w="25"/>
               <w:left w:type="dxa" w:w="70"/>
@@ -3041,7 +2648,7 @@
         </w:tc>
         <w:tc>
           <w:tcPr>
-            <w:tcW w:type="dxa" w:w="2257"/>
+            <w:tcW w:type="dxa" w:w="2473"/>
             <w:tcMar>
               <w:top w:type="dxa" w:w="25"/>
               <w:left w:type="dxa" w:w="70"/>
@@ -3064,7 +2671,7 @@
         </w:tc>
         <w:tc>
           <w:tcPr>
-            <w:tcW w:type="dxa" w:w="1236"/>
+            <w:tcW w:type="dxa" w:w="1429"/>
             <w:tcMar>
               <w:top w:type="dxa" w:w="25"/>
               <w:left w:type="dxa" w:w="70"/>
@@ -3082,29 +2689,6 @@
                 <w:szCs w:val="15"/>
               </w:rPr>
               <w:t xml:space="preserve">Good</w:t>
-            </w:r>
-          </w:p>
-        </w:tc>
-        <w:tc>
-          <w:tcPr>
-            <w:tcW w:type="dxa" w:w="1182"/>
-            <w:tcMar>
-              <w:top w:type="dxa" w:w="25"/>
-              <w:left w:type="dxa" w:w="70"/>
-              <w:bottom w:type="dxa" w:w="25"/>
-              <w:right w:type="dxa" w:w="70"/>
-            </w:tcMar>
-          </w:tcPr>
-          <w:p>
-            <w:r>
-              <w:rPr>
-                <w:rFonts w:ascii="Malgun Gothic" w:cs="Malgun Gothic" w:eastAsia="Malgun Gothic" w:hAnsi="Malgun Gothic"/>
-                <w:b w:val="false"/>
-                <w:bCs w:val="false"/>
-                <w:sz w:val="15"/>
-                <w:szCs w:val="15"/>
-              </w:rPr>
-              <w:t xml:space="preserve">Low</w:t>
             </w:r>
           </w:p>
         </w:tc>
@@ -3113,7 +2697,7 @@
         <w:tc>
           <w:tcPr>
             <w:tcW w:type="dxa" w:w="14400"/>
-            <w:gridSpan w:val="7"/>
+            <w:gridSpan w:val="6"/>
             <w:shd w:fill="D9E2EF" w:color="auto" w:val="clear"/>
             <w:tcMar>
               <w:top w:type="dxa" w:w="30"/>
@@ -3139,7 +2723,7 @@
       <w:tr>
         <w:tc>
           <w:tcPr>
-            <w:tcW w:type="dxa" w:w="3116"/>
+            <w:tcW w:type="dxa" w:w="3353"/>
             <w:tcMar>
               <w:top w:type="dxa" w:w="25"/>
               <w:left w:type="dxa" w:w="70"/>
@@ -3162,7 +2746,7 @@
         </w:tc>
         <w:tc>
           <w:tcPr>
-            <w:tcW w:type="dxa" w:w="1021"/>
+            <w:tcW w:type="dxa" w:w="1099"/>
             <w:tcMar>
               <w:top w:type="dxa" w:w="25"/>
               <w:left w:type="dxa" w:w="70"/>
@@ -3185,7 +2769,7 @@
         </w:tc>
         <w:tc>
           <w:tcPr>
-            <w:tcW w:type="dxa" w:w="2901"/>
+            <w:tcW w:type="dxa" w:w="3133"/>
             <w:tcMar>
               <w:top w:type="dxa" w:w="25"/>
               <w:left w:type="dxa" w:w="70"/>
@@ -3208,7 +2792,7 @@
         </w:tc>
         <w:tc>
           <w:tcPr>
-            <w:tcW w:type="dxa" w:w="2687"/>
+            <w:tcW w:type="dxa" w:w="2913"/>
             <w:tcMar>
               <w:top w:type="dxa" w:w="25"/>
               <w:left w:type="dxa" w:w="70"/>
@@ -3231,7 +2815,7 @@
         </w:tc>
         <w:tc>
           <w:tcPr>
-            <w:tcW w:type="dxa" w:w="2257"/>
+            <w:tcW w:type="dxa" w:w="2473"/>
             <w:tcMar>
               <w:top w:type="dxa" w:w="25"/>
               <w:left w:type="dxa" w:w="70"/>
@@ -3254,7 +2838,7 @@
         </w:tc>
         <w:tc>
           <w:tcPr>
-            <w:tcW w:type="dxa" w:w="1236"/>
+            <w:tcW w:type="dxa" w:w="1429"/>
             <w:tcMar>
               <w:top w:type="dxa" w:w="25"/>
               <w:left w:type="dxa" w:w="70"/>
@@ -3272,29 +2856,6 @@
                 <w:szCs w:val="15"/>
               </w:rPr>
               <w:t xml:space="preserve">Good</w:t>
-            </w:r>
-          </w:p>
-        </w:tc>
-        <w:tc>
-          <w:tcPr>
-            <w:tcW w:type="dxa" w:w="1182"/>
-            <w:tcMar>
-              <w:top w:type="dxa" w:w="25"/>
-              <w:left w:type="dxa" w:w="70"/>
-              <w:bottom w:type="dxa" w:w="25"/>
-              <w:right w:type="dxa" w:w="70"/>
-            </w:tcMar>
-          </w:tcPr>
-          <w:p>
-            <w:r>
-              <w:rPr>
-                <w:rFonts w:ascii="Malgun Gothic" w:cs="Malgun Gothic" w:eastAsia="Malgun Gothic" w:hAnsi="Malgun Gothic"/>
-                <w:b w:val="false"/>
-                <w:bCs w:val="false"/>
-                <w:sz w:val="15"/>
-                <w:szCs w:val="15"/>
-              </w:rPr>
-              <w:t xml:space="preserve">Low</w:t>
             </w:r>
           </w:p>
         </w:tc>
@@ -3302,7 +2863,7 @@
       <w:tr>
         <w:tc>
           <w:tcPr>
-            <w:tcW w:type="dxa" w:w="3116"/>
+            <w:tcW w:type="dxa" w:w="3353"/>
             <w:tcMar>
               <w:top w:type="dxa" w:w="25"/>
               <w:left w:type="dxa" w:w="70"/>
@@ -3325,7 +2886,7 @@
         </w:tc>
         <w:tc>
           <w:tcPr>
-            <w:tcW w:type="dxa" w:w="1021"/>
+            <w:tcW w:type="dxa" w:w="1099"/>
             <w:tcMar>
               <w:top w:type="dxa" w:w="25"/>
               <w:left w:type="dxa" w:w="70"/>
@@ -3348,7 +2909,7 @@
         </w:tc>
         <w:tc>
           <w:tcPr>
-            <w:tcW w:type="dxa" w:w="2901"/>
+            <w:tcW w:type="dxa" w:w="3133"/>
             <w:tcMar>
               <w:top w:type="dxa" w:w="25"/>
               <w:left w:type="dxa" w:w="70"/>
@@ -3371,7 +2932,7 @@
         </w:tc>
         <w:tc>
           <w:tcPr>
-            <w:tcW w:type="dxa" w:w="2687"/>
+            <w:tcW w:type="dxa" w:w="2913"/>
             <w:tcMar>
               <w:top w:type="dxa" w:w="25"/>
               <w:left w:type="dxa" w:w="70"/>
@@ -3394,7 +2955,7 @@
         </w:tc>
         <w:tc>
           <w:tcPr>
-            <w:tcW w:type="dxa" w:w="2257"/>
+            <w:tcW w:type="dxa" w:w="2473"/>
             <w:tcMar>
               <w:top w:type="dxa" w:w="25"/>
               <w:left w:type="dxa" w:w="70"/>
@@ -3417,7 +2978,7 @@
         </w:tc>
         <w:tc>
           <w:tcPr>
-            <w:tcW w:type="dxa" w:w="1236"/>
+            <w:tcW w:type="dxa" w:w="1429"/>
             <w:tcMar>
               <w:top w:type="dxa" w:w="25"/>
               <w:left w:type="dxa" w:w="70"/>
@@ -3435,29 +2996,6 @@
                 <w:szCs w:val="15"/>
               </w:rPr>
               <w:t xml:space="preserve">Good</w:t>
-            </w:r>
-          </w:p>
-        </w:tc>
-        <w:tc>
-          <w:tcPr>
-            <w:tcW w:type="dxa" w:w="1182"/>
-            <w:tcMar>
-              <w:top w:type="dxa" w:w="25"/>
-              <w:left w:type="dxa" w:w="70"/>
-              <w:bottom w:type="dxa" w:w="25"/>
-              <w:right w:type="dxa" w:w="70"/>
-            </w:tcMar>
-          </w:tcPr>
-          <w:p>
-            <w:r>
-              <w:rPr>
-                <w:rFonts w:ascii="Malgun Gothic" w:cs="Malgun Gothic" w:eastAsia="Malgun Gothic" w:hAnsi="Malgun Gothic"/>
-                <w:b w:val="false"/>
-                <w:bCs w:val="false"/>
-                <w:sz w:val="15"/>
-                <w:szCs w:val="15"/>
-              </w:rPr>
-              <w:t xml:space="preserve">Low</w:t>
             </w:r>
           </w:p>
         </w:tc>
@@ -3465,7 +3003,7 @@
       <w:tr>
         <w:tc>
           <w:tcPr>
-            <w:tcW w:type="dxa" w:w="3116"/>
+            <w:tcW w:type="dxa" w:w="3353"/>
             <w:tcMar>
               <w:top w:type="dxa" w:w="25"/>
               <w:left w:type="dxa" w:w="70"/>
@@ -3488,7 +3026,7 @@
         </w:tc>
         <w:tc>
           <w:tcPr>
-            <w:tcW w:type="dxa" w:w="1021"/>
+            <w:tcW w:type="dxa" w:w="1099"/>
             <w:tcMar>
               <w:top w:type="dxa" w:w="25"/>
               <w:left w:type="dxa" w:w="70"/>
@@ -3511,7 +3049,7 @@
         </w:tc>
         <w:tc>
           <w:tcPr>
-            <w:tcW w:type="dxa" w:w="2901"/>
+            <w:tcW w:type="dxa" w:w="3133"/>
             <w:tcMar>
               <w:top w:type="dxa" w:w="25"/>
               <w:left w:type="dxa" w:w="70"/>
@@ -3534,7 +3072,7 @@
         </w:tc>
         <w:tc>
           <w:tcPr>
-            <w:tcW w:type="dxa" w:w="2687"/>
+            <w:tcW w:type="dxa" w:w="2913"/>
             <w:tcMar>
               <w:top w:type="dxa" w:w="25"/>
               <w:left w:type="dxa" w:w="70"/>
@@ -3557,7 +3095,7 @@
         </w:tc>
         <w:tc>
           <w:tcPr>
-            <w:tcW w:type="dxa" w:w="2257"/>
+            <w:tcW w:type="dxa" w:w="2473"/>
             <w:tcMar>
               <w:top w:type="dxa" w:w="25"/>
               <w:left w:type="dxa" w:w="70"/>
@@ -3580,7 +3118,7 @@
         </w:tc>
         <w:tc>
           <w:tcPr>
-            <w:tcW w:type="dxa" w:w="1236"/>
+            <w:tcW w:type="dxa" w:w="1429"/>
             <w:tcMar>
               <w:top w:type="dxa" w:w="25"/>
               <w:left w:type="dxa" w:w="70"/>
@@ -3598,29 +3136,6 @@
                 <w:szCs w:val="15"/>
               </w:rPr>
               <w:t xml:space="preserve">Good</w:t>
-            </w:r>
-          </w:p>
-        </w:tc>
-        <w:tc>
-          <w:tcPr>
-            <w:tcW w:type="dxa" w:w="1182"/>
-            <w:tcMar>
-              <w:top w:type="dxa" w:w="25"/>
-              <w:left w:type="dxa" w:w="70"/>
-              <w:bottom w:type="dxa" w:w="25"/>
-              <w:right w:type="dxa" w:w="70"/>
-            </w:tcMar>
-          </w:tcPr>
-          <w:p>
-            <w:r>
-              <w:rPr>
-                <w:rFonts w:ascii="Malgun Gothic" w:cs="Malgun Gothic" w:eastAsia="Malgun Gothic" w:hAnsi="Malgun Gothic"/>
-                <w:b w:val="false"/>
-                <w:bCs w:val="false"/>
-                <w:sz w:val="15"/>
-                <w:szCs w:val="15"/>
-              </w:rPr>
-              <w:t xml:space="preserve">Low</w:t>
             </w:r>
           </w:p>
         </w:tc>
@@ -3628,7 +3143,7 @@
       <w:tr>
         <w:tc>
           <w:tcPr>
-            <w:tcW w:type="dxa" w:w="3116"/>
+            <w:tcW w:type="dxa" w:w="3353"/>
             <w:tcMar>
               <w:top w:type="dxa" w:w="25"/>
               <w:left w:type="dxa" w:w="70"/>
@@ -3651,7 +3166,7 @@
         </w:tc>
         <w:tc>
           <w:tcPr>
-            <w:tcW w:type="dxa" w:w="1021"/>
+            <w:tcW w:type="dxa" w:w="1099"/>
             <w:tcMar>
               <w:top w:type="dxa" w:w="25"/>
               <w:left w:type="dxa" w:w="70"/>
@@ -3674,7 +3189,7 @@
         </w:tc>
         <w:tc>
           <w:tcPr>
-            <w:tcW w:type="dxa" w:w="2901"/>
+            <w:tcW w:type="dxa" w:w="3133"/>
             <w:tcMar>
               <w:top w:type="dxa" w:w="25"/>
               <w:left w:type="dxa" w:w="70"/>
@@ -3697,7 +3212,7 @@
         </w:tc>
         <w:tc>
           <w:tcPr>
-            <w:tcW w:type="dxa" w:w="2687"/>
+            <w:tcW w:type="dxa" w:w="2913"/>
             <w:tcMar>
               <w:top w:type="dxa" w:w="25"/>
               <w:left w:type="dxa" w:w="70"/>
@@ -3720,7 +3235,7 @@
         </w:tc>
         <w:tc>
           <w:tcPr>
-            <w:tcW w:type="dxa" w:w="2257"/>
+            <w:tcW w:type="dxa" w:w="2473"/>
             <w:tcMar>
               <w:top w:type="dxa" w:w="25"/>
               <w:left w:type="dxa" w:w="70"/>
@@ -3743,7 +3258,7 @@
         </w:tc>
         <w:tc>
           <w:tcPr>
-            <w:tcW w:type="dxa" w:w="1236"/>
+            <w:tcW w:type="dxa" w:w="1429"/>
             <w:tcMar>
               <w:top w:type="dxa" w:w="25"/>
               <w:left w:type="dxa" w:w="70"/>
@@ -3761,29 +3276,6 @@
                 <w:szCs w:val="15"/>
               </w:rPr>
               <w:t xml:space="preserve">Good</w:t>
-            </w:r>
-          </w:p>
-        </w:tc>
-        <w:tc>
-          <w:tcPr>
-            <w:tcW w:type="dxa" w:w="1182"/>
-            <w:tcMar>
-              <w:top w:type="dxa" w:w="25"/>
-              <w:left w:type="dxa" w:w="70"/>
-              <w:bottom w:type="dxa" w:w="25"/>
-              <w:right w:type="dxa" w:w="70"/>
-            </w:tcMar>
-          </w:tcPr>
-          <w:p>
-            <w:r>
-              <w:rPr>
-                <w:rFonts w:ascii="Malgun Gothic" w:cs="Malgun Gothic" w:eastAsia="Malgun Gothic" w:hAnsi="Malgun Gothic"/>
-                <w:b w:val="false"/>
-                <w:bCs w:val="false"/>
-                <w:sz w:val="15"/>
-                <w:szCs w:val="15"/>
-              </w:rPr>
-              <w:t xml:space="preserve">Low</w:t>
             </w:r>
           </w:p>
         </w:tc>
@@ -3791,7 +3283,7 @@
       <w:tr>
         <w:tc>
           <w:tcPr>
-            <w:tcW w:type="dxa" w:w="3116"/>
+            <w:tcW w:type="dxa" w:w="3353"/>
             <w:tcMar>
               <w:top w:type="dxa" w:w="25"/>
               <w:left w:type="dxa" w:w="70"/>
@@ -3814,7 +3306,7 @@
         </w:tc>
         <w:tc>
           <w:tcPr>
-            <w:tcW w:type="dxa" w:w="1021"/>
+            <w:tcW w:type="dxa" w:w="1099"/>
             <w:tcMar>
               <w:top w:type="dxa" w:w="25"/>
               <w:left w:type="dxa" w:w="70"/>
@@ -3837,7 +3329,7 @@
         </w:tc>
         <w:tc>
           <w:tcPr>
-            <w:tcW w:type="dxa" w:w="2901"/>
+            <w:tcW w:type="dxa" w:w="3133"/>
             <w:tcMar>
               <w:top w:type="dxa" w:w="25"/>
               <w:left w:type="dxa" w:w="70"/>
@@ -3860,7 +3352,7 @@
         </w:tc>
         <w:tc>
           <w:tcPr>
-            <w:tcW w:type="dxa" w:w="2687"/>
+            <w:tcW w:type="dxa" w:w="2913"/>
             <w:tcMar>
               <w:top w:type="dxa" w:w="25"/>
               <w:left w:type="dxa" w:w="70"/>
@@ -3883,7 +3375,7 @@
         </w:tc>
         <w:tc>
           <w:tcPr>
-            <w:tcW w:type="dxa" w:w="2257"/>
+            <w:tcW w:type="dxa" w:w="2473"/>
             <w:tcMar>
               <w:top w:type="dxa" w:w="25"/>
               <w:left w:type="dxa" w:w="70"/>
@@ -3906,7 +3398,7 @@
         </w:tc>
         <w:tc>
           <w:tcPr>
-            <w:tcW w:type="dxa" w:w="1236"/>
+            <w:tcW w:type="dxa" w:w="1429"/>
             <w:tcMar>
               <w:top w:type="dxa" w:w="25"/>
               <w:left w:type="dxa" w:w="70"/>
@@ -3924,29 +3416,6 @@
                 <w:szCs w:val="15"/>
               </w:rPr>
               <w:t xml:space="preserve">Good</w:t>
-            </w:r>
-          </w:p>
-        </w:tc>
-        <w:tc>
-          <w:tcPr>
-            <w:tcW w:type="dxa" w:w="1182"/>
-            <w:tcMar>
-              <w:top w:type="dxa" w:w="25"/>
-              <w:left w:type="dxa" w:w="70"/>
-              <w:bottom w:type="dxa" w:w="25"/>
-              <w:right w:type="dxa" w:w="70"/>
-            </w:tcMar>
-          </w:tcPr>
-          <w:p>
-            <w:r>
-              <w:rPr>
-                <w:rFonts w:ascii="Malgun Gothic" w:cs="Malgun Gothic" w:eastAsia="Malgun Gothic" w:hAnsi="Malgun Gothic"/>
-                <w:b w:val="false"/>
-                <w:bCs w:val="false"/>
-                <w:sz w:val="15"/>
-                <w:szCs w:val="15"/>
-              </w:rPr>
-              <w:t xml:space="preserve">Very low</w:t>
             </w:r>
           </w:p>
         </w:tc>
@@ -3955,7 +3424,7 @@
         <w:tc>
           <w:tcPr>
             <w:tcW w:type="dxa" w:w="14400"/>
-            <w:gridSpan w:val="7"/>
+            <w:gridSpan w:val="6"/>
             <w:shd w:fill="D9E2EF" w:color="auto" w:val="clear"/>
             <w:tcMar>
               <w:top w:type="dxa" w:w="30"/>
@@ -3981,7 +3450,7 @@
       <w:tr>
         <w:tc>
           <w:tcPr>
-            <w:tcW w:type="dxa" w:w="3116"/>
+            <w:tcW w:type="dxa" w:w="3353"/>
             <w:tcMar>
               <w:top w:type="dxa" w:w="25"/>
               <w:left w:type="dxa" w:w="70"/>
@@ -4004,7 +3473,7 @@
         </w:tc>
         <w:tc>
           <w:tcPr>
-            <w:tcW w:type="dxa" w:w="1021"/>
+            <w:tcW w:type="dxa" w:w="1099"/>
             <w:tcMar>
               <w:top w:type="dxa" w:w="25"/>
               <w:left w:type="dxa" w:w="70"/>
@@ -4027,7 +3496,7 @@
         </w:tc>
         <w:tc>
           <w:tcPr>
-            <w:tcW w:type="dxa" w:w="2901"/>
+            <w:tcW w:type="dxa" w:w="3133"/>
             <w:tcMar>
               <w:top w:type="dxa" w:w="25"/>
               <w:left w:type="dxa" w:w="70"/>
@@ -4050,7 +3519,7 @@
         </w:tc>
         <w:tc>
           <w:tcPr>
-            <w:tcW w:type="dxa" w:w="2687"/>
+            <w:tcW w:type="dxa" w:w="2913"/>
             <w:tcMar>
               <w:top w:type="dxa" w:w="25"/>
               <w:left w:type="dxa" w:w="70"/>
@@ -4073,7 +3542,7 @@
         </w:tc>
         <w:tc>
           <w:tcPr>
-            <w:tcW w:type="dxa" w:w="2257"/>
+            <w:tcW w:type="dxa" w:w="2473"/>
             <w:tcMar>
               <w:top w:type="dxa" w:w="25"/>
               <w:left w:type="dxa" w:w="70"/>
@@ -4096,7 +3565,7 @@
         </w:tc>
         <w:tc>
           <w:tcPr>
-            <w:tcW w:type="dxa" w:w="1236"/>
+            <w:tcW w:type="dxa" w:w="1429"/>
             <w:tcMar>
               <w:top w:type="dxa" w:w="25"/>
               <w:left w:type="dxa" w:w="70"/>
@@ -4114,29 +3583,6 @@
                 <w:szCs w:val="15"/>
               </w:rPr>
               <w:t xml:space="preserve">Good</w:t>
-            </w:r>
-          </w:p>
-        </w:tc>
-        <w:tc>
-          <w:tcPr>
-            <w:tcW w:type="dxa" w:w="1182"/>
-            <w:tcMar>
-              <w:top w:type="dxa" w:w="25"/>
-              <w:left w:type="dxa" w:w="70"/>
-              <w:bottom w:type="dxa" w:w="25"/>
-              <w:right w:type="dxa" w:w="70"/>
-            </w:tcMar>
-          </w:tcPr>
-          <w:p>
-            <w:r>
-              <w:rPr>
-                <w:rFonts w:ascii="Malgun Gothic" w:cs="Malgun Gothic" w:eastAsia="Malgun Gothic" w:hAnsi="Malgun Gothic"/>
-                <w:b w:val="false"/>
-                <w:bCs w:val="false"/>
-                <w:sz w:val="15"/>
-                <w:szCs w:val="15"/>
-              </w:rPr>
-              <w:t xml:space="preserve">Moderate</w:t>
             </w:r>
           </w:p>
         </w:tc>
@@ -4144,7 +3590,7 @@
       <w:tr>
         <w:tc>
           <w:tcPr>
-            <w:tcW w:type="dxa" w:w="3116"/>
+            <w:tcW w:type="dxa" w:w="3353"/>
             <w:tcMar>
               <w:top w:type="dxa" w:w="25"/>
               <w:left w:type="dxa" w:w="70"/>
@@ -4167,7 +3613,7 @@
         </w:tc>
         <w:tc>
           <w:tcPr>
-            <w:tcW w:type="dxa" w:w="1021"/>
+            <w:tcW w:type="dxa" w:w="1099"/>
             <w:tcMar>
               <w:top w:type="dxa" w:w="25"/>
               <w:left w:type="dxa" w:w="70"/>
@@ -4190,7 +3636,7 @@
         </w:tc>
         <w:tc>
           <w:tcPr>
-            <w:tcW w:type="dxa" w:w="2901"/>
+            <w:tcW w:type="dxa" w:w="3133"/>
             <w:tcMar>
               <w:top w:type="dxa" w:w="25"/>
               <w:left w:type="dxa" w:w="70"/>
@@ -4213,7 +3659,7 @@
         </w:tc>
         <w:tc>
           <w:tcPr>
-            <w:tcW w:type="dxa" w:w="2687"/>
+            <w:tcW w:type="dxa" w:w="2913"/>
             <w:tcMar>
               <w:top w:type="dxa" w:w="25"/>
               <w:left w:type="dxa" w:w="70"/>
@@ -4236,7 +3682,7 @@
         </w:tc>
         <w:tc>
           <w:tcPr>
-            <w:tcW w:type="dxa" w:w="2257"/>
+            <w:tcW w:type="dxa" w:w="2473"/>
             <w:tcMar>
               <w:top w:type="dxa" w:w="25"/>
               <w:left w:type="dxa" w:w="70"/>
@@ -4259,7 +3705,7 @@
         </w:tc>
         <w:tc>
           <w:tcPr>
-            <w:tcW w:type="dxa" w:w="1236"/>
+            <w:tcW w:type="dxa" w:w="1429"/>
             <w:tcMar>
               <w:top w:type="dxa" w:w="25"/>
               <w:left w:type="dxa" w:w="70"/>
@@ -4277,29 +3723,6 @@
                 <w:szCs w:val="15"/>
               </w:rPr>
               <w:t xml:space="preserve">Good</w:t>
-            </w:r>
-          </w:p>
-        </w:tc>
-        <w:tc>
-          <w:tcPr>
-            <w:tcW w:type="dxa" w:w="1182"/>
-            <w:tcMar>
-              <w:top w:type="dxa" w:w="25"/>
-              <w:left w:type="dxa" w:w="70"/>
-              <w:bottom w:type="dxa" w:w="25"/>
-              <w:right w:type="dxa" w:w="70"/>
-            </w:tcMar>
-          </w:tcPr>
-          <w:p>
-            <w:r>
-              <w:rPr>
-                <w:rFonts w:ascii="Malgun Gothic" w:cs="Malgun Gothic" w:eastAsia="Malgun Gothic" w:hAnsi="Malgun Gothic"/>
-                <w:b w:val="false"/>
-                <w:bCs w:val="false"/>
-                <w:sz w:val="15"/>
-                <w:szCs w:val="15"/>
-              </w:rPr>
-              <w:t xml:space="preserve">Low</w:t>
             </w:r>
           </w:p>
         </w:tc>
@@ -4307,7 +3730,7 @@
       <w:tr>
         <w:tc>
           <w:tcPr>
-            <w:tcW w:type="dxa" w:w="3116"/>
+            <w:tcW w:type="dxa" w:w="3353"/>
             <w:tcMar>
               <w:top w:type="dxa" w:w="25"/>
               <w:left w:type="dxa" w:w="70"/>
@@ -4330,7 +3753,7 @@
         </w:tc>
         <w:tc>
           <w:tcPr>
-            <w:tcW w:type="dxa" w:w="1021"/>
+            <w:tcW w:type="dxa" w:w="1099"/>
             <w:tcMar>
               <w:top w:type="dxa" w:w="25"/>
               <w:left w:type="dxa" w:w="70"/>
@@ -4353,7 +3776,7 @@
         </w:tc>
         <w:tc>
           <w:tcPr>
-            <w:tcW w:type="dxa" w:w="2901"/>
+            <w:tcW w:type="dxa" w:w="3133"/>
             <w:tcMar>
               <w:top w:type="dxa" w:w="25"/>
               <w:left w:type="dxa" w:w="70"/>
@@ -4376,7 +3799,7 @@
         </w:tc>
         <w:tc>
           <w:tcPr>
-            <w:tcW w:type="dxa" w:w="2687"/>
+            <w:tcW w:type="dxa" w:w="2913"/>
             <w:tcMar>
               <w:top w:type="dxa" w:w="25"/>
               <w:left w:type="dxa" w:w="70"/>
@@ -4399,7 +3822,7 @@
         </w:tc>
         <w:tc>
           <w:tcPr>
-            <w:tcW w:type="dxa" w:w="2257"/>
+            <w:tcW w:type="dxa" w:w="2473"/>
             <w:tcMar>
               <w:top w:type="dxa" w:w="25"/>
               <w:left w:type="dxa" w:w="70"/>
@@ -4422,7 +3845,7 @@
         </w:tc>
         <w:tc>
           <w:tcPr>
-            <w:tcW w:type="dxa" w:w="1236"/>
+            <w:tcW w:type="dxa" w:w="1429"/>
             <w:tcMar>
               <w:top w:type="dxa" w:w="25"/>
               <w:left w:type="dxa" w:w="70"/>
@@ -4440,29 +3863,6 @@
                 <w:szCs w:val="15"/>
               </w:rPr>
               <w:t xml:space="preserve">Good</w:t>
-            </w:r>
-          </w:p>
-        </w:tc>
-        <w:tc>
-          <w:tcPr>
-            <w:tcW w:type="dxa" w:w="1182"/>
-            <w:tcMar>
-              <w:top w:type="dxa" w:w="25"/>
-              <w:left w:type="dxa" w:w="70"/>
-              <w:bottom w:type="dxa" w:w="25"/>
-              <w:right w:type="dxa" w:w="70"/>
-            </w:tcMar>
-          </w:tcPr>
-          <w:p>
-            <w:r>
-              <w:rPr>
-                <w:rFonts w:ascii="Malgun Gothic" w:cs="Malgun Gothic" w:eastAsia="Malgun Gothic" w:hAnsi="Malgun Gothic"/>
-                <w:b w:val="false"/>
-                <w:bCs w:val="false"/>
-                <w:sz w:val="15"/>
-                <w:szCs w:val="15"/>
-              </w:rPr>
-              <w:t xml:space="preserve">Low</w:t>
             </w:r>
           </w:p>
         </w:tc>
@@ -4471,7 +3871,7 @@
         <w:tc>
           <w:tcPr>
             <w:tcW w:type="dxa" w:w="14400"/>
-            <w:gridSpan w:val="7"/>
+            <w:gridSpan w:val="6"/>
             <w:shd w:fill="D9E2EF" w:color="auto" w:val="clear"/>
             <w:tcMar>
               <w:top w:type="dxa" w:w="30"/>
@@ -4497,7 +3897,7 @@
       <w:tr>
         <w:tc>
           <w:tcPr>
-            <w:tcW w:type="dxa" w:w="3116"/>
+            <w:tcW w:type="dxa" w:w="3353"/>
             <w:tcMar>
               <w:top w:type="dxa" w:w="25"/>
               <w:left w:type="dxa" w:w="70"/>
@@ -4520,7 +3920,7 @@
         </w:tc>
         <w:tc>
           <w:tcPr>
-            <w:tcW w:type="dxa" w:w="1021"/>
+            <w:tcW w:type="dxa" w:w="1099"/>
             <w:tcMar>
               <w:top w:type="dxa" w:w="25"/>
               <w:left w:type="dxa" w:w="70"/>
@@ -4543,7 +3943,7 @@
         </w:tc>
         <w:tc>
           <w:tcPr>
-            <w:tcW w:type="dxa" w:w="2901"/>
+            <w:tcW w:type="dxa" w:w="3133"/>
             <w:tcMar>
               <w:top w:type="dxa" w:w="25"/>
               <w:left w:type="dxa" w:w="70"/>
@@ -4566,7 +3966,7 @@
         </w:tc>
         <w:tc>
           <w:tcPr>
-            <w:tcW w:type="dxa" w:w="2687"/>
+            <w:tcW w:type="dxa" w:w="2913"/>
             <w:tcMar>
               <w:top w:type="dxa" w:w="25"/>
               <w:left w:type="dxa" w:w="70"/>
@@ -4589,7 +3989,7 @@
         </w:tc>
         <w:tc>
           <w:tcPr>
-            <w:tcW w:type="dxa" w:w="2257"/>
+            <w:tcW w:type="dxa" w:w="2473"/>
             <w:tcMar>
               <w:top w:type="dxa" w:w="25"/>
               <w:left w:type="dxa" w:w="70"/>
@@ -4612,7 +4012,7 @@
         </w:tc>
         <w:tc>
           <w:tcPr>
-            <w:tcW w:type="dxa" w:w="1236"/>
+            <w:tcW w:type="dxa" w:w="1429"/>
             <w:tcMar>
               <w:top w:type="dxa" w:w="25"/>
               <w:left w:type="dxa" w:w="70"/>
@@ -4630,29 +4030,6 @@
                 <w:szCs w:val="15"/>
               </w:rPr>
               <w:t xml:space="preserve">Good</w:t>
-            </w:r>
-          </w:p>
-        </w:tc>
-        <w:tc>
-          <w:tcPr>
-            <w:tcW w:type="dxa" w:w="1182"/>
-            <w:tcMar>
-              <w:top w:type="dxa" w:w="25"/>
-              <w:left w:type="dxa" w:w="70"/>
-              <w:bottom w:type="dxa" w:w="25"/>
-              <w:right w:type="dxa" w:w="70"/>
-            </w:tcMar>
-          </w:tcPr>
-          <w:p>
-            <w:r>
-              <w:rPr>
-                <w:rFonts w:ascii="Malgun Gothic" w:cs="Malgun Gothic" w:eastAsia="Malgun Gothic" w:hAnsi="Malgun Gothic"/>
-                <w:b w:val="false"/>
-                <w:bCs w:val="false"/>
-                <w:sz w:val="15"/>
-                <w:szCs w:val="15"/>
-              </w:rPr>
-              <w:t xml:space="preserve">Low</w:t>
             </w:r>
           </w:p>
         </w:tc>
@@ -4661,7 +4038,7 @@
         <w:tc>
           <w:tcPr>
             <w:tcW w:type="dxa" w:w="14400"/>
-            <w:gridSpan w:val="7"/>
+            <w:gridSpan w:val="6"/>
             <w:shd w:fill="D9E2EF" w:color="auto" w:val="clear"/>
             <w:tcMar>
               <w:top w:type="dxa" w:w="30"/>
@@ -4687,7 +4064,7 @@
       <w:tr>
         <w:tc>
           <w:tcPr>
-            <w:tcW w:type="dxa" w:w="3116"/>
+            <w:tcW w:type="dxa" w:w="3353"/>
             <w:tcMar>
               <w:top w:type="dxa" w:w="25"/>
               <w:left w:type="dxa" w:w="70"/>
@@ -4710,7 +4087,7 @@
         </w:tc>
         <w:tc>
           <w:tcPr>
-            <w:tcW w:type="dxa" w:w="1021"/>
+            <w:tcW w:type="dxa" w:w="1099"/>
             <w:tcMar>
               <w:top w:type="dxa" w:w="25"/>
               <w:left w:type="dxa" w:w="70"/>
@@ -4733,7 +4110,7 @@
         </w:tc>
         <w:tc>
           <w:tcPr>
-            <w:tcW w:type="dxa" w:w="2901"/>
+            <w:tcW w:type="dxa" w:w="3133"/>
             <w:tcMar>
               <w:top w:type="dxa" w:w="25"/>
               <w:left w:type="dxa" w:w="70"/>
@@ -4756,7 +4133,7 @@
         </w:tc>
         <w:tc>
           <w:tcPr>
-            <w:tcW w:type="dxa" w:w="2687"/>
+            <w:tcW w:type="dxa" w:w="2913"/>
             <w:tcMar>
               <w:top w:type="dxa" w:w="25"/>
               <w:left w:type="dxa" w:w="70"/>
@@ -4779,7 +4156,7 @@
         </w:tc>
         <w:tc>
           <w:tcPr>
-            <w:tcW w:type="dxa" w:w="2257"/>
+            <w:tcW w:type="dxa" w:w="2473"/>
             <w:tcMar>
               <w:top w:type="dxa" w:w="25"/>
               <w:left w:type="dxa" w:w="70"/>
@@ -4802,7 +4179,7 @@
         </w:tc>
         <w:tc>
           <w:tcPr>
-            <w:tcW w:type="dxa" w:w="1236"/>
+            <w:tcW w:type="dxa" w:w="1429"/>
             <w:tcMar>
               <w:top w:type="dxa" w:w="25"/>
               <w:left w:type="dxa" w:w="70"/>
@@ -4820,29 +4197,6 @@
                 <w:szCs w:val="15"/>
               </w:rPr>
               <w:t xml:space="preserve">Good</w:t>
-            </w:r>
-          </w:p>
-        </w:tc>
-        <w:tc>
-          <w:tcPr>
-            <w:tcW w:type="dxa" w:w="1182"/>
-            <w:tcMar>
-              <w:top w:type="dxa" w:w="25"/>
-              <w:left w:type="dxa" w:w="70"/>
-              <w:bottom w:type="dxa" w:w="25"/>
-              <w:right w:type="dxa" w:w="70"/>
-            </w:tcMar>
-          </w:tcPr>
-          <w:p>
-            <w:r>
-              <w:rPr>
-                <w:rFonts w:ascii="Malgun Gothic" w:cs="Malgun Gothic" w:eastAsia="Malgun Gothic" w:hAnsi="Malgun Gothic"/>
-                <w:b w:val="false"/>
-                <w:bCs w:val="false"/>
-                <w:sz w:val="15"/>
-                <w:szCs w:val="15"/>
-              </w:rPr>
-              <w:t xml:space="preserve">Low</w:t>
             </w:r>
           </w:p>
         </w:tc>
@@ -4850,7 +4204,7 @@
       <w:tr>
         <w:tc>
           <w:tcPr>
-            <w:tcW w:type="dxa" w:w="3116"/>
+            <w:tcW w:type="dxa" w:w="3353"/>
             <w:tcMar>
               <w:top w:type="dxa" w:w="25"/>
               <w:left w:type="dxa" w:w="70"/>
@@ -4873,7 +4227,7 @@
         </w:tc>
         <w:tc>
           <w:tcPr>
-            <w:tcW w:type="dxa" w:w="1021"/>
+            <w:tcW w:type="dxa" w:w="1099"/>
             <w:tcMar>
               <w:top w:type="dxa" w:w="25"/>
               <w:left w:type="dxa" w:w="70"/>
@@ -4896,7 +4250,7 @@
         </w:tc>
         <w:tc>
           <w:tcPr>
-            <w:tcW w:type="dxa" w:w="2901"/>
+            <w:tcW w:type="dxa" w:w="3133"/>
             <w:tcMar>
               <w:top w:type="dxa" w:w="25"/>
               <w:left w:type="dxa" w:w="70"/>
@@ -4919,7 +4273,7 @@
         </w:tc>
         <w:tc>
           <w:tcPr>
-            <w:tcW w:type="dxa" w:w="2687"/>
+            <w:tcW w:type="dxa" w:w="2913"/>
             <w:tcMar>
               <w:top w:type="dxa" w:w="25"/>
               <w:left w:type="dxa" w:w="70"/>
@@ -4942,7 +4296,7 @@
         </w:tc>
         <w:tc>
           <w:tcPr>
-            <w:tcW w:type="dxa" w:w="2257"/>
+            <w:tcW w:type="dxa" w:w="2473"/>
             <w:tcMar>
               <w:top w:type="dxa" w:w="25"/>
               <w:left w:type="dxa" w:w="70"/>
@@ -4965,7 +4319,7 @@
         </w:tc>
         <w:tc>
           <w:tcPr>
-            <w:tcW w:type="dxa" w:w="1236"/>
+            <w:tcW w:type="dxa" w:w="1429"/>
             <w:tcMar>
               <w:top w:type="dxa" w:w="25"/>
               <w:left w:type="dxa" w:w="70"/>
@@ -4983,29 +4337,6 @@
                 <w:szCs w:val="15"/>
               </w:rPr>
               <w:t xml:space="preserve">Good</w:t>
-            </w:r>
-          </w:p>
-        </w:tc>
-        <w:tc>
-          <w:tcPr>
-            <w:tcW w:type="dxa" w:w="1182"/>
-            <w:tcMar>
-              <w:top w:type="dxa" w:w="25"/>
-              <w:left w:type="dxa" w:w="70"/>
-              <w:bottom w:type="dxa" w:w="25"/>
-              <w:right w:type="dxa" w:w="70"/>
-            </w:tcMar>
-          </w:tcPr>
-          <w:p>
-            <w:r>
-              <w:rPr>
-                <w:rFonts w:ascii="Malgun Gothic" w:cs="Malgun Gothic" w:eastAsia="Malgun Gothic" w:hAnsi="Malgun Gothic"/>
-                <w:b w:val="false"/>
-                <w:bCs w:val="false"/>
-                <w:sz w:val="15"/>
-                <w:szCs w:val="15"/>
-              </w:rPr>
-              <w:t xml:space="preserve">Low</w:t>
             </w:r>
           </w:p>
         </w:tc>
@@ -5013,7 +4344,7 @@
       <w:tr>
         <w:tc>
           <w:tcPr>
-            <w:tcW w:type="dxa" w:w="3116"/>
+            <w:tcW w:type="dxa" w:w="3353"/>
             <w:tcMar>
               <w:top w:type="dxa" w:w="25"/>
               <w:left w:type="dxa" w:w="70"/>
@@ -5036,7 +4367,7 @@
         </w:tc>
         <w:tc>
           <w:tcPr>
-            <w:tcW w:type="dxa" w:w="1021"/>
+            <w:tcW w:type="dxa" w:w="1099"/>
             <w:tcMar>
               <w:top w:type="dxa" w:w="25"/>
               <w:left w:type="dxa" w:w="70"/>
@@ -5059,7 +4390,7 @@
         </w:tc>
         <w:tc>
           <w:tcPr>
-            <w:tcW w:type="dxa" w:w="2901"/>
+            <w:tcW w:type="dxa" w:w="3133"/>
             <w:tcMar>
               <w:top w:type="dxa" w:w="25"/>
               <w:left w:type="dxa" w:w="70"/>
@@ -5082,7 +4413,7 @@
         </w:tc>
         <w:tc>
           <w:tcPr>
-            <w:tcW w:type="dxa" w:w="2687"/>
+            <w:tcW w:type="dxa" w:w="2913"/>
             <w:tcMar>
               <w:top w:type="dxa" w:w="25"/>
               <w:left w:type="dxa" w:w="70"/>
@@ -5105,7 +4436,7 @@
         </w:tc>
         <w:tc>
           <w:tcPr>
-            <w:tcW w:type="dxa" w:w="2257"/>
+            <w:tcW w:type="dxa" w:w="2473"/>
             <w:tcMar>
               <w:top w:type="dxa" w:w="25"/>
               <w:left w:type="dxa" w:w="70"/>
@@ -5128,7 +4459,7 @@
         </w:tc>
         <w:tc>
           <w:tcPr>
-            <w:tcW w:type="dxa" w:w="1236"/>
+            <w:tcW w:type="dxa" w:w="1429"/>
             <w:tcMar>
               <w:top w:type="dxa" w:w="25"/>
               <w:left w:type="dxa" w:w="70"/>
@@ -5146,29 +4477,6 @@
                 <w:szCs w:val="15"/>
               </w:rPr>
               <w:t xml:space="preserve">Good</w:t>
-            </w:r>
-          </w:p>
-        </w:tc>
-        <w:tc>
-          <w:tcPr>
-            <w:tcW w:type="dxa" w:w="1182"/>
-            <w:tcMar>
-              <w:top w:type="dxa" w:w="25"/>
-              <w:left w:type="dxa" w:w="70"/>
-              <w:bottom w:type="dxa" w:w="25"/>
-              <w:right w:type="dxa" w:w="70"/>
-            </w:tcMar>
-          </w:tcPr>
-          <w:p>
-            <w:r>
-              <w:rPr>
-                <w:rFonts w:ascii="Malgun Gothic" w:cs="Malgun Gothic" w:eastAsia="Malgun Gothic" w:hAnsi="Malgun Gothic"/>
-                <w:b w:val="false"/>
-                <w:bCs w:val="false"/>
-                <w:sz w:val="15"/>
-                <w:szCs w:val="15"/>
-              </w:rPr>
-              <w:t xml:space="preserve">Low</w:t>
             </w:r>
           </w:p>
         </w:tc>
@@ -5176,7 +4484,7 @@
       <w:tr>
         <w:tc>
           <w:tcPr>
-            <w:tcW w:type="dxa" w:w="3116"/>
+            <w:tcW w:type="dxa" w:w="3353"/>
             <w:tcMar>
               <w:top w:type="dxa" w:w="25"/>
               <w:left w:type="dxa" w:w="70"/>
@@ -5199,7 +4507,7 @@
         </w:tc>
         <w:tc>
           <w:tcPr>
-            <w:tcW w:type="dxa" w:w="1021"/>
+            <w:tcW w:type="dxa" w:w="1099"/>
             <w:tcMar>
               <w:top w:type="dxa" w:w="25"/>
               <w:left w:type="dxa" w:w="70"/>
@@ -5222,7 +4530,7 @@
         </w:tc>
         <w:tc>
           <w:tcPr>
-            <w:tcW w:type="dxa" w:w="2901"/>
+            <w:tcW w:type="dxa" w:w="3133"/>
             <w:tcMar>
               <w:top w:type="dxa" w:w="25"/>
               <w:left w:type="dxa" w:w="70"/>
@@ -5245,7 +4553,7 @@
         </w:tc>
         <w:tc>
           <w:tcPr>
-            <w:tcW w:type="dxa" w:w="2687"/>
+            <w:tcW w:type="dxa" w:w="2913"/>
             <w:tcMar>
               <w:top w:type="dxa" w:w="25"/>
               <w:left w:type="dxa" w:w="70"/>
@@ -5268,7 +4576,7 @@
         </w:tc>
         <w:tc>
           <w:tcPr>
-            <w:tcW w:type="dxa" w:w="2257"/>
+            <w:tcW w:type="dxa" w:w="2473"/>
             <w:tcMar>
               <w:top w:type="dxa" w:w="25"/>
               <w:left w:type="dxa" w:w="70"/>
@@ -5291,7 +4599,7 @@
         </w:tc>
         <w:tc>
           <w:tcPr>
-            <w:tcW w:type="dxa" w:w="1236"/>
+            <w:tcW w:type="dxa" w:w="1429"/>
             <w:tcMar>
               <w:top w:type="dxa" w:w="25"/>
               <w:left w:type="dxa" w:w="70"/>
@@ -5309,29 +4617,6 @@
                 <w:szCs w:val="15"/>
               </w:rPr>
               <w:t xml:space="preserve">Good</w:t>
-            </w:r>
-          </w:p>
-        </w:tc>
-        <w:tc>
-          <w:tcPr>
-            <w:tcW w:type="dxa" w:w="1182"/>
-            <w:tcMar>
-              <w:top w:type="dxa" w:w="25"/>
-              <w:left w:type="dxa" w:w="70"/>
-              <w:bottom w:type="dxa" w:w="25"/>
-              <w:right w:type="dxa" w:w="70"/>
-            </w:tcMar>
-          </w:tcPr>
-          <w:p>
-            <w:r>
-              <w:rPr>
-                <w:rFonts w:ascii="Malgun Gothic" w:cs="Malgun Gothic" w:eastAsia="Malgun Gothic" w:hAnsi="Malgun Gothic"/>
-                <w:b w:val="false"/>
-                <w:bCs w:val="false"/>
-                <w:sz w:val="15"/>
-                <w:szCs w:val="15"/>
-              </w:rPr>
-              <w:t xml:space="preserve">Low</w:t>
             </w:r>
           </w:p>
         </w:tc>
@@ -5339,7 +4624,7 @@
       <w:tr>
         <w:tc>
           <w:tcPr>
-            <w:tcW w:type="dxa" w:w="3116"/>
+            <w:tcW w:type="dxa" w:w="3353"/>
             <w:tcMar>
               <w:top w:type="dxa" w:w="25"/>
               <w:left w:type="dxa" w:w="70"/>
@@ -5362,7 +4647,7 @@
         </w:tc>
         <w:tc>
           <w:tcPr>
-            <w:tcW w:type="dxa" w:w="1021"/>
+            <w:tcW w:type="dxa" w:w="1099"/>
             <w:tcMar>
               <w:top w:type="dxa" w:w="25"/>
               <w:left w:type="dxa" w:w="70"/>
@@ -5385,7 +4670,7 @@
         </w:tc>
         <w:tc>
           <w:tcPr>
-            <w:tcW w:type="dxa" w:w="2901"/>
+            <w:tcW w:type="dxa" w:w="3133"/>
             <w:tcMar>
               <w:top w:type="dxa" w:w="25"/>
               <w:left w:type="dxa" w:w="70"/>
@@ -5408,7 +4693,7 @@
         </w:tc>
         <w:tc>
           <w:tcPr>
-            <w:tcW w:type="dxa" w:w="2687"/>
+            <w:tcW w:type="dxa" w:w="2913"/>
             <w:tcMar>
               <w:top w:type="dxa" w:w="25"/>
               <w:left w:type="dxa" w:w="70"/>
@@ -5431,7 +4716,7 @@
         </w:tc>
         <w:tc>
           <w:tcPr>
-            <w:tcW w:type="dxa" w:w="2257"/>
+            <w:tcW w:type="dxa" w:w="2473"/>
             <w:tcMar>
               <w:top w:type="dxa" w:w="25"/>
               <w:left w:type="dxa" w:w="70"/>
@@ -5454,7 +4739,7 @@
         </w:tc>
         <w:tc>
           <w:tcPr>
-            <w:tcW w:type="dxa" w:w="1236"/>
+            <w:tcW w:type="dxa" w:w="1429"/>
             <w:tcMar>
               <w:top w:type="dxa" w:w="25"/>
               <w:left w:type="dxa" w:w="70"/>
@@ -5472,29 +4757,6 @@
                 <w:szCs w:val="15"/>
               </w:rPr>
               <w:t xml:space="preserve">Good</w:t>
-            </w:r>
-          </w:p>
-        </w:tc>
-        <w:tc>
-          <w:tcPr>
-            <w:tcW w:type="dxa" w:w="1182"/>
-            <w:tcMar>
-              <w:top w:type="dxa" w:w="25"/>
-              <w:left w:type="dxa" w:w="70"/>
-              <w:bottom w:type="dxa" w:w="25"/>
-              <w:right w:type="dxa" w:w="70"/>
-            </w:tcMar>
-          </w:tcPr>
-          <w:p>
-            <w:r>
-              <w:rPr>
-                <w:rFonts w:ascii="Malgun Gothic" w:cs="Malgun Gothic" w:eastAsia="Malgun Gothic" w:hAnsi="Malgun Gothic"/>
-                <w:b w:val="false"/>
-                <w:bCs w:val="false"/>
-                <w:sz w:val="15"/>
-                <w:szCs w:val="15"/>
-              </w:rPr>
-              <w:t xml:space="preserve">Low</w:t>
             </w:r>
           </w:p>
         </w:tc>
@@ -5502,7 +4764,7 @@
       <w:tr>
         <w:tc>
           <w:tcPr>
-            <w:tcW w:type="dxa" w:w="3116"/>
+            <w:tcW w:type="dxa" w:w="3353"/>
             <w:tcMar>
               <w:top w:type="dxa" w:w="25"/>
               <w:left w:type="dxa" w:w="70"/>
@@ -5525,7 +4787,7 @@
         </w:tc>
         <w:tc>
           <w:tcPr>
-            <w:tcW w:type="dxa" w:w="1021"/>
+            <w:tcW w:type="dxa" w:w="1099"/>
             <w:tcMar>
               <w:top w:type="dxa" w:w="25"/>
               <w:left w:type="dxa" w:w="70"/>
@@ -5548,7 +4810,7 @@
         </w:tc>
         <w:tc>
           <w:tcPr>
-            <w:tcW w:type="dxa" w:w="2901"/>
+            <w:tcW w:type="dxa" w:w="3133"/>
             <w:tcMar>
               <w:top w:type="dxa" w:w="25"/>
               <w:left w:type="dxa" w:w="70"/>
@@ -5571,7 +4833,7 @@
         </w:tc>
         <w:tc>
           <w:tcPr>
-            <w:tcW w:type="dxa" w:w="2687"/>
+            <w:tcW w:type="dxa" w:w="2913"/>
             <w:tcMar>
               <w:top w:type="dxa" w:w="25"/>
               <w:left w:type="dxa" w:w="70"/>
@@ -5594,7 +4856,7 @@
         </w:tc>
         <w:tc>
           <w:tcPr>
-            <w:tcW w:type="dxa" w:w="2257"/>
+            <w:tcW w:type="dxa" w:w="2473"/>
             <w:tcMar>
               <w:top w:type="dxa" w:w="25"/>
               <w:left w:type="dxa" w:w="70"/>
@@ -5617,7 +4879,7 @@
         </w:tc>
         <w:tc>
           <w:tcPr>
-            <w:tcW w:type="dxa" w:w="1236"/>
+            <w:tcW w:type="dxa" w:w="1429"/>
             <w:tcMar>
               <w:top w:type="dxa" w:w="25"/>
               <w:left w:type="dxa" w:w="70"/>
@@ -5635,29 +4897,6 @@
                 <w:szCs w:val="15"/>
               </w:rPr>
               <w:t xml:space="preserve">Good</w:t>
-            </w:r>
-          </w:p>
-        </w:tc>
-        <w:tc>
-          <w:tcPr>
-            <w:tcW w:type="dxa" w:w="1182"/>
-            <w:tcMar>
-              <w:top w:type="dxa" w:w="25"/>
-              <w:left w:type="dxa" w:w="70"/>
-              <w:bottom w:type="dxa" w:w="25"/>
-              <w:right w:type="dxa" w:w="70"/>
-            </w:tcMar>
-          </w:tcPr>
-          <w:p>
-            <w:r>
-              <w:rPr>
-                <w:rFonts w:ascii="Malgun Gothic" w:cs="Malgun Gothic" w:eastAsia="Malgun Gothic" w:hAnsi="Malgun Gothic"/>
-                <w:b w:val="false"/>
-                <w:bCs w:val="false"/>
-                <w:sz w:val="15"/>
-                <w:szCs w:val="15"/>
-              </w:rPr>
-              <w:t xml:space="preserve">Low</w:t>
             </w:r>
           </w:p>
         </w:tc>
@@ -5665,7 +4904,7 @@
       <w:tr>
         <w:tc>
           <w:tcPr>
-            <w:tcW w:type="dxa" w:w="3116"/>
+            <w:tcW w:type="dxa" w:w="3353"/>
             <w:tcMar>
               <w:top w:type="dxa" w:w="25"/>
               <w:left w:type="dxa" w:w="70"/>
@@ -5688,7 +4927,7 @@
         </w:tc>
         <w:tc>
           <w:tcPr>
-            <w:tcW w:type="dxa" w:w="1021"/>
+            <w:tcW w:type="dxa" w:w="1099"/>
             <w:tcMar>
               <w:top w:type="dxa" w:w="25"/>
               <w:left w:type="dxa" w:w="70"/>
@@ -5711,7 +4950,7 @@
         </w:tc>
         <w:tc>
           <w:tcPr>
-            <w:tcW w:type="dxa" w:w="2901"/>
+            <w:tcW w:type="dxa" w:w="3133"/>
             <w:tcMar>
               <w:top w:type="dxa" w:w="25"/>
               <w:left w:type="dxa" w:w="70"/>
@@ -5734,7 +4973,7 @@
         </w:tc>
         <w:tc>
           <w:tcPr>
-            <w:tcW w:type="dxa" w:w="2687"/>
+            <w:tcW w:type="dxa" w:w="2913"/>
             <w:tcMar>
               <w:top w:type="dxa" w:w="25"/>
               <w:left w:type="dxa" w:w="70"/>
@@ -5757,7 +4996,7 @@
         </w:tc>
         <w:tc>
           <w:tcPr>
-            <w:tcW w:type="dxa" w:w="2257"/>
+            <w:tcW w:type="dxa" w:w="2473"/>
             <w:tcMar>
               <w:top w:type="dxa" w:w="25"/>
               <w:left w:type="dxa" w:w="70"/>
@@ -5780,7 +5019,7 @@
         </w:tc>
         <w:tc>
           <w:tcPr>
-            <w:tcW w:type="dxa" w:w="1236"/>
+            <w:tcW w:type="dxa" w:w="1429"/>
             <w:tcMar>
               <w:top w:type="dxa" w:w="25"/>
               <w:left w:type="dxa" w:w="70"/>
@@ -5798,29 +5037,6 @@
                 <w:szCs w:val="15"/>
               </w:rPr>
               <w:t xml:space="preserve">Good</w:t>
-            </w:r>
-          </w:p>
-        </w:tc>
-        <w:tc>
-          <w:tcPr>
-            <w:tcW w:type="dxa" w:w="1182"/>
-            <w:tcMar>
-              <w:top w:type="dxa" w:w="25"/>
-              <w:left w:type="dxa" w:w="70"/>
-              <w:bottom w:type="dxa" w:w="25"/>
-              <w:right w:type="dxa" w:w="70"/>
-            </w:tcMar>
-          </w:tcPr>
-          <w:p>
-            <w:r>
-              <w:rPr>
-                <w:rFonts w:ascii="Malgun Gothic" w:cs="Malgun Gothic" w:eastAsia="Malgun Gothic" w:hAnsi="Malgun Gothic"/>
-                <w:b w:val="false"/>
-                <w:bCs w:val="false"/>
-                <w:sz w:val="15"/>
-                <w:szCs w:val="15"/>
-              </w:rPr>
-              <w:t xml:space="preserve">Low</w:t>
             </w:r>
           </w:p>
         </w:tc>
@@ -5828,7 +5044,7 @@
       <w:tr>
         <w:tc>
           <w:tcPr>
-            <w:tcW w:type="dxa" w:w="3116"/>
+            <w:tcW w:type="dxa" w:w="3353"/>
             <w:tcMar>
               <w:top w:type="dxa" w:w="25"/>
               <w:left w:type="dxa" w:w="70"/>
@@ -5851,7 +5067,7 @@
         </w:tc>
         <w:tc>
           <w:tcPr>
-            <w:tcW w:type="dxa" w:w="1021"/>
+            <w:tcW w:type="dxa" w:w="1099"/>
             <w:tcMar>
               <w:top w:type="dxa" w:w="25"/>
               <w:left w:type="dxa" w:w="70"/>
@@ -5874,7 +5090,7 @@
         </w:tc>
         <w:tc>
           <w:tcPr>
-            <w:tcW w:type="dxa" w:w="2901"/>
+            <w:tcW w:type="dxa" w:w="3133"/>
             <w:tcMar>
               <w:top w:type="dxa" w:w="25"/>
               <w:left w:type="dxa" w:w="70"/>
@@ -5897,7 +5113,7 @@
         </w:tc>
         <w:tc>
           <w:tcPr>
-            <w:tcW w:type="dxa" w:w="2687"/>
+            <w:tcW w:type="dxa" w:w="2913"/>
             <w:tcMar>
               <w:top w:type="dxa" w:w="25"/>
               <w:left w:type="dxa" w:w="70"/>
@@ -5920,7 +5136,7 @@
         </w:tc>
         <w:tc>
           <w:tcPr>
-            <w:tcW w:type="dxa" w:w="2257"/>
+            <w:tcW w:type="dxa" w:w="2473"/>
             <w:tcMar>
               <w:top w:type="dxa" w:w="25"/>
               <w:left w:type="dxa" w:w="70"/>
@@ -5943,7 +5159,7 @@
         </w:tc>
         <w:tc>
           <w:tcPr>
-            <w:tcW w:type="dxa" w:w="1236"/>
+            <w:tcW w:type="dxa" w:w="1429"/>
             <w:tcMar>
               <w:top w:type="dxa" w:w="25"/>
               <w:left w:type="dxa" w:w="70"/>
@@ -5961,29 +5177,6 @@
                 <w:szCs w:val="15"/>
               </w:rPr>
               <w:t xml:space="preserve">Good</w:t>
-            </w:r>
-          </w:p>
-        </w:tc>
-        <w:tc>
-          <w:tcPr>
-            <w:tcW w:type="dxa" w:w="1182"/>
-            <w:tcMar>
-              <w:top w:type="dxa" w:w="25"/>
-              <w:left w:type="dxa" w:w="70"/>
-              <w:bottom w:type="dxa" w:w="25"/>
-              <w:right w:type="dxa" w:w="70"/>
-            </w:tcMar>
-          </w:tcPr>
-          <w:p>
-            <w:r>
-              <w:rPr>
-                <w:rFonts w:ascii="Malgun Gothic" w:cs="Malgun Gothic" w:eastAsia="Malgun Gothic" w:hAnsi="Malgun Gothic"/>
-                <w:b w:val="false"/>
-                <w:bCs w:val="false"/>
-                <w:sz w:val="15"/>
-                <w:szCs w:val="15"/>
-              </w:rPr>
-              <w:t xml:space="preserve">Low</w:t>
             </w:r>
           </w:p>
         </w:tc>
@@ -5992,7 +5185,7 @@
         <w:tc>
           <w:tcPr>
             <w:tcW w:type="dxa" w:w="14400"/>
-            <w:gridSpan w:val="7"/>
+            <w:gridSpan w:val="6"/>
             <w:shd w:fill="D9E2EF" w:color="auto" w:val="clear"/>
             <w:tcMar>
               <w:top w:type="dxa" w:w="30"/>
@@ -6018,7 +5211,7 @@
       <w:tr>
         <w:tc>
           <w:tcPr>
-            <w:tcW w:type="dxa" w:w="3116"/>
+            <w:tcW w:type="dxa" w:w="3353"/>
             <w:tcMar>
               <w:top w:type="dxa" w:w="25"/>
               <w:left w:type="dxa" w:w="70"/>
@@ -6041,7 +5234,7 @@
         </w:tc>
         <w:tc>
           <w:tcPr>
-            <w:tcW w:type="dxa" w:w="1021"/>
+            <w:tcW w:type="dxa" w:w="1099"/>
             <w:tcMar>
               <w:top w:type="dxa" w:w="25"/>
               <w:left w:type="dxa" w:w="70"/>
@@ -6064,7 +5257,7 @@
         </w:tc>
         <w:tc>
           <w:tcPr>
-            <w:tcW w:type="dxa" w:w="2901"/>
+            <w:tcW w:type="dxa" w:w="3133"/>
             <w:tcMar>
               <w:top w:type="dxa" w:w="25"/>
               <w:left w:type="dxa" w:w="70"/>
@@ -6087,7 +5280,7 @@
         </w:tc>
         <w:tc>
           <w:tcPr>
-            <w:tcW w:type="dxa" w:w="2687"/>
+            <w:tcW w:type="dxa" w:w="2913"/>
             <w:tcMar>
               <w:top w:type="dxa" w:w="25"/>
               <w:left w:type="dxa" w:w="70"/>
@@ -6110,7 +5303,7 @@
         </w:tc>
         <w:tc>
           <w:tcPr>
-            <w:tcW w:type="dxa" w:w="2257"/>
+            <w:tcW w:type="dxa" w:w="2473"/>
             <w:tcMar>
               <w:top w:type="dxa" w:w="25"/>
               <w:left w:type="dxa" w:w="70"/>
@@ -6133,7 +5326,7 @@
         </w:tc>
         <w:tc>
           <w:tcPr>
-            <w:tcW w:type="dxa" w:w="1236"/>
+            <w:tcW w:type="dxa" w:w="1429"/>
             <w:tcMar>
               <w:top w:type="dxa" w:w="25"/>
               <w:left w:type="dxa" w:w="70"/>
@@ -6151,29 +5344,6 @@
                 <w:szCs w:val="15"/>
               </w:rPr>
               <w:t xml:space="preserve">Good</w:t>
-            </w:r>
-          </w:p>
-        </w:tc>
-        <w:tc>
-          <w:tcPr>
-            <w:tcW w:type="dxa" w:w="1182"/>
-            <w:tcMar>
-              <w:top w:type="dxa" w:w="25"/>
-              <w:left w:type="dxa" w:w="70"/>
-              <w:bottom w:type="dxa" w:w="25"/>
-              <w:right w:type="dxa" w:w="70"/>
-            </w:tcMar>
-          </w:tcPr>
-          <w:p>
-            <w:r>
-              <w:rPr>
-                <w:rFonts w:ascii="Malgun Gothic" w:cs="Malgun Gothic" w:eastAsia="Malgun Gothic" w:hAnsi="Malgun Gothic"/>
-                <w:b w:val="false"/>
-                <w:bCs w:val="false"/>
-                <w:sz w:val="15"/>
-                <w:szCs w:val="15"/>
-              </w:rPr>
-              <w:t xml:space="preserve">Low</w:t>
             </w:r>
           </w:p>
         </w:tc>

--- a/meta_agents/search_v2/outputs/Main_Text_Tables_Figures.docx
+++ b/meta_agents/search_v2/outputs/Main_Text_Tables_Figures.docx
@@ -394,7 +394,7 @@
                 <w:sz w:val="15"/>
                 <w:szCs w:val="15"/>
               </w:rPr>
-              <w:t xml:space="preserve">Good</w:t>
+              <w:t xml:space="preserve">Low</w:t>
             </w:r>
           </w:p>
         </w:tc>
@@ -534,7 +534,7 @@
                 <w:sz w:val="15"/>
                 <w:szCs w:val="15"/>
               </w:rPr>
-              <w:t xml:space="preserve">Good</w:t>
+              <w:t xml:space="preserve">Low</w:t>
             </w:r>
           </w:p>
         </w:tc>
@@ -674,7 +674,7 @@
                 <w:sz w:val="15"/>
                 <w:szCs w:val="15"/>
               </w:rPr>
-              <w:t xml:space="preserve">Good</w:t>
+              <w:t xml:space="preserve">Low</w:t>
             </w:r>
           </w:p>
         </w:tc>
@@ -814,7 +814,7 @@
                 <w:sz w:val="15"/>
                 <w:szCs w:val="15"/>
               </w:rPr>
-              <w:t xml:space="preserve">Good</w:t>
+              <w:t xml:space="preserve">Low</w:t>
             </w:r>
           </w:p>
         </w:tc>
@@ -981,7 +981,7 @@
                 <w:sz w:val="15"/>
                 <w:szCs w:val="15"/>
               </w:rPr>
-              <w:t xml:space="preserve">Good</w:t>
+              <w:t xml:space="preserve">Low</w:t>
             </w:r>
           </w:p>
         </w:tc>
@@ -1121,7 +1121,7 @@
                 <w:sz w:val="15"/>
                 <w:szCs w:val="15"/>
               </w:rPr>
-              <w:t xml:space="preserve">Good</w:t>
+              <w:t xml:space="preserve">Moderate</w:t>
             </w:r>
           </w:p>
         </w:tc>
@@ -1261,7 +1261,7 @@
                 <w:sz w:val="15"/>
                 <w:szCs w:val="15"/>
               </w:rPr>
-              <w:t xml:space="preserve">Good</w:t>
+              <w:t xml:space="preserve">Moderate</w:t>
             </w:r>
           </w:p>
         </w:tc>
@@ -1401,7 +1401,7 @@
                 <w:sz w:val="15"/>
                 <w:szCs w:val="15"/>
               </w:rPr>
-              <w:t xml:space="preserve">Good</w:t>
+              <w:t xml:space="preserve">Moderate</w:t>
             </w:r>
           </w:p>
         </w:tc>
@@ -1541,7 +1541,7 @@
                 <w:sz w:val="15"/>
                 <w:szCs w:val="15"/>
               </w:rPr>
-              <w:t xml:space="preserve">Good</w:t>
+              <w:t xml:space="preserve">Moderate</w:t>
             </w:r>
           </w:p>
         </w:tc>
@@ -1681,7 +1681,7 @@
                 <w:sz w:val="15"/>
                 <w:szCs w:val="15"/>
               </w:rPr>
-              <w:t xml:space="preserve">Good</w:t>
+              <w:t xml:space="preserve">Moderate</w:t>
             </w:r>
           </w:p>
         </w:tc>
@@ -1821,7 +1821,7 @@
                 <w:sz w:val="15"/>
                 <w:szCs w:val="15"/>
               </w:rPr>
-              <w:t xml:space="preserve">Good</w:t>
+              <w:t xml:space="preserve">Moderate</w:t>
             </w:r>
           </w:p>
         </w:tc>
@@ -1961,7 +1961,7 @@
                 <w:sz w:val="15"/>
                 <w:szCs w:val="15"/>
               </w:rPr>
-              <w:t xml:space="preserve">Good</w:t>
+              <w:t xml:space="preserve">Moderate</w:t>
             </w:r>
           </w:p>
         </w:tc>
@@ -2101,7 +2101,7 @@
                 <w:sz w:val="15"/>
                 <w:szCs w:val="15"/>
               </w:rPr>
-              <w:t xml:space="preserve">Good</w:t>
+              <w:t xml:space="preserve">Moderate</w:t>
             </w:r>
           </w:p>
         </w:tc>
@@ -2241,7 +2241,7 @@
                 <w:sz w:val="15"/>
                 <w:szCs w:val="15"/>
               </w:rPr>
-              <w:t xml:space="preserve">Good</w:t>
+              <w:t xml:space="preserve">Moderate</w:t>
             </w:r>
           </w:p>
         </w:tc>
@@ -2408,7 +2408,7 @@
                 <w:sz w:val="15"/>
                 <w:szCs w:val="15"/>
               </w:rPr>
-              <w:t xml:space="preserve">Good</w:t>
+              <w:t xml:space="preserve">Moderate</w:t>
             </w:r>
           </w:p>
         </w:tc>
@@ -2548,7 +2548,7 @@
                 <w:sz w:val="15"/>
                 <w:szCs w:val="15"/>
               </w:rPr>
-              <w:t xml:space="preserve">Good</w:t>
+              <w:t xml:space="preserve">Low</w:t>
             </w:r>
           </w:p>
         </w:tc>
@@ -2688,7 +2688,7 @@
                 <w:sz w:val="15"/>
                 <w:szCs w:val="15"/>
               </w:rPr>
-              <w:t xml:space="preserve">Good</w:t>
+              <w:t xml:space="preserve">Moderate</w:t>
             </w:r>
           </w:p>
         </w:tc>
@@ -2855,7 +2855,7 @@
                 <w:sz w:val="15"/>
                 <w:szCs w:val="15"/>
               </w:rPr>
-              <w:t xml:space="preserve">Good</w:t>
+              <w:t xml:space="preserve">Low</w:t>
             </w:r>
           </w:p>
         </w:tc>
@@ -2995,7 +2995,7 @@
                 <w:sz w:val="15"/>
                 <w:szCs w:val="15"/>
               </w:rPr>
-              <w:t xml:space="preserve">Good</w:t>
+              <w:t xml:space="preserve">Low</w:t>
             </w:r>
           </w:p>
         </w:tc>
@@ -3135,7 +3135,7 @@
                 <w:sz w:val="15"/>
                 <w:szCs w:val="15"/>
               </w:rPr>
-              <w:t xml:space="preserve">Good</w:t>
+              <w:t xml:space="preserve">Low</w:t>
             </w:r>
           </w:p>
         </w:tc>
@@ -3275,7 +3275,7 @@
                 <w:sz w:val="15"/>
                 <w:szCs w:val="15"/>
               </w:rPr>
-              <w:t xml:space="preserve">Good</w:t>
+              <w:t xml:space="preserve">Low</w:t>
             </w:r>
           </w:p>
         </w:tc>
@@ -3415,7 +3415,7 @@
                 <w:sz w:val="15"/>
                 <w:szCs w:val="15"/>
               </w:rPr>
-              <w:t xml:space="preserve">Good</w:t>
+              <w:t xml:space="preserve">Low</w:t>
             </w:r>
           </w:p>
         </w:tc>
@@ -3582,7 +3582,7 @@
                 <w:sz w:val="15"/>
                 <w:szCs w:val="15"/>
               </w:rPr>
-              <w:t xml:space="preserve">Good</w:t>
+              <w:t xml:space="preserve">Low</w:t>
             </w:r>
           </w:p>
         </w:tc>
@@ -3722,7 +3722,7 @@
                 <w:sz w:val="15"/>
                 <w:szCs w:val="15"/>
               </w:rPr>
-              <w:t xml:space="preserve">Good</w:t>
+              <w:t xml:space="preserve">Low</w:t>
             </w:r>
           </w:p>
         </w:tc>
@@ -3862,7 +3862,7 @@
                 <w:sz w:val="15"/>
                 <w:szCs w:val="15"/>
               </w:rPr>
-              <w:t xml:space="preserve">Good</w:t>
+              <w:t xml:space="preserve">Low</w:t>
             </w:r>
           </w:p>
         </w:tc>
@@ -4029,7 +4029,7 @@
                 <w:sz w:val="15"/>
                 <w:szCs w:val="15"/>
               </w:rPr>
-              <w:t xml:space="preserve">Good</w:t>
+              <w:t xml:space="preserve">Moderate</w:t>
             </w:r>
           </w:p>
         </w:tc>
@@ -4196,7 +4196,7 @@
                 <w:sz w:val="15"/>
                 <w:szCs w:val="15"/>
               </w:rPr>
-              <w:t xml:space="preserve">Good</w:t>
+              <w:t xml:space="preserve">Low</w:t>
             </w:r>
           </w:p>
         </w:tc>
@@ -4336,7 +4336,7 @@
                 <w:sz w:val="15"/>
                 <w:szCs w:val="15"/>
               </w:rPr>
-              <w:t xml:space="preserve">Good</w:t>
+              <w:t xml:space="preserve">Low</w:t>
             </w:r>
           </w:p>
         </w:tc>
@@ -4476,7 +4476,7 @@
                 <w:sz w:val="15"/>
                 <w:szCs w:val="15"/>
               </w:rPr>
-              <w:t xml:space="preserve">Good</w:t>
+              <w:t xml:space="preserve">Low</w:t>
             </w:r>
           </w:p>
         </w:tc>
@@ -4616,7 +4616,7 @@
                 <w:sz w:val="15"/>
                 <w:szCs w:val="15"/>
               </w:rPr>
-              <w:t xml:space="preserve">Good</w:t>
+              <w:t xml:space="preserve">Low</w:t>
             </w:r>
           </w:p>
         </w:tc>
@@ -4756,7 +4756,7 @@
                 <w:sz w:val="15"/>
                 <w:szCs w:val="15"/>
               </w:rPr>
-              <w:t xml:space="preserve">Good</w:t>
+              <w:t xml:space="preserve">Low</w:t>
             </w:r>
           </w:p>
         </w:tc>
@@ -4896,7 +4896,7 @@
                 <w:sz w:val="15"/>
                 <w:szCs w:val="15"/>
               </w:rPr>
-              <w:t xml:space="preserve">Good</w:t>
+              <w:t xml:space="preserve">Low</w:t>
             </w:r>
           </w:p>
         </w:tc>
@@ -5036,7 +5036,7 @@
                 <w:sz w:val="15"/>
                 <w:szCs w:val="15"/>
               </w:rPr>
-              <w:t xml:space="preserve">Good</w:t>
+              <w:t xml:space="preserve">Low</w:t>
             </w:r>
           </w:p>
         </w:tc>
@@ -5176,7 +5176,7 @@
                 <w:sz w:val="15"/>
                 <w:szCs w:val="15"/>
               </w:rPr>
-              <w:t xml:space="preserve">Good</w:t>
+              <w:t xml:space="preserve">Low</w:t>
             </w:r>
           </w:p>
         </w:tc>
@@ -5343,7 +5343,7 @@
                 <w:sz w:val="15"/>
                 <w:szCs w:val="15"/>
               </w:rPr>
-              <w:t xml:space="preserve">Good</w:t>
+              <w:t xml:space="preserve">Low</w:t>
             </w:r>
           </w:p>
         </w:tc>

--- a/meta_agents/search_v2/outputs/Main_Text_Tables_Figures.docx
+++ b/meta_agents/search_v2/outputs/Main_Text_Tables_Figures.docx
@@ -60,7 +60,7 @@
           <w:sz w:val="18"/>
           <w:szCs w:val="18"/>
         </w:rPr>
-        <w:t xml:space="preserve">One representative estimate per group (one estimate per registry family). Effect measure is the incidence rate ratio (IRR) unless noted as a standardized incidence ratio (SIR). Comparisons are versus non-Hispanic White (NHW) women, except where marked † — the reference in that study was an unstratified White group (not stratified by Hispanic origin), which may raise the IRR slightly; these estimates are examined in the NHW-comparator sensitivity analysis (Supplementary Table 9c). Black denotes non-Hispanic Black (NHB), and the Asian/Pacific Islander aggregate is labeled AANHPI (Asian American, Native Hawaiian, and Pacific Islander), with the Pacific-Islander subset shown separately as NHPI. RoB = risk-of-bias rating of the representative study. Full per-estimate detail, including each study's comparator and standard population, is in the Supplementary Materials.</w:t>
+        <w:t xml:space="preserve">Each value is a representative population-based estimate (a contemporary benchmark) for the group — the most recent, broadest-coverage registry estimate with an appropriate population definition and standardization — not a meta-analytic pooled estimate; one estimate is shown per registry family. Effect measure is the incidence rate ratio (IRR) unless noted as a standardized incidence ratio (SIR). Comparisons are versus non-Hispanic White (NHW) women, except where marked † — the reference in that study was an unstratified White group (not stratified by Hispanic origin), which may raise the IRR slightly; these estimates are examined in the NHW-comparator sensitivity analysis (Supplementary Table 6c). Black denotes non-Hispanic Black (NHB), and the Asian/Pacific Islander aggregate is labeled AANHPI (Asian American, Native Hawaiian, and Pacific Islander), with the Pacific-Islander subset shown separately as NHPI. RoB = risk-of-bias rating of the representative study. Full per-estimate detail, including each study's comparator and standard population, is in the Supplementary Materials.</w:t>
       </w:r>
     </w:p>
     <w:tbl>

--- a/meta_agents/search_v2/outputs/Main_Text_Tables_Figures.docx
+++ b/meta_agents/search_v2/outputs/Main_Text_Tables_Figures.docx
@@ -4501,7 +4501,7 @@
                 <w:sz w:val="15"/>
                 <w:szCs w:val="15"/>
               </w:rPr>
-              <w:t xml:space="preserve">Filipino</w:t>
+              <w:t xml:space="preserve">Filipina</w:t>
             </w:r>
           </w:p>
         </w:tc>

--- a/meta_agents/search_v2/outputs/Main_Text_Tables_Figures.docx
+++ b/meta_agents/search_v2/outputs/Main_Text_Tables_Figures.docx
@@ -29,7 +29,7 @@
           <w:sz w:val="20"/>
           <w:szCs w:val="20"/>
         </w:rPr>
-        <w:t xml:space="preserve">Racial and Ethnic Differences in Breast Cancer Incidence in the United States: A Systematic Review and Meta-Analysis</w:t>
+        <w:t xml:space="preserve">Racial and Ethnic Differences in Breast Cancer Incidence in the United States: A Systematic Review with Quantitative Synthesis</w:t>
       </w:r>
     </w:p>
     <w:p>
@@ -2786,7 +2786,7 @@
                 <w:sz w:val="15"/>
                 <w:szCs w:val="15"/>
               </w:rPr>
-              <w:t xml:space="preserve">0.503 [0.376, 0.673]</w:t>
+              <w:t xml:space="preserve">0.512 [0.382, 0.686]</w:t>
             </w:r>
           </w:p>
         </w:tc>
@@ -2926,7 +2926,7 @@
                 <w:sz w:val="15"/>
                 <w:szCs w:val="15"/>
               </w:rPr>
-              <w:t xml:space="preserve">0.684 [0.619, 0.756]</w:t>
+              <w:t xml:space="preserve">0.697 [0.629, 0.771]</w:t>
             </w:r>
           </w:p>
         </w:tc>
@@ -3066,7 +3066,7 @@
                 <w:sz w:val="15"/>
                 <w:szCs w:val="15"/>
               </w:rPr>
-              <w:t xml:space="preserve">0.755 [0.677, 0.842]</w:t>
+              <w:t xml:space="preserve">0.769 [0.688, 0.860]</w:t>
             </w:r>
           </w:p>
         </w:tc>
@@ -3206,7 +3206,7 @@
                 <w:sz w:val="15"/>
                 <w:szCs w:val="15"/>
               </w:rPr>
-              <w:t xml:space="preserve">0.817 [0.726, 0.920]</w:t>
+              <w:t xml:space="preserve">0.833 [0.738, 0.939]</w:t>
             </w:r>
           </w:p>
         </w:tc>
@@ -5131,173 +5131,6 @@
                 <w:szCs w:val="15"/>
               </w:rPr>
               <w:t xml:space="preserve">Sung 2023 (2015-2019)</w:t>
-            </w:r>
-          </w:p>
-        </w:tc>
-        <w:tc>
-          <w:tcPr>
-            <w:tcW w:type="dxa" w:w="2473"/>
-            <w:tcMar>
-              <w:top w:type="dxa" w:w="25"/>
-              <w:left w:type="dxa" w:w="70"/>
-              <w:bottom w:type="dxa" w:w="25"/>
-              <w:right w:type="dxa" w:w="70"/>
-            </w:tcMar>
-          </w:tcPr>
-          <w:p>
-            <w:r>
-              <w:rPr>
-                <w:rFonts w:ascii="Malgun Gothic" w:cs="Malgun Gothic" w:eastAsia="Malgun Gothic" w:hAnsi="Malgun Gothic"/>
-                <w:b w:val="false"/>
-                <w:bCs w:val="false"/>
-                <w:sz w:val="15"/>
-                <w:szCs w:val="15"/>
-              </w:rPr>
-              <w:t xml:space="preserve">USCS(NPCR+SEER ~99%)</w:t>
-            </w:r>
-          </w:p>
-        </w:tc>
-        <w:tc>
-          <w:tcPr>
-            <w:tcW w:type="dxa" w:w="1429"/>
-            <w:tcMar>
-              <w:top w:type="dxa" w:w="25"/>
-              <w:left w:type="dxa" w:w="70"/>
-              <w:bottom w:type="dxa" w:w="25"/>
-              <w:right w:type="dxa" w:w="70"/>
-            </w:tcMar>
-          </w:tcPr>
-          <w:p>
-            <w:r>
-              <w:rPr>
-                <w:rFonts w:ascii="Malgun Gothic" w:cs="Malgun Gothic" w:eastAsia="Malgun Gothic" w:hAnsi="Malgun Gothic"/>
-                <w:b w:val="false"/>
-                <w:bCs w:val="false"/>
-                <w:sz w:val="15"/>
-                <w:szCs w:val="15"/>
-              </w:rPr>
-              <w:t xml:space="preserve">Low</w:t>
-            </w:r>
-          </w:p>
-        </w:tc>
-      </w:tr>
-      <w:tr>
-        <w:tc>
-          <w:tcPr>
-            <w:tcW w:type="dxa" w:w="14400"/>
-            <w:gridSpan w:val="6"/>
-            <w:shd w:fill="D9E2EF" w:color="auto" w:val="clear"/>
-            <w:tcMar>
-              <w:top w:type="dxa" w:w="30"/>
-              <w:left w:type="dxa" w:w="70"/>
-              <w:bottom w:type="dxa" w:w="30"/>
-              <w:right w:type="dxa" w:w="70"/>
-            </w:tcMar>
-          </w:tcPr>
-          <w:p>
-            <w:r>
-              <w:rPr>
-                <w:rFonts w:ascii="Malgun Gothic" w:cs="Malgun Gothic" w:eastAsia="Malgun Gothic" w:hAnsi="Malgun Gothic"/>
-                <w:b/>
-                <w:bCs/>
-                <w:sz w:val="16"/>
-                <w:szCs w:val="16"/>
-              </w:rPr>
-              <w:t xml:space="preserve">Male breast cancer</w:t>
-            </w:r>
-          </w:p>
-        </w:tc>
-      </w:tr>
-      <w:tr>
-        <w:tc>
-          <w:tcPr>
-            <w:tcW w:type="dxa" w:w="3353"/>
-            <w:tcMar>
-              <w:top w:type="dxa" w:w="25"/>
-              <w:left w:type="dxa" w:w="70"/>
-              <w:bottom w:type="dxa" w:w="25"/>
-              <w:right w:type="dxa" w:w="70"/>
-            </w:tcMar>
-          </w:tcPr>
-          <w:p>
-            <w:r>
-              <w:rPr>
-                <w:rFonts w:ascii="Malgun Gothic" w:cs="Malgun Gothic" w:eastAsia="Malgun Gothic" w:hAnsi="Malgun Gothic"/>
-                <w:b w:val="false"/>
-                <w:bCs w:val="false"/>
-                <w:sz w:val="15"/>
-                <w:szCs w:val="15"/>
-              </w:rPr>
-              <w:t xml:space="preserve">Black (men)</w:t>
-            </w:r>
-          </w:p>
-        </w:tc>
-        <w:tc>
-          <w:tcPr>
-            <w:tcW w:type="dxa" w:w="1099"/>
-            <w:tcMar>
-              <w:top w:type="dxa" w:w="25"/>
-              <w:left w:type="dxa" w:w="70"/>
-              <w:bottom w:type="dxa" w:w="25"/>
-              <w:right w:type="dxa" w:w="70"/>
-            </w:tcMar>
-          </w:tcPr>
-          <w:p>
-            <w:r>
-              <w:rPr>
-                <w:rFonts w:ascii="Malgun Gothic" w:cs="Malgun Gothic" w:eastAsia="Malgun Gothic" w:hAnsi="Malgun Gothic"/>
-                <w:b w:val="false"/>
-                <w:bCs w:val="false"/>
-                <w:sz w:val="15"/>
-                <w:szCs w:val="15"/>
-              </w:rPr>
-              <w:t xml:space="preserve">IRR</w:t>
-            </w:r>
-          </w:p>
-        </w:tc>
-        <w:tc>
-          <w:tcPr>
-            <w:tcW w:type="dxa" w:w="3133"/>
-            <w:tcMar>
-              <w:top w:type="dxa" w:w="25"/>
-              <w:left w:type="dxa" w:w="70"/>
-              <w:bottom w:type="dxa" w:w="25"/>
-              <w:right w:type="dxa" w:w="70"/>
-            </w:tcMar>
-          </w:tcPr>
-          <w:p>
-            <w:r>
-              <w:rPr>
-                <w:rFonts w:ascii="Malgun Gothic" w:cs="Malgun Gothic" w:eastAsia="Malgun Gothic" w:hAnsi="Malgun Gothic"/>
-                <w:b w:val="false"/>
-                <w:bCs w:val="false"/>
-                <w:sz w:val="15"/>
-                <w:szCs w:val="15"/>
-              </w:rPr>
-              <w:t xml:space="preserve">1.52 [1.44, 1.6] †</w:t>
-            </w:r>
-          </w:p>
-        </w:tc>
-        <w:tc>
-          <w:tcPr>
-            <w:tcW w:type="dxa" w:w="2913"/>
-            <w:tcMar>
-              <w:top w:type="dxa" w:w="25"/>
-              <w:left w:type="dxa" w:w="70"/>
-              <w:bottom w:type="dxa" w:w="25"/>
-              <w:right w:type="dxa" w:w="70"/>
-            </w:tcMar>
-          </w:tcPr>
-          <w:p>
-            <w:r>
-              <w:rPr>
-                <w:rFonts w:ascii="Malgun Gothic" w:cs="Malgun Gothic" w:eastAsia="Malgun Gothic" w:hAnsi="Malgun Gothic"/>
-                <w:b w:val="false"/>
-                <w:bCs w:val="false"/>
-                <w:sz w:val="15"/>
-                <w:szCs w:val="15"/>
-              </w:rPr>
-              <w:t xml:space="preserve">Sung 2020 (2011-2015)</w:t>
             </w:r>
           </w:p>
         </w:tc>

--- a/meta_agents/search_v2/outputs/Main_Text_Tables_Figures.docx
+++ b/meta_agents/search_v2/outputs/Main_Text_Tables_Figures.docx
@@ -5393,6 +5393,77 @@
                     <a:xfrm>
                       <a:off x="0" y="0"/>
                       <a:ext cx="6858000" cy="4476750"/>
+                    </a:xfrm>
+                    <a:prstGeom prst="rect">
+                      <a:avLst/>
+                    </a:prstGeom>
+                  </pic:spPr>
+                </pic:pic>
+              </a:graphicData>
+            </a:graphic>
+          </wp:inline>
+        </w:drawing>
+      </w:r>
+    </w:p>
+    <w:p>
+      <w:pPr>
+        <w:spacing w:after="80"/>
+      </w:pPr>
+    </w:p>
+    <w:p>
+      <w:r>
+        <w:br w:type="page"/>
+      </w:r>
+    </w:p>
+    <w:p>
+      <w:pPr>
+        <w:pStyle w:val="Heading1"/>
+        <w:spacing w:after="100" w:before="200"/>
+      </w:pPr>
+      <w:r>
+        <w:rPr>
+          <w:rFonts w:ascii="Malgun Gothic" w:cs="Malgun Gothic" w:eastAsia="Malgun Gothic" w:hAnsi="Malgun Gothic"/>
+          <w:b/>
+          <w:bCs/>
+          <w:sz w:val="24"/>
+          <w:szCs w:val="24"/>
+        </w:rPr>
+        <w:t xml:space="preserve">Figure 4. Incidence rate ratio by racial or ethnic group and analytic dimension (representative estimate vs non-Hispanic White; 1.0 = the NHW rate)</w:t>
+      </w:r>
+    </w:p>
+    <w:p>
+      <w:pPr>
+        <w:jc w:val="center"/>
+      </w:pPr>
+      <w:r>
+        <w:drawing>
+          <wp:inline distT="0" distB="0" distL="0" distR="0">
+            <wp:extent cx="7239000" cy="4086225"/>
+            <wp:effectExtent t="0" r="0" b="0" l="0"/>
+            <wp:docPr id="1" name="" descr="" title=""/>
+            <wp:cNvGraphicFramePr>
+              <a:graphicFrameLocks xmlns:a="http://schemas.openxmlformats.org/drawingml/2006/main" noChangeAspect="1"/>
+            </wp:cNvGraphicFramePr>
+            <a:graphic xmlns:a="http://schemas.openxmlformats.org/drawingml/2006/main">
+              <a:graphicData uri="http://schemas.openxmlformats.org/drawingml/2006/picture">
+                <pic:pic xmlns:pic="http://schemas.openxmlformats.org/drawingml/2006/picture">
+                  <pic:nvPicPr>
+                    <pic:cNvPr id="0" name="" descr=""/>
+                    <pic:cNvPicPr>
+                      <a:picLocks noChangeAspect="1" noChangeArrowheads="1"/>
+                    </pic:cNvPicPr>
+                  </pic:nvPicPr>
+                  <pic:blipFill>
+                    <a:blip r:embed="rId10" cstate="none"/>
+                    <a:srcRect/>
+                    <a:stretch>
+                      <a:fillRect/>
+                    </a:stretch>
+                  </pic:blipFill>
+                  <pic:spPr bwMode="auto">
+                    <a:xfrm>
+                      <a:off x="0" y="0"/>
+                      <a:ext cx="7239000" cy="4086225"/>
                     </a:xfrm>
                     <a:prstGeom prst="rect">
                       <a:avLst/>

--- a/meta_agents/search_v2/outputs/Main_Text_Tables_Figures.docx
+++ b/meta_agents/search_v2/outputs/Main_Text_Tables_Figures.docx
@@ -5286,7 +5286,7 @@
           <w:sz w:val="24"/>
           <w:szCs w:val="24"/>
         </w:rPr>
-        <w:t xml:space="preserve">Figure 2. Disaggregated Asian American / Native Hawaiian and Pacific Islander subgroups versus the aggregate (IRR vs non-Hispanic White)</w:t>
+        <w:t xml:space="preserve">Figure 2. Aggregate-to-disaggregated heterogeneity in breast cancer incidence (representative IRR vs non-Hispanic White, 95% CI): the Asian American, Native Hawaiian and Pacific Islander (AANHPI), Hispanic/Latina, and American Indian and Alaska Native (AI/AN) aggregates, each shown with its subgroups</w:t>
       </w:r>
     </w:p>
     <w:p>
@@ -5296,7 +5296,7 @@
       <w:r>
         <w:drawing>
           <wp:inline distT="0" distB="0" distL="0" distR="0">
-            <wp:extent cx="6858000" cy="4667250"/>
+            <wp:extent cx="6286500" cy="7543800"/>
             <wp:effectExtent t="0" r="0" b="0" l="0"/>
             <wp:docPr id="1" name="" descr="" title=""/>
             <wp:cNvGraphicFramePr>
@@ -5321,7 +5321,7 @@
                   <pic:spPr bwMode="auto">
                     <a:xfrm>
                       <a:off x="0" y="0"/>
-                      <a:ext cx="6858000" cy="4667250"/>
+                      <a:ext cx="6286500" cy="7543800"/>
                     </a:xfrm>
                     <a:prstGeom prst="rect">
                       <a:avLst/>
@@ -5357,78 +5357,7 @@
           <w:sz w:val="24"/>
           <w:szCs w:val="24"/>
         </w:rPr>
-        <w:t xml:space="preserve">Figure 3. Aggregate racial and ethnic groups, Hispanic origin, American Indian / Alaska Native region, and Middle Eastern populations (IRR vs non-Hispanic White)</w:t>
-      </w:r>
-    </w:p>
-    <w:p>
-      <w:pPr>
-        <w:jc w:val="center"/>
-      </w:pPr>
-      <w:r>
-        <w:drawing>
-          <wp:inline distT="0" distB="0" distL="0" distR="0">
-            <wp:extent cx="6858000" cy="4476750"/>
-            <wp:effectExtent t="0" r="0" b="0" l="0"/>
-            <wp:docPr id="1" name="" descr="" title=""/>
-            <wp:cNvGraphicFramePr>
-              <a:graphicFrameLocks xmlns:a="http://schemas.openxmlformats.org/drawingml/2006/main" noChangeAspect="1"/>
-            </wp:cNvGraphicFramePr>
-            <a:graphic xmlns:a="http://schemas.openxmlformats.org/drawingml/2006/main">
-              <a:graphicData uri="http://schemas.openxmlformats.org/drawingml/2006/picture">
-                <pic:pic xmlns:pic="http://schemas.openxmlformats.org/drawingml/2006/picture">
-                  <pic:nvPicPr>
-                    <pic:cNvPr id="0" name="" descr=""/>
-                    <pic:cNvPicPr>
-                      <a:picLocks noChangeAspect="1" noChangeArrowheads="1"/>
-                    </pic:cNvPicPr>
-                  </pic:nvPicPr>
-                  <pic:blipFill>
-                    <a:blip r:embed="rId9" cstate="none"/>
-                    <a:srcRect/>
-                    <a:stretch>
-                      <a:fillRect/>
-                    </a:stretch>
-                  </pic:blipFill>
-                  <pic:spPr bwMode="auto">
-                    <a:xfrm>
-                      <a:off x="0" y="0"/>
-                      <a:ext cx="6858000" cy="4476750"/>
-                    </a:xfrm>
-                    <a:prstGeom prst="rect">
-                      <a:avLst/>
-                    </a:prstGeom>
-                  </pic:spPr>
-                </pic:pic>
-              </a:graphicData>
-            </a:graphic>
-          </wp:inline>
-        </w:drawing>
-      </w:r>
-    </w:p>
-    <w:p>
-      <w:pPr>
-        <w:spacing w:after="80"/>
-      </w:pPr>
-    </w:p>
-    <w:p>
-      <w:r>
-        <w:br w:type="page"/>
-      </w:r>
-    </w:p>
-    <w:p>
-      <w:pPr>
-        <w:pStyle w:val="Heading1"/>
-        <w:spacing w:after="100" w:before="200"/>
-      </w:pPr>
-      <w:r>
-        <w:rPr>
-          <w:rFonts w:ascii="Malgun Gothic" w:cs="Malgun Gothic" w:eastAsia="Malgun Gothic" w:hAnsi="Malgun Gothic"/>
-          <w:b/>
-          <w:bCs/>
-          <w:sz w:val="24"/>
-          <w:szCs w:val="24"/>
-        </w:rPr>
-        <w:t xml:space="preserve">Figure 4. Incidence rate ratio by racial or ethnic group and analytic dimension (representative estimate vs non-Hispanic White; 1.0 = the NHW rate)</w:t>
+        <w:t xml:space="preserve">Figure 3. Incidence rate ratio by racial or ethnic group and analytic dimension (representative estimate vs non-Hispanic White; 1.0 = the NHW rate)</w:t>
       </w:r>
     </w:p>
     <w:p>
@@ -5454,7 +5383,7 @@
                     </pic:cNvPicPr>
                   </pic:nvPicPr>
                   <pic:blipFill>
-                    <a:blip r:embed="rId10" cstate="none"/>
+                    <a:blip r:embed="rId9" cstate="none"/>
                     <a:srcRect/>
                     <a:stretch>
                       <a:fillRect/>

--- a/meta_agents/search_v2/outputs/Main_Text_Tables_Figures.docx
+++ b/meta_agents/search_v2/outputs/Main_Text_Tables_Figures.docx
@@ -4221,7 +4221,7 @@
                 <w:sz w:val="15"/>
                 <w:szCs w:val="15"/>
               </w:rPr>
-              <w:t xml:space="preserve">Asian-American combined</w:t>
+              <w:t xml:space="preserve">Asian American (aggregate)</w:t>
             </w:r>
           </w:p>
         </w:tc>

--- a/meta_agents/search_v2/outputs/Main_Text_Tables_Figures.docx
+++ b/meta_agents/search_v2/outputs/Main_Text_Tables_Figures.docx
@@ -34,7 +34,6 @@
     </w:p>
     <w:p>
       <w:pPr>
-        <w:pStyle w:val="Heading1"/>
         <w:spacing w:after="100" w:before="200"/>
       </w:pPr>
       <w:r>
@@ -42,6 +41,7 @@
           <w:rFonts w:ascii="Malgun Gothic" w:cs="Malgun Gothic" w:eastAsia="Malgun Gothic" w:hAnsi="Malgun Gothic"/>
           <w:b/>
           <w:bCs/>
+          <w:color w:val="000000"/>
           <w:sz w:val="24"/>
           <w:szCs w:val="24"/>
         </w:rPr>
@@ -90,7 +90,6 @@
         <w:tc>
           <w:tcPr>
             <w:tcW w:type="dxa" w:w="3353"/>
-            <w:shd w:fill="E7EEF6" w:color="auto" w:val="clear"/>
             <w:tcMar>
               <w:top w:type="dxa" w:w="25"/>
               <w:left w:type="dxa" w:w="70"/>
@@ -114,7 +113,6 @@
         <w:tc>
           <w:tcPr>
             <w:tcW w:type="dxa" w:w="1099"/>
-            <w:shd w:fill="E7EEF6" w:color="auto" w:val="clear"/>
             <w:tcMar>
               <w:top w:type="dxa" w:w="25"/>
               <w:left w:type="dxa" w:w="70"/>
@@ -138,7 +136,6 @@
         <w:tc>
           <w:tcPr>
             <w:tcW w:type="dxa" w:w="3133"/>
-            <w:shd w:fill="E7EEF6" w:color="auto" w:val="clear"/>
             <w:tcMar>
               <w:top w:type="dxa" w:w="25"/>
               <w:left w:type="dxa" w:w="70"/>
@@ -162,7 +159,6 @@
         <w:tc>
           <w:tcPr>
             <w:tcW w:type="dxa" w:w="2913"/>
-            <w:shd w:fill="E7EEF6" w:color="auto" w:val="clear"/>
             <w:tcMar>
               <w:top w:type="dxa" w:w="25"/>
               <w:left w:type="dxa" w:w="70"/>
@@ -186,7 +182,6 @@
         <w:tc>
           <w:tcPr>
             <w:tcW w:type="dxa" w:w="2473"/>
-            <w:shd w:fill="E7EEF6" w:color="auto" w:val="clear"/>
             <w:tcMar>
               <w:top w:type="dxa" w:w="25"/>
               <w:left w:type="dxa" w:w="70"/>
@@ -210,7 +205,6 @@
         <w:tc>
           <w:tcPr>
             <w:tcW w:type="dxa" w:w="1429"/>
-            <w:shd w:fill="E7EEF6" w:color="auto" w:val="clear"/>
             <w:tcMar>
               <w:top w:type="dxa" w:w="25"/>
               <w:left w:type="dxa" w:w="70"/>
@@ -237,7 +231,6 @@
           <w:tcPr>
             <w:tcW w:type="dxa" w:w="14400"/>
             <w:gridSpan w:val="6"/>
-            <w:shd w:fill="D9E2EF" w:color="auto" w:val="clear"/>
             <w:tcMar>
               <w:top w:type="dxa" w:w="30"/>
               <w:left w:type="dxa" w:w="70"/>
@@ -279,7 +272,7 @@
                 <w:sz w:val="15"/>
                 <w:szCs w:val="15"/>
               </w:rPr>
-              <w:t xml:space="preserve">American Indian and Alaska Native (AI/AN)</w:t>
+              <w:t xml:space="preserve">Hispanic</w:t>
             </w:r>
           </w:p>
         </w:tc>
@@ -325,7 +318,7 @@
                 <w:sz w:val="15"/>
                 <w:szCs w:val="15"/>
               </w:rPr>
-              <w:t xml:space="preserve">0.560 [0.550, 0.570]</w:t>
+              <w:t xml:space="preserve">0.718 [0.707, 0.731] ‡</w:t>
             </w:r>
           </w:p>
         </w:tc>
@@ -348,7 +341,7 @@
                 <w:sz w:val="15"/>
                 <w:szCs w:val="15"/>
               </w:rPr>
-              <w:t xml:space="preserve">Gopalani 2020 (1999-2015)</w:t>
+              <w:t xml:space="preserve">Ellington 2022 (2018)</w:t>
             </w:r>
           </w:p>
         </w:tc>
@@ -371,7 +364,7 @@
                 <w:sz w:val="15"/>
                 <w:szCs w:val="15"/>
               </w:rPr>
-              <w:t xml:space="preserve">IHS-PRCDA</w:t>
+              <w:t xml:space="preserve">USCS(NPCR+SEER ~99%)</w:t>
             </w:r>
           </w:p>
         </w:tc>
@@ -419,7 +412,7 @@
                 <w:sz w:val="15"/>
                 <w:szCs w:val="15"/>
               </w:rPr>
-              <w:t xml:space="preserve">Hispanic</w:t>
+              <w:t xml:space="preserve">Asian American, Native Hawaiian, and Pacific Islander (AANHPI)</w:t>
             </w:r>
           </w:p>
         </w:tc>
@@ -465,7 +458,7 @@
                 <w:sz w:val="15"/>
                 <w:szCs w:val="15"/>
               </w:rPr>
-              <w:t xml:space="preserve">0.718 [0.707, 0.731]</w:t>
+              <w:t xml:space="preserve">0.769 [0.752, 0.788] ‡</w:t>
             </w:r>
           </w:p>
         </w:tc>
@@ -559,7 +552,7 @@
                 <w:sz w:val="15"/>
                 <w:szCs w:val="15"/>
               </w:rPr>
-              <w:t xml:space="preserve">Asian American, Native Hawaiian, and Pacific Islander (AANHPI)</w:t>
+              <w:t xml:space="preserve">American Indian and Alaska Native (AI/AN)</w:t>
             </w:r>
           </w:p>
         </w:tc>
@@ -605,7 +598,7 @@
                 <w:sz w:val="15"/>
                 <w:szCs w:val="15"/>
               </w:rPr>
-              <w:t xml:space="preserve">0.769 [0.752, 0.788]</w:t>
+              <w:t xml:space="preserve">0.87 (point est.)</w:t>
             </w:r>
           </w:p>
         </w:tc>
@@ -628,7 +621,7 @@
                 <w:sz w:val="15"/>
                 <w:szCs w:val="15"/>
               </w:rPr>
-              <w:t xml:space="preserve">Ellington 2022 (2018)</w:t>
+              <w:t xml:space="preserve">Melkonian 2019 (2010-2015)</w:t>
             </w:r>
           </w:p>
         </w:tc>
@@ -651,7 +644,7 @@
                 <w:sz w:val="15"/>
                 <w:szCs w:val="15"/>
               </w:rPr>
-              <w:t xml:space="preserve">USCS(NPCR+SEER ~99%)</w:t>
+              <w:t xml:space="preserve">IHS-PRCDA</w:t>
             </w:r>
           </w:p>
         </w:tc>
@@ -745,7 +738,7 @@
                 <w:sz w:val="15"/>
                 <w:szCs w:val="15"/>
               </w:rPr>
-              <w:t xml:space="preserve">0.933 [0.920, 0.946]</w:t>
+              <w:t xml:space="preserve">0.933 [0.920, 0.946] ‡</w:t>
             </w:r>
           </w:p>
         </w:tc>
@@ -824,7 +817,6 @@
           <w:tcPr>
             <w:tcW w:type="dxa" w:w="14400"/>
             <w:gridSpan w:val="6"/>
-            <w:shd w:fill="D9E2EF" w:color="auto" w:val="clear"/>
             <w:tcMar>
               <w:top w:type="dxa" w:w="30"/>
               <w:left w:type="dxa" w:w="70"/>
@@ -912,7 +904,7 @@
                 <w:sz w:val="15"/>
                 <w:szCs w:val="15"/>
               </w:rPr>
-              <w:t xml:space="preserve">0.164 [0.120, 0.224]</w:t>
+              <w:t xml:space="preserve">0.164 [0.120, 0.224] ‡</w:t>
             </w:r>
           </w:p>
         </w:tc>
@@ -1052,7 +1044,7 @@
                 <w:sz w:val="15"/>
                 <w:szCs w:val="15"/>
               </w:rPr>
-              <w:t xml:space="preserve">0.264 [0.204, 0.341]</w:t>
+              <w:t xml:space="preserve">0.264 [0.204, 0.341] ‡</w:t>
             </w:r>
           </w:p>
         </w:tc>
@@ -1192,7 +1184,7 @@
                 <w:sz w:val="15"/>
                 <w:szCs w:val="15"/>
               </w:rPr>
-              <w:t xml:space="preserve">0.388 [0.350, 0.430]</w:t>
+              <w:t xml:space="preserve">0.388 [0.350, 0.430] ‡</w:t>
             </w:r>
           </w:p>
         </w:tc>
@@ -1332,7 +1324,7 @@
                 <w:sz w:val="15"/>
                 <w:szCs w:val="15"/>
               </w:rPr>
-              <w:t xml:space="preserve">0.586 [0.566, 0.608]</w:t>
+              <w:t xml:space="preserve">0.586 [0.566, 0.608] ‡</w:t>
             </w:r>
           </w:p>
         </w:tc>
@@ -1472,7 +1464,7 @@
                 <w:sz w:val="15"/>
                 <w:szCs w:val="15"/>
               </w:rPr>
-              <w:t xml:space="preserve">0.677 [0.654, 0.701]</w:t>
+              <w:t xml:space="preserve">0.677 [0.654, 0.701] ‡</w:t>
             </w:r>
           </w:p>
         </w:tc>
@@ -1612,7 +1604,7 @@
                 <w:sz w:val="15"/>
                 <w:szCs w:val="15"/>
               </w:rPr>
-              <w:t xml:space="preserve">0.760 [0.745, 0.775]</w:t>
+              <w:t xml:space="preserve">0.760 [0.745, 0.775] ‡</w:t>
             </w:r>
           </w:p>
         </w:tc>
@@ -1752,7 +1744,7 @@
                 <w:sz w:val="15"/>
                 <w:szCs w:val="15"/>
               </w:rPr>
-              <w:t xml:space="preserve">0.857 [0.839, 0.874]</w:t>
+              <w:t xml:space="preserve">0.857 [0.839, 0.874] ‡</w:t>
             </w:r>
           </w:p>
         </w:tc>
@@ -1892,7 +1884,7 @@
                 <w:sz w:val="15"/>
                 <w:szCs w:val="15"/>
               </w:rPr>
-              <w:t xml:space="preserve">0.958 [0.937, 0.979]</w:t>
+              <w:t xml:space="preserve">0.958 [0.937, 0.979] ‡</w:t>
             </w:r>
           </w:p>
         </w:tc>
@@ -2032,7 +2024,7 @@
                 <w:sz w:val="15"/>
                 <w:szCs w:val="15"/>
               </w:rPr>
-              <w:t xml:space="preserve">1.045 [1.009, 1.083]</w:t>
+              <w:t xml:space="preserve">1.045 [1.009, 1.083] ‡</w:t>
             </w:r>
           </w:p>
         </w:tc>
@@ -2172,7 +2164,7 @@
                 <w:sz w:val="15"/>
                 <w:szCs w:val="15"/>
               </w:rPr>
-              <w:t xml:space="preserve">0.792 [0.784, 0.800]</w:t>
+              <w:t xml:space="preserve">0.792 [0.784, 0.800] ‡</w:t>
             </w:r>
           </w:p>
         </w:tc>
@@ -2251,7 +2243,6 @@
           <w:tcPr>
             <w:tcW w:type="dxa" w:w="14400"/>
             <w:gridSpan w:val="6"/>
-            <w:shd w:fill="D9E2EF" w:color="auto" w:val="clear"/>
             <w:tcMar>
               <w:top w:type="dxa" w:w="30"/>
               <w:left w:type="dxa" w:w="70"/>
@@ -2339,7 +2330,7 @@
                 <w:sz w:val="15"/>
                 <w:szCs w:val="15"/>
               </w:rPr>
-              <w:t xml:space="preserve">0.723 [0.641, 0.817]</w:t>
+              <w:t xml:space="preserve">0.723 [0.641, 0.817] ‡</w:t>
             </w:r>
           </w:p>
         </w:tc>
@@ -2479,7 +2470,7 @@
                 <w:sz w:val="15"/>
                 <w:szCs w:val="15"/>
               </w:rPr>
-              <w:t xml:space="preserve">1.211 [1.123, 1.305]</w:t>
+              <w:t xml:space="preserve">1.211 [1.123, 1.305] ‡</w:t>
             </w:r>
           </w:p>
         </w:tc>
@@ -2619,7 +2610,7 @@
                 <w:sz w:val="15"/>
                 <w:szCs w:val="15"/>
               </w:rPr>
-              <w:t xml:space="preserve">1.212 [1.168, 1.258]</w:t>
+              <w:t xml:space="preserve">1.212 [1.168, 1.258] ‡</w:t>
             </w:r>
           </w:p>
         </w:tc>
@@ -2698,7 +2689,6 @@
           <w:tcPr>
             <w:tcW w:type="dxa" w:w="14400"/>
             <w:gridSpan w:val="6"/>
-            <w:shd w:fill="D9E2EF" w:color="auto" w:val="clear"/>
             <w:tcMar>
               <w:top w:type="dxa" w:w="30"/>
               <w:left w:type="dxa" w:w="70"/>
@@ -2786,7 +2776,7 @@
                 <w:sz w:val="15"/>
                 <w:szCs w:val="15"/>
               </w:rPr>
-              <w:t xml:space="preserve">0.512 [0.382, 0.686]</w:t>
+              <w:t xml:space="preserve">0.512 [0.382, 0.686] ‡</w:t>
             </w:r>
           </w:p>
         </w:tc>
@@ -2926,7 +2916,7 @@
                 <w:sz w:val="15"/>
                 <w:szCs w:val="15"/>
               </w:rPr>
-              <w:t xml:space="preserve">0.697 [0.629, 0.771]</w:t>
+              <w:t xml:space="preserve">0.697 [0.629, 0.771] ‡</w:t>
             </w:r>
           </w:p>
         </w:tc>
@@ -3066,7 +3056,7 @@
                 <w:sz w:val="15"/>
                 <w:szCs w:val="15"/>
               </w:rPr>
-              <w:t xml:space="preserve">0.769 [0.688, 0.860]</w:t>
+              <w:t xml:space="preserve">0.769 [0.688, 0.860] ‡</w:t>
             </w:r>
           </w:p>
         </w:tc>
@@ -3206,7 +3196,7 @@
                 <w:sz w:val="15"/>
                 <w:szCs w:val="15"/>
               </w:rPr>
-              <w:t xml:space="preserve">0.833 [0.738, 0.939]</w:t>
+              <w:t xml:space="preserve">0.833 [0.738, 0.939] ‡</w:t>
             </w:r>
           </w:p>
         </w:tc>
@@ -3283,149 +3273,8 @@
       <w:tr>
         <w:tc>
           <w:tcPr>
-            <w:tcW w:type="dxa" w:w="3353"/>
-            <w:tcMar>
-              <w:top w:type="dxa" w:w="25"/>
-              <w:left w:type="dxa" w:w="70"/>
-              <w:bottom w:type="dxa" w:w="25"/>
-              <w:right w:type="dxa" w:w="70"/>
-            </w:tcMar>
-          </w:tcPr>
-          <w:p>
-            <w:r>
-              <w:rPr>
-                <w:rFonts w:ascii="Malgun Gothic" w:cs="Malgun Gothic" w:eastAsia="Malgun Gothic" w:hAnsi="Malgun Gothic"/>
-                <w:b w:val="false"/>
-                <w:bCs w:val="false"/>
-                <w:sz w:val="15"/>
-                <w:szCs w:val="15"/>
-              </w:rPr>
-              <w:t xml:space="preserve">Hispanic/Latina (aggregate)</w:t>
-            </w:r>
-          </w:p>
-        </w:tc>
-        <w:tc>
-          <w:tcPr>
-            <w:tcW w:type="dxa" w:w="1099"/>
-            <w:tcMar>
-              <w:top w:type="dxa" w:w="25"/>
-              <w:left w:type="dxa" w:w="70"/>
-              <w:bottom w:type="dxa" w:w="25"/>
-              <w:right w:type="dxa" w:w="70"/>
-            </w:tcMar>
-          </w:tcPr>
-          <w:p>
-            <w:r>
-              <w:rPr>
-                <w:rFonts w:ascii="Malgun Gothic" w:cs="Malgun Gothic" w:eastAsia="Malgun Gothic" w:hAnsi="Malgun Gothic"/>
-                <w:b w:val="false"/>
-                <w:bCs w:val="false"/>
-                <w:sz w:val="15"/>
-                <w:szCs w:val="15"/>
-              </w:rPr>
-              <w:t xml:space="preserve">SIR</w:t>
-            </w:r>
-          </w:p>
-        </w:tc>
-        <w:tc>
-          <w:tcPr>
-            <w:tcW w:type="dxa" w:w="3133"/>
-            <w:tcMar>
-              <w:top w:type="dxa" w:w="25"/>
-              <w:left w:type="dxa" w:w="70"/>
-              <w:bottom w:type="dxa" w:w="25"/>
-              <w:right w:type="dxa" w:w="70"/>
-            </w:tcMar>
-          </w:tcPr>
-          <w:p>
-            <w:r>
-              <w:rPr>
-                <w:rFonts w:ascii="Malgun Gothic" w:cs="Malgun Gothic" w:eastAsia="Malgun Gothic" w:hAnsi="Malgun Gothic"/>
-                <w:b w:val="false"/>
-                <w:bCs w:val="false"/>
-                <w:sz w:val="15"/>
-                <w:szCs w:val="15"/>
-              </w:rPr>
-              <w:t xml:space="preserve">0.64 (point est.)</w:t>
-            </w:r>
-          </w:p>
-        </w:tc>
-        <w:tc>
-          <w:tcPr>
-            <w:tcW w:type="dxa" w:w="2913"/>
-            <w:tcMar>
-              <w:top w:type="dxa" w:w="25"/>
-              <w:left w:type="dxa" w:w="70"/>
-              <w:bottom w:type="dxa" w:w="25"/>
-              <w:right w:type="dxa" w:w="70"/>
-            </w:tcMar>
-          </w:tcPr>
-          <w:p>
-            <w:r>
-              <w:rPr>
-                <w:rFonts w:ascii="Malgun Gothic" w:cs="Malgun Gothic" w:eastAsia="Malgun Gothic" w:hAnsi="Malgun Gothic"/>
-                <w:b w:val="false"/>
-                <w:bCs w:val="false"/>
-                <w:sz w:val="15"/>
-                <w:szCs w:val="15"/>
-              </w:rPr>
-              <w:t xml:space="preserve">Carozza 2006 (1995-2000)</w:t>
-            </w:r>
-          </w:p>
-        </w:tc>
-        <w:tc>
-          <w:tcPr>
-            <w:tcW w:type="dxa" w:w="2473"/>
-            <w:tcMar>
-              <w:top w:type="dxa" w:w="25"/>
-              <w:left w:type="dxa" w:w="70"/>
-              <w:bottom w:type="dxa" w:w="25"/>
-              <w:right w:type="dxa" w:w="70"/>
-            </w:tcMar>
-          </w:tcPr>
-          <w:p>
-            <w:r>
-              <w:rPr>
-                <w:rFonts w:ascii="Malgun Gothic" w:cs="Malgun Gothic" w:eastAsia="Malgun Gothic" w:hAnsi="Malgun Gothic"/>
-                <w:b w:val="false"/>
-                <w:bCs w:val="false"/>
-                <w:sz w:val="15"/>
-                <w:szCs w:val="15"/>
-              </w:rPr>
-              <w:t xml:space="preserve">NAACCR/CiNA (~93%)</w:t>
-            </w:r>
-          </w:p>
-        </w:tc>
-        <w:tc>
-          <w:tcPr>
-            <w:tcW w:type="dxa" w:w="1429"/>
-            <w:tcMar>
-              <w:top w:type="dxa" w:w="25"/>
-              <w:left w:type="dxa" w:w="70"/>
-              <w:bottom w:type="dxa" w:w="25"/>
-              <w:right w:type="dxa" w:w="70"/>
-            </w:tcMar>
-          </w:tcPr>
-          <w:p>
-            <w:r>
-              <w:rPr>
-                <w:rFonts w:ascii="Malgun Gothic" w:cs="Malgun Gothic" w:eastAsia="Malgun Gothic" w:hAnsi="Malgun Gothic"/>
-                <w:b w:val="false"/>
-                <w:bCs w:val="false"/>
-                <w:sz w:val="15"/>
-                <w:szCs w:val="15"/>
-              </w:rPr>
-              <w:t xml:space="preserve">Low</w:t>
-            </w:r>
-          </w:p>
-        </w:tc>
-      </w:tr>
-      <w:tr>
-        <w:tc>
-          <w:tcPr>
             <w:tcW w:type="dxa" w:w="14400"/>
             <w:gridSpan w:val="6"/>
-            <w:shd w:fill="D9E2EF" w:color="auto" w:val="clear"/>
             <w:tcMar>
               <w:top w:type="dxa" w:w="30"/>
               <w:left w:type="dxa" w:w="70"/>
@@ -3607,7 +3456,7 @@
                 <w:sz w:val="15"/>
                 <w:szCs w:val="15"/>
               </w:rPr>
-              <w:t xml:space="preserve">AI/AN (Southern Plains)</w:t>
+              <w:t xml:space="preserve">AI/AN (Southwest)</w:t>
             </w:r>
           </w:p>
         </w:tc>
@@ -3653,7 +3502,7 @@
                 <w:sz w:val="15"/>
                 <w:szCs w:val="15"/>
               </w:rPr>
-              <w:t xml:space="preserve">1.25 [1.11, 1.41]</w:t>
+              <w:t xml:space="preserve">0.57 (point est.)</w:t>
             </w:r>
           </w:p>
         </w:tc>
@@ -3676,7 +3525,7 @@
                 <w:sz w:val="15"/>
                 <w:szCs w:val="15"/>
               </w:rPr>
-              <w:t xml:space="preserve">Melkonian 2021 (2012-2016)</w:t>
+              <w:t xml:space="preserve">Melkonian 2019 (2010-2015)</w:t>
             </w:r>
           </w:p>
         </w:tc>
@@ -3747,7 +3596,7 @@
                 <w:sz w:val="15"/>
                 <w:szCs w:val="15"/>
               </w:rPr>
-              <w:t xml:space="preserve">AI/AN (Northern Plains)</w:t>
+              <w:t xml:space="preserve">AI/AN (East)</w:t>
             </w:r>
           </w:p>
         </w:tc>
@@ -3793,7 +3642,7 @@
                 <w:sz w:val="15"/>
                 <w:szCs w:val="15"/>
               </w:rPr>
-              <w:t xml:space="preserve">1.33 [1.26, 1.41]</w:t>
+              <w:t xml:space="preserve">0.61 (point est.)</w:t>
             </w:r>
           </w:p>
         </w:tc>
@@ -3816,7 +3665,7 @@
                 <w:sz w:val="15"/>
                 <w:szCs w:val="15"/>
               </w:rPr>
-              <w:t xml:space="preserve">Melkonian 2021 (2012-2016)</w:t>
+              <w:t xml:space="preserve">Melkonian 2019 (2010-2015)</w:t>
             </w:r>
           </w:p>
         </w:tc>
@@ -3870,9 +3719,568 @@
       <w:tr>
         <w:tc>
           <w:tcPr>
+            <w:tcW w:type="dxa" w:w="3353"/>
+            <w:tcMar>
+              <w:top w:type="dxa" w:w="25"/>
+              <w:left w:type="dxa" w:w="70"/>
+              <w:bottom w:type="dxa" w:w="25"/>
+              <w:right w:type="dxa" w:w="70"/>
+            </w:tcMar>
+          </w:tcPr>
+          <w:p>
+            <w:r>
+              <w:rPr>
+                <w:rFonts w:ascii="Malgun Gothic" w:cs="Malgun Gothic" w:eastAsia="Malgun Gothic" w:hAnsi="Malgun Gothic"/>
+                <w:b w:val="false"/>
+                <w:bCs w:val="false"/>
+                <w:sz w:val="15"/>
+                <w:szCs w:val="15"/>
+              </w:rPr>
+              <w:t xml:space="preserve">AI/AN (Pacific Coast)</w:t>
+            </w:r>
+          </w:p>
+        </w:tc>
+        <w:tc>
+          <w:tcPr>
+            <w:tcW w:type="dxa" w:w="1099"/>
+            <w:tcMar>
+              <w:top w:type="dxa" w:w="25"/>
+              <w:left w:type="dxa" w:w="70"/>
+              <w:bottom w:type="dxa" w:w="25"/>
+              <w:right w:type="dxa" w:w="70"/>
+            </w:tcMar>
+          </w:tcPr>
+          <w:p>
+            <w:r>
+              <w:rPr>
+                <w:rFonts w:ascii="Malgun Gothic" w:cs="Malgun Gothic" w:eastAsia="Malgun Gothic" w:hAnsi="Malgun Gothic"/>
+                <w:b w:val="false"/>
+                <w:bCs w:val="false"/>
+                <w:sz w:val="15"/>
+                <w:szCs w:val="15"/>
+              </w:rPr>
+              <w:t xml:space="preserve">IRR</w:t>
+            </w:r>
+          </w:p>
+        </w:tc>
+        <w:tc>
+          <w:tcPr>
+            <w:tcW w:type="dxa" w:w="3133"/>
+            <w:tcMar>
+              <w:top w:type="dxa" w:w="25"/>
+              <w:left w:type="dxa" w:w="70"/>
+              <w:bottom w:type="dxa" w:w="25"/>
+              <w:right w:type="dxa" w:w="70"/>
+            </w:tcMar>
+          </w:tcPr>
+          <w:p>
+            <w:r>
+              <w:rPr>
+                <w:rFonts w:ascii="Malgun Gothic" w:cs="Malgun Gothic" w:eastAsia="Malgun Gothic" w:hAnsi="Malgun Gothic"/>
+                <w:b w:val="false"/>
+                <w:bCs w:val="false"/>
+                <w:sz w:val="15"/>
+                <w:szCs w:val="15"/>
+              </w:rPr>
+              <w:t xml:space="preserve">0.93 (point est.)</w:t>
+            </w:r>
+          </w:p>
+        </w:tc>
+        <w:tc>
+          <w:tcPr>
+            <w:tcW w:type="dxa" w:w="2913"/>
+            <w:tcMar>
+              <w:top w:type="dxa" w:w="25"/>
+              <w:left w:type="dxa" w:w="70"/>
+              <w:bottom w:type="dxa" w:w="25"/>
+              <w:right w:type="dxa" w:w="70"/>
+            </w:tcMar>
+          </w:tcPr>
+          <w:p>
+            <w:r>
+              <w:rPr>
+                <w:rFonts w:ascii="Malgun Gothic" w:cs="Malgun Gothic" w:eastAsia="Malgun Gothic" w:hAnsi="Malgun Gothic"/>
+                <w:b w:val="false"/>
+                <w:bCs w:val="false"/>
+                <w:sz w:val="15"/>
+                <w:szCs w:val="15"/>
+              </w:rPr>
+              <w:t xml:space="preserve">Melkonian 2019 (2010-2015)</w:t>
+            </w:r>
+          </w:p>
+        </w:tc>
+        <w:tc>
+          <w:tcPr>
+            <w:tcW w:type="dxa" w:w="2473"/>
+            <w:tcMar>
+              <w:top w:type="dxa" w:w="25"/>
+              <w:left w:type="dxa" w:w="70"/>
+              <w:bottom w:type="dxa" w:w="25"/>
+              <w:right w:type="dxa" w:w="70"/>
+            </w:tcMar>
+          </w:tcPr>
+          <w:p>
+            <w:r>
+              <w:rPr>
+                <w:rFonts w:ascii="Malgun Gothic" w:cs="Malgun Gothic" w:eastAsia="Malgun Gothic" w:hAnsi="Malgun Gothic"/>
+                <w:b w:val="false"/>
+                <w:bCs w:val="false"/>
+                <w:sz w:val="15"/>
+                <w:szCs w:val="15"/>
+              </w:rPr>
+              <w:t xml:space="preserve">IHS-PRCDA</w:t>
+            </w:r>
+          </w:p>
+        </w:tc>
+        <w:tc>
+          <w:tcPr>
+            <w:tcW w:type="dxa" w:w="1429"/>
+            <w:tcMar>
+              <w:top w:type="dxa" w:w="25"/>
+              <w:left w:type="dxa" w:w="70"/>
+              <w:bottom w:type="dxa" w:w="25"/>
+              <w:right w:type="dxa" w:w="70"/>
+            </w:tcMar>
+          </w:tcPr>
+          <w:p>
+            <w:r>
+              <w:rPr>
+                <w:rFonts w:ascii="Malgun Gothic" w:cs="Malgun Gothic" w:eastAsia="Malgun Gothic" w:hAnsi="Malgun Gothic"/>
+                <w:b w:val="false"/>
+                <w:bCs w:val="false"/>
+                <w:sz w:val="15"/>
+                <w:szCs w:val="15"/>
+              </w:rPr>
+              <w:t xml:space="preserve">Low</w:t>
+            </w:r>
+          </w:p>
+        </w:tc>
+      </w:tr>
+      <w:tr>
+        <w:tc>
+          <w:tcPr>
+            <w:tcW w:type="dxa" w:w="3353"/>
+            <w:tcMar>
+              <w:top w:type="dxa" w:w="25"/>
+              <w:left w:type="dxa" w:w="70"/>
+              <w:bottom w:type="dxa" w:w="25"/>
+              <w:right w:type="dxa" w:w="70"/>
+            </w:tcMar>
+          </w:tcPr>
+          <w:p>
+            <w:r>
+              <w:rPr>
+                <w:rFonts w:ascii="Malgun Gothic" w:cs="Malgun Gothic" w:eastAsia="Malgun Gothic" w:hAnsi="Malgun Gothic"/>
+                <w:b w:val="false"/>
+                <w:bCs w:val="false"/>
+                <w:sz w:val="15"/>
+                <w:szCs w:val="15"/>
+              </w:rPr>
+              <w:t xml:space="preserve">AI/AN (Northern Plains)</w:t>
+            </w:r>
+          </w:p>
+        </w:tc>
+        <w:tc>
+          <w:tcPr>
+            <w:tcW w:type="dxa" w:w="1099"/>
+            <w:tcMar>
+              <w:top w:type="dxa" w:w="25"/>
+              <w:left w:type="dxa" w:w="70"/>
+              <w:bottom w:type="dxa" w:w="25"/>
+              <w:right w:type="dxa" w:w="70"/>
+            </w:tcMar>
+          </w:tcPr>
+          <w:p>
+            <w:r>
+              <w:rPr>
+                <w:rFonts w:ascii="Malgun Gothic" w:cs="Malgun Gothic" w:eastAsia="Malgun Gothic" w:hAnsi="Malgun Gothic"/>
+                <w:b w:val="false"/>
+                <w:bCs w:val="false"/>
+                <w:sz w:val="15"/>
+                <w:szCs w:val="15"/>
+              </w:rPr>
+              <w:t xml:space="preserve">IRR</w:t>
+            </w:r>
+          </w:p>
+        </w:tc>
+        <w:tc>
+          <w:tcPr>
+            <w:tcW w:type="dxa" w:w="3133"/>
+            <w:tcMar>
+              <w:top w:type="dxa" w:w="25"/>
+              <w:left w:type="dxa" w:w="70"/>
+              <w:bottom w:type="dxa" w:w="25"/>
+              <w:right w:type="dxa" w:w="70"/>
+            </w:tcMar>
+          </w:tcPr>
+          <w:p>
+            <w:r>
+              <w:rPr>
+                <w:rFonts w:ascii="Malgun Gothic" w:cs="Malgun Gothic" w:eastAsia="Malgun Gothic" w:hAnsi="Malgun Gothic"/>
+                <w:b w:val="false"/>
+                <w:bCs w:val="false"/>
+                <w:sz w:val="15"/>
+                <w:szCs w:val="15"/>
+              </w:rPr>
+              <w:t xml:space="preserve">1.05 (point est.)</w:t>
+            </w:r>
+          </w:p>
+        </w:tc>
+        <w:tc>
+          <w:tcPr>
+            <w:tcW w:type="dxa" w:w="2913"/>
+            <w:tcMar>
+              <w:top w:type="dxa" w:w="25"/>
+              <w:left w:type="dxa" w:w="70"/>
+              <w:bottom w:type="dxa" w:w="25"/>
+              <w:right w:type="dxa" w:w="70"/>
+            </w:tcMar>
+          </w:tcPr>
+          <w:p>
+            <w:r>
+              <w:rPr>
+                <w:rFonts w:ascii="Malgun Gothic" w:cs="Malgun Gothic" w:eastAsia="Malgun Gothic" w:hAnsi="Malgun Gothic"/>
+                <w:b w:val="false"/>
+                <w:bCs w:val="false"/>
+                <w:sz w:val="15"/>
+                <w:szCs w:val="15"/>
+              </w:rPr>
+              <w:t xml:space="preserve">Melkonian 2019 (2010-2015)</w:t>
+            </w:r>
+          </w:p>
+        </w:tc>
+        <w:tc>
+          <w:tcPr>
+            <w:tcW w:type="dxa" w:w="2473"/>
+            <w:tcMar>
+              <w:top w:type="dxa" w:w="25"/>
+              <w:left w:type="dxa" w:w="70"/>
+              <w:bottom w:type="dxa" w:w="25"/>
+              <w:right w:type="dxa" w:w="70"/>
+            </w:tcMar>
+          </w:tcPr>
+          <w:p>
+            <w:r>
+              <w:rPr>
+                <w:rFonts w:ascii="Malgun Gothic" w:cs="Malgun Gothic" w:eastAsia="Malgun Gothic" w:hAnsi="Malgun Gothic"/>
+                <w:b w:val="false"/>
+                <w:bCs w:val="false"/>
+                <w:sz w:val="15"/>
+                <w:szCs w:val="15"/>
+              </w:rPr>
+              <w:t xml:space="preserve">IHS-PRCDA</w:t>
+            </w:r>
+          </w:p>
+        </w:tc>
+        <w:tc>
+          <w:tcPr>
+            <w:tcW w:type="dxa" w:w="1429"/>
+            <w:tcMar>
+              <w:top w:type="dxa" w:w="25"/>
+              <w:left w:type="dxa" w:w="70"/>
+              <w:bottom w:type="dxa" w:w="25"/>
+              <w:right w:type="dxa" w:w="70"/>
+            </w:tcMar>
+          </w:tcPr>
+          <w:p>
+            <w:r>
+              <w:rPr>
+                <w:rFonts w:ascii="Malgun Gothic" w:cs="Malgun Gothic" w:eastAsia="Malgun Gothic" w:hAnsi="Malgun Gothic"/>
+                <w:b w:val="false"/>
+                <w:bCs w:val="false"/>
+                <w:sz w:val="15"/>
+                <w:szCs w:val="15"/>
+              </w:rPr>
+              <w:t xml:space="preserve">Low</w:t>
+            </w:r>
+          </w:p>
+        </w:tc>
+      </w:tr>
+      <w:tr>
+        <w:tc>
+          <w:tcPr>
+            <w:tcW w:type="dxa" w:w="3353"/>
+            <w:tcMar>
+              <w:top w:type="dxa" w:w="25"/>
+              <w:left w:type="dxa" w:w="70"/>
+              <w:bottom w:type="dxa" w:w="25"/>
+              <w:right w:type="dxa" w:w="70"/>
+            </w:tcMar>
+          </w:tcPr>
+          <w:p>
+            <w:r>
+              <w:rPr>
+                <w:rFonts w:ascii="Malgun Gothic" w:cs="Malgun Gothic" w:eastAsia="Malgun Gothic" w:hAnsi="Malgun Gothic"/>
+                <w:b w:val="false"/>
+                <w:bCs w:val="false"/>
+                <w:sz w:val="15"/>
+                <w:szCs w:val="15"/>
+              </w:rPr>
+              <w:t xml:space="preserve">Alaska Native</w:t>
+            </w:r>
+          </w:p>
+        </w:tc>
+        <w:tc>
+          <w:tcPr>
+            <w:tcW w:type="dxa" w:w="1099"/>
+            <w:tcMar>
+              <w:top w:type="dxa" w:w="25"/>
+              <w:left w:type="dxa" w:w="70"/>
+              <w:bottom w:type="dxa" w:w="25"/>
+              <w:right w:type="dxa" w:w="70"/>
+            </w:tcMar>
+          </w:tcPr>
+          <w:p>
+            <w:r>
+              <w:rPr>
+                <w:rFonts w:ascii="Malgun Gothic" w:cs="Malgun Gothic" w:eastAsia="Malgun Gothic" w:hAnsi="Malgun Gothic"/>
+                <w:b w:val="false"/>
+                <w:bCs w:val="false"/>
+                <w:sz w:val="15"/>
+                <w:szCs w:val="15"/>
+              </w:rPr>
+              <w:t xml:space="preserve">IRR</w:t>
+            </w:r>
+          </w:p>
+        </w:tc>
+        <w:tc>
+          <w:tcPr>
+            <w:tcW w:type="dxa" w:w="3133"/>
+            <w:tcMar>
+              <w:top w:type="dxa" w:w="25"/>
+              <w:left w:type="dxa" w:w="70"/>
+              <w:bottom w:type="dxa" w:w="25"/>
+              <w:right w:type="dxa" w:w="70"/>
+            </w:tcMar>
+          </w:tcPr>
+          <w:p>
+            <w:r>
+              <w:rPr>
+                <w:rFonts w:ascii="Malgun Gothic" w:cs="Malgun Gothic" w:eastAsia="Malgun Gothic" w:hAnsi="Malgun Gothic"/>
+                <w:b w:val="false"/>
+                <w:bCs w:val="false"/>
+                <w:sz w:val="15"/>
+                <w:szCs w:val="15"/>
+              </w:rPr>
+              <w:t xml:space="preserve">1.09 [0.99, 1.21] †</w:t>
+            </w:r>
+          </w:p>
+        </w:tc>
+        <w:tc>
+          <w:tcPr>
+            <w:tcW w:type="dxa" w:w="2913"/>
+            <w:tcMar>
+              <w:top w:type="dxa" w:w="25"/>
+              <w:left w:type="dxa" w:w="70"/>
+              <w:bottom w:type="dxa" w:w="25"/>
+              <w:right w:type="dxa" w:w="70"/>
+            </w:tcMar>
+          </w:tcPr>
+          <w:p>
+            <w:r>
+              <w:rPr>
+                <w:rFonts w:ascii="Malgun Gothic" w:cs="Malgun Gothic" w:eastAsia="Malgun Gothic" w:hAnsi="Malgun Gothic"/>
+                <w:b w:val="false"/>
+                <w:bCs w:val="false"/>
+                <w:sz w:val="15"/>
+                <w:szCs w:val="15"/>
+              </w:rPr>
+              <w:t xml:space="preserve">Nash 2019 (2009-2014)</w:t>
+            </w:r>
+          </w:p>
+        </w:tc>
+        <w:tc>
+          <w:tcPr>
+            <w:tcW w:type="dxa" w:w="2473"/>
+            <w:tcMar>
+              <w:top w:type="dxa" w:w="25"/>
+              <w:left w:type="dxa" w:w="70"/>
+              <w:bottom w:type="dxa" w:w="25"/>
+              <w:right w:type="dxa" w:w="70"/>
+            </w:tcMar>
+          </w:tcPr>
+          <w:p>
+            <w:r>
+              <w:rPr>
+                <w:rFonts w:ascii="Malgun Gothic" w:cs="Malgun Gothic" w:eastAsia="Malgun Gothic" w:hAnsi="Malgun Gothic"/>
+                <w:b w:val="false"/>
+                <w:bCs w:val="false"/>
+                <w:sz w:val="15"/>
+                <w:szCs w:val="15"/>
+              </w:rPr>
+              <w:t xml:space="preserve">Alaska Native Tumor Registry (IHS-linked)</w:t>
+            </w:r>
+          </w:p>
+        </w:tc>
+        <w:tc>
+          <w:tcPr>
+            <w:tcW w:type="dxa" w:w="1429"/>
+            <w:tcMar>
+              <w:top w:type="dxa" w:w="25"/>
+              <w:left w:type="dxa" w:w="70"/>
+              <w:bottom w:type="dxa" w:w="25"/>
+              <w:right w:type="dxa" w:w="70"/>
+            </w:tcMar>
+          </w:tcPr>
+          <w:p>
+            <w:r>
+              <w:rPr>
+                <w:rFonts w:ascii="Malgun Gothic" w:cs="Malgun Gothic" w:eastAsia="Malgun Gothic" w:hAnsi="Malgun Gothic"/>
+                <w:b w:val="false"/>
+                <w:bCs w:val="false"/>
+                <w:sz w:val="15"/>
+                <w:szCs w:val="15"/>
+              </w:rPr>
+              <w:t xml:space="preserve">Low</w:t>
+            </w:r>
+          </w:p>
+        </w:tc>
+      </w:tr>
+      <w:tr>
+        <w:tc>
+          <w:tcPr>
+            <w:tcW w:type="dxa" w:w="3353"/>
+            <w:tcMar>
+              <w:top w:type="dxa" w:w="25"/>
+              <w:left w:type="dxa" w:w="70"/>
+              <w:bottom w:type="dxa" w:w="25"/>
+              <w:right w:type="dxa" w:w="70"/>
+            </w:tcMar>
+          </w:tcPr>
+          <w:p>
+            <w:r>
+              <w:rPr>
+                <w:rFonts w:ascii="Malgun Gothic" w:cs="Malgun Gothic" w:eastAsia="Malgun Gothic" w:hAnsi="Malgun Gothic"/>
+                <w:b w:val="false"/>
+                <w:bCs w:val="false"/>
+                <w:sz w:val="15"/>
+                <w:szCs w:val="15"/>
+              </w:rPr>
+              <w:t xml:space="preserve">AI/AN (Southern Plains)</w:t>
+            </w:r>
+          </w:p>
+        </w:tc>
+        <w:tc>
+          <w:tcPr>
+            <w:tcW w:type="dxa" w:w="1099"/>
+            <w:tcMar>
+              <w:top w:type="dxa" w:w="25"/>
+              <w:left w:type="dxa" w:w="70"/>
+              <w:bottom w:type="dxa" w:w="25"/>
+              <w:right w:type="dxa" w:w="70"/>
+            </w:tcMar>
+          </w:tcPr>
+          <w:p>
+            <w:r>
+              <w:rPr>
+                <w:rFonts w:ascii="Malgun Gothic" w:cs="Malgun Gothic" w:eastAsia="Malgun Gothic" w:hAnsi="Malgun Gothic"/>
+                <w:b w:val="false"/>
+                <w:bCs w:val="false"/>
+                <w:sz w:val="15"/>
+                <w:szCs w:val="15"/>
+              </w:rPr>
+              <w:t xml:space="preserve">IRR</w:t>
+            </w:r>
+          </w:p>
+        </w:tc>
+        <w:tc>
+          <w:tcPr>
+            <w:tcW w:type="dxa" w:w="3133"/>
+            <w:tcMar>
+              <w:top w:type="dxa" w:w="25"/>
+              <w:left w:type="dxa" w:w="70"/>
+              <w:bottom w:type="dxa" w:w="25"/>
+              <w:right w:type="dxa" w:w="70"/>
+            </w:tcMar>
+          </w:tcPr>
+          <w:p>
+            <w:r>
+              <w:rPr>
+                <w:rFonts w:ascii="Malgun Gothic" w:cs="Malgun Gothic" w:eastAsia="Malgun Gothic" w:hAnsi="Malgun Gothic"/>
+                <w:b w:val="false"/>
+                <w:bCs w:val="false"/>
+                <w:sz w:val="15"/>
+                <w:szCs w:val="15"/>
+              </w:rPr>
+              <w:t xml:space="preserve">1.33 [1.26, 1.41]</w:t>
+            </w:r>
+          </w:p>
+        </w:tc>
+        <w:tc>
+          <w:tcPr>
+            <w:tcW w:type="dxa" w:w="2913"/>
+            <w:tcMar>
+              <w:top w:type="dxa" w:w="25"/>
+              <w:left w:type="dxa" w:w="70"/>
+              <w:bottom w:type="dxa" w:w="25"/>
+              <w:right w:type="dxa" w:w="70"/>
+            </w:tcMar>
+          </w:tcPr>
+          <w:p>
+            <w:r>
+              <w:rPr>
+                <w:rFonts w:ascii="Malgun Gothic" w:cs="Malgun Gothic" w:eastAsia="Malgun Gothic" w:hAnsi="Malgun Gothic"/>
+                <w:b w:val="false"/>
+                <w:bCs w:val="false"/>
+                <w:sz w:val="15"/>
+                <w:szCs w:val="15"/>
+              </w:rPr>
+              <w:t xml:space="preserve">Melkonian 2021 (2012-2016)</w:t>
+            </w:r>
+          </w:p>
+        </w:tc>
+        <w:tc>
+          <w:tcPr>
+            <w:tcW w:type="dxa" w:w="2473"/>
+            <w:tcMar>
+              <w:top w:type="dxa" w:w="25"/>
+              <w:left w:type="dxa" w:w="70"/>
+              <w:bottom w:type="dxa" w:w="25"/>
+              <w:right w:type="dxa" w:w="70"/>
+            </w:tcMar>
+          </w:tcPr>
+          <w:p>
+            <w:r>
+              <w:rPr>
+                <w:rFonts w:ascii="Malgun Gothic" w:cs="Malgun Gothic" w:eastAsia="Malgun Gothic" w:hAnsi="Malgun Gothic"/>
+                <w:b w:val="false"/>
+                <w:bCs w:val="false"/>
+                <w:sz w:val="15"/>
+                <w:szCs w:val="15"/>
+              </w:rPr>
+              <w:t xml:space="preserve">IHS-PRCDA</w:t>
+            </w:r>
+          </w:p>
+        </w:tc>
+        <w:tc>
+          <w:tcPr>
+            <w:tcW w:type="dxa" w:w="1429"/>
+            <w:tcMar>
+              <w:top w:type="dxa" w:w="25"/>
+              <w:left w:type="dxa" w:w="70"/>
+              <w:bottom w:type="dxa" w:w="25"/>
+              <w:right w:type="dxa" w:w="70"/>
+            </w:tcMar>
+          </w:tcPr>
+          <w:p>
+            <w:r>
+              <w:rPr>
+                <w:rFonts w:ascii="Malgun Gothic" w:cs="Malgun Gothic" w:eastAsia="Malgun Gothic" w:hAnsi="Malgun Gothic"/>
+                <w:b w:val="false"/>
+                <w:bCs w:val="false"/>
+                <w:sz w:val="15"/>
+                <w:szCs w:val="15"/>
+              </w:rPr>
+              <w:t xml:space="preserve">Low</w:t>
+            </w:r>
+          </w:p>
+        </w:tc>
+      </w:tr>
+      <w:tr>
+        <w:tc>
+          <w:tcPr>
             <w:tcW w:type="dxa" w:w="14400"/>
             <w:gridSpan w:val="6"/>
-            <w:shd w:fill="D9E2EF" w:color="auto" w:val="clear"/>
             <w:tcMar>
               <w:top w:type="dxa" w:w="30"/>
               <w:left w:type="dxa" w:w="70"/>
@@ -4039,7 +4447,6 @@
           <w:tcPr>
             <w:tcW w:type="dxa" w:w="14400"/>
             <w:gridSpan w:val="6"/>
-            <w:shd w:fill="D9E2EF" w:color="auto" w:val="clear"/>
             <w:tcMar>
               <w:top w:type="dxa" w:w="30"/>
               <w:left w:type="dxa" w:w="70"/>
@@ -4127,7 +4534,7 @@
                 <w:sz w:val="15"/>
                 <w:szCs w:val="15"/>
               </w:rPr>
-              <w:t xml:space="preserve">0.53 [0.39, 0.71] †</w:t>
+              <w:t xml:space="preserve">0.53 [0.31, 0.93] † ‡</w:t>
             </w:r>
           </w:p>
         </w:tc>
@@ -4547,7 +4954,7 @@
                 <w:sz w:val="15"/>
                 <w:szCs w:val="15"/>
               </w:rPr>
-              <w:t xml:space="preserve">0.84 [0.8, 0.88] †</w:t>
+              <w:t xml:space="preserve">0.84 [0.60, 1.18] † ‡</w:t>
             </w:r>
           </w:p>
         </w:tc>
@@ -4967,7 +5374,147 @@
                 <w:sz w:val="15"/>
                 <w:szCs w:val="15"/>
               </w:rPr>
-              <w:t xml:space="preserve">0.86 [0.79, 0.91] †</w:t>
+              <w:t xml:space="preserve">0.86 [0.60, 1.22] † ‡</w:t>
+            </w:r>
+          </w:p>
+        </w:tc>
+        <w:tc>
+          <w:tcPr>
+            <w:tcW w:type="dxa" w:w="2913"/>
+            <w:tcMar>
+              <w:top w:type="dxa" w:w="25"/>
+              <w:left w:type="dxa" w:w="70"/>
+              <w:bottom w:type="dxa" w:w="25"/>
+              <w:right w:type="dxa" w:w="70"/>
+            </w:tcMar>
+          </w:tcPr>
+          <w:p>
+            <w:r>
+              <w:rPr>
+                <w:rFonts w:ascii="Malgun Gothic" w:cs="Malgun Gothic" w:eastAsia="Malgun Gothic" w:hAnsi="Malgun Gothic"/>
+                <w:b w:val="false"/>
+                <w:bCs w:val="false"/>
+                <w:sz w:val="15"/>
+                <w:szCs w:val="15"/>
+              </w:rPr>
+              <w:t xml:space="preserve">Loo 2019 (2000-2016)</w:t>
+            </w:r>
+          </w:p>
+        </w:tc>
+        <w:tc>
+          <w:tcPr>
+            <w:tcW w:type="dxa" w:w="2473"/>
+            <w:tcMar>
+              <w:top w:type="dxa" w:w="25"/>
+              <w:left w:type="dxa" w:w="70"/>
+              <w:bottom w:type="dxa" w:w="25"/>
+              <w:right w:type="dxa" w:w="70"/>
+            </w:tcMar>
+          </w:tcPr>
+          <w:p>
+            <w:r>
+              <w:rPr>
+                <w:rFonts w:ascii="Malgun Gothic" w:cs="Malgun Gothic" w:eastAsia="Malgun Gothic" w:hAnsi="Malgun Gothic"/>
+                <w:b w:val="false"/>
+                <w:bCs w:val="false"/>
+                <w:sz w:val="15"/>
+                <w:szCs w:val="15"/>
+              </w:rPr>
+              <w:t xml:space="preserve">Hawaii Tumor Registry (SEER)</w:t>
+            </w:r>
+          </w:p>
+        </w:tc>
+        <w:tc>
+          <w:tcPr>
+            <w:tcW w:type="dxa" w:w="1429"/>
+            <w:tcMar>
+              <w:top w:type="dxa" w:w="25"/>
+              <w:left w:type="dxa" w:w="70"/>
+              <w:bottom w:type="dxa" w:w="25"/>
+              <w:right w:type="dxa" w:w="70"/>
+            </w:tcMar>
+          </w:tcPr>
+          <w:p>
+            <w:r>
+              <w:rPr>
+                <w:rFonts w:ascii="Malgun Gothic" w:cs="Malgun Gothic" w:eastAsia="Malgun Gothic" w:hAnsi="Malgun Gothic"/>
+                <w:b w:val="false"/>
+                <w:bCs w:val="false"/>
+                <w:sz w:val="15"/>
+                <w:szCs w:val="15"/>
+              </w:rPr>
+              <w:t xml:space="preserve">Low</w:t>
+            </w:r>
+          </w:p>
+        </w:tc>
+      </w:tr>
+      <w:tr>
+        <w:tc>
+          <w:tcPr>
+            <w:tcW w:type="dxa" w:w="3353"/>
+            <w:tcMar>
+              <w:top w:type="dxa" w:w="25"/>
+              <w:left w:type="dxa" w:w="70"/>
+              <w:bottom w:type="dxa" w:w="25"/>
+              <w:right w:type="dxa" w:w="70"/>
+            </w:tcMar>
+          </w:tcPr>
+          <w:p>
+            <w:r>
+              <w:rPr>
+                <w:rFonts w:ascii="Malgun Gothic" w:cs="Malgun Gothic" w:eastAsia="Malgun Gothic" w:hAnsi="Malgun Gothic"/>
+                <w:b w:val="false"/>
+                <w:bCs w:val="false"/>
+                <w:sz w:val="15"/>
+                <w:szCs w:val="15"/>
+              </w:rPr>
+              <w:t xml:space="preserve">Japanese</w:t>
+            </w:r>
+          </w:p>
+        </w:tc>
+        <w:tc>
+          <w:tcPr>
+            <w:tcW w:type="dxa" w:w="1099"/>
+            <w:tcMar>
+              <w:top w:type="dxa" w:w="25"/>
+              <w:left w:type="dxa" w:w="70"/>
+              <w:bottom w:type="dxa" w:w="25"/>
+              <w:right w:type="dxa" w:w="70"/>
+            </w:tcMar>
+          </w:tcPr>
+          <w:p>
+            <w:r>
+              <w:rPr>
+                <w:rFonts w:ascii="Malgun Gothic" w:cs="Malgun Gothic" w:eastAsia="Malgun Gothic" w:hAnsi="Malgun Gothic"/>
+                <w:b w:val="false"/>
+                <w:bCs w:val="false"/>
+                <w:sz w:val="15"/>
+                <w:szCs w:val="15"/>
+              </w:rPr>
+              <w:t xml:space="preserve">IRR</w:t>
+            </w:r>
+          </w:p>
+        </w:tc>
+        <w:tc>
+          <w:tcPr>
+            <w:tcW w:type="dxa" w:w="3133"/>
+            <w:tcMar>
+              <w:top w:type="dxa" w:w="25"/>
+              <w:left w:type="dxa" w:w="70"/>
+              <w:bottom w:type="dxa" w:w="25"/>
+              <w:right w:type="dxa" w:w="70"/>
+            </w:tcMar>
+          </w:tcPr>
+          <w:p>
+            <w:r>
+              <w:rPr>
+                <w:rFonts w:ascii="Malgun Gothic" w:cs="Malgun Gothic" w:eastAsia="Malgun Gothic" w:hAnsi="Malgun Gothic"/>
+                <w:b w:val="false"/>
+                <w:bCs w:val="false"/>
+                <w:sz w:val="15"/>
+                <w:szCs w:val="15"/>
+              </w:rPr>
+              <w:t xml:space="preserve">1.08 [0.79, 1.46] † ‡</w:t>
             </w:r>
           </w:p>
         </w:tc>
@@ -5204,7 +5751,6 @@
     </w:p>
     <w:p>
       <w:pPr>
-        <w:pStyle w:val="Heading1"/>
         <w:spacing w:after="100" w:before="200"/>
       </w:pPr>
       <w:r>
@@ -5212,6 +5758,7 @@
           <w:rFonts w:ascii="Malgun Gothic" w:cs="Malgun Gothic" w:eastAsia="Malgun Gothic" w:hAnsi="Malgun Gothic"/>
           <w:b/>
           <w:bCs/>
+          <w:color w:val="000000"/>
           <w:sz w:val="24"/>
           <w:szCs w:val="24"/>
         </w:rPr>
@@ -5275,7 +5822,6 @@
     </w:p>
     <w:p>
       <w:pPr>
-        <w:pStyle w:val="Heading1"/>
         <w:spacing w:after="100" w:before="200"/>
       </w:pPr>
       <w:r>
@@ -5283,6 +5829,7 @@
           <w:rFonts w:ascii="Malgun Gothic" w:cs="Malgun Gothic" w:eastAsia="Malgun Gothic" w:hAnsi="Malgun Gothic"/>
           <w:b/>
           <w:bCs/>
+          <w:color w:val="000000"/>
           <w:sz w:val="24"/>
           <w:szCs w:val="24"/>
         </w:rPr>
@@ -5346,7 +5893,6 @@
     </w:p>
     <w:p>
       <w:pPr>
-        <w:pStyle w:val="Heading1"/>
         <w:spacing w:after="100" w:before="200"/>
       </w:pPr>
       <w:r>
@@ -5354,6 +5900,7 @@
           <w:rFonts w:ascii="Malgun Gothic" w:cs="Malgun Gothic" w:eastAsia="Malgun Gothic" w:hAnsi="Malgun Gothic"/>
           <w:b/>
           <w:bCs/>
+          <w:color w:val="000000"/>
           <w:sz w:val="24"/>
           <w:szCs w:val="24"/>
         </w:rPr>

--- a/meta_agents/search_v2/outputs/Main_Text_Tables_Figures.docx
+++ b/meta_agents/search_v2/outputs/Main_Text_Tables_Figures.docx
@@ -48,21 +48,6 @@
         <w:t xml:space="preserve">Table 1. Incidence rate ratios of invasive breast cancer among U.S. racial and ethnic groups relative to non-Hispanic White women, by analytic dimension</w:t>
       </w:r>
     </w:p>
-    <w:p>
-      <w:pPr>
-        <w:spacing w:after="80"/>
-      </w:pPr>
-      <w:r>
-        <w:rPr>
-          <w:rFonts w:ascii="Malgun Gothic" w:cs="Malgun Gothic" w:eastAsia="Malgun Gothic" w:hAnsi="Malgun Gothic"/>
-          <w:i/>
-          <w:iCs/>
-          <w:sz w:val="18"/>
-          <w:szCs w:val="18"/>
-        </w:rPr>
-        <w:t xml:space="preserve">Each value is a representative population-based estimate (a contemporary benchmark) for the group — the most recent, broadest-coverage registry estimate with an appropriate population definition and standardization — not a meta-analytic pooled estimate; one estimate is shown per registry family. Effect measure is the incidence rate ratio (IRR) unless noted as a standardized incidence ratio (SIR). Comparisons are versus non-Hispanic White (NHW) women, except where marked † — the reference in that study was an unstratified White group (not stratified by Hispanic origin), which may raise the IRR slightly; these estimates are examined in the NHW-comparator sensitivity analysis (Supplementary Table 6c). Black denotes non-Hispanic Black (NHB), and the Asian/Pacific Islander aggregate is labeled AANHPI (Asian American, Native Hawaiian, and Pacific Islander), with the Pacific-Islander subset shown separately as NHPI. RoB = risk-of-bias rating of the representative study. Full per-estimate detail, including each study's comparator and standard population, is in the Supplementary Materials.</w:t>
-      </w:r>
-    </w:p>
     <w:tbl>
       <w:tblPr>
         <w:tblW w:type="dxa" w:w="14400"/>
@@ -5733,6 +5718,21 @@
       <w:pPr>
         <w:spacing w:after="80"/>
       </w:pPr>
+    </w:p>
+    <w:p>
+      <w:pPr>
+        <w:spacing w:after="80"/>
+      </w:pPr>
+      <w:r>
+        <w:rPr>
+          <w:rFonts w:ascii="Malgun Gothic" w:cs="Malgun Gothic" w:eastAsia="Malgun Gothic" w:hAnsi="Malgun Gothic"/>
+          <w:i/>
+          <w:iCs/>
+          <w:sz w:val="18"/>
+          <w:szCs w:val="18"/>
+        </w:rPr>
+        <w:t xml:space="preserve">Note. Each cell shows one representative population-based estimate — the most recent, broadest-coverage registry estimate per registry family — not a pooled estimate; the selection rule and its robustness are given in the Methods and Supplementary Table 6. The effect measure is the incidence rate ratio (IRR) unless marked as a standardized incidence ratio (SIR); comparisons are versus non-Hispanic White (NHW) women. † the study's reference was an unstratified White group (not stratified by Hispanic origin), examined in the NHW-comparator sensitivity analysis (Supplementary Table 6c). ‡ the 95% confidence interval was computed by the reviewers from published rates rather than reported in the source. NHB, non-Hispanic Black; AANHPI, Asian American, Native Hawaiian, and Pacific Islander (NHPI, the Pacific Islander subset, shown separately); RoB, risk-of-bias rating of the representative study. Full per-estimate detail is in the Supplementary Materials.</w:t>
+      </w:r>
     </w:p>
     <w:p>
       <w:r>
